--- a/Proposal/GuadalX_Propuesta final_Eng.docx
+++ b/Proposal/GuadalX_Propuesta final_Eng.docx
@@ -1,10 +1,12 @@
 
 <file path=word/document.xml><?xml version="1.0" encoding="utf-8"?>
-<w:document xmlns:wpc="http://schemas.microsoft.com/office/word/2010/wordprocessingCanvas" xmlns:cx="http://schemas.microsoft.com/office/drawing/2014/chartex" xmlns:cx1="http://schemas.microsoft.com/office/drawing/2015/9/8/chartex" xmlns:cx2="http://schemas.microsoft.com/office/drawing/2015/10/21/chartex" xmlns:cx3="http://schemas.microsoft.com/office/drawing/2016/5/9/chartex" xmlns:cx4="http://schemas.microsoft.com/office/drawing/2016/5/10/chartex" xmlns:cx5="http://schemas.microsoft.com/office/drawing/2016/5/11/chartex" xmlns:cx6="http://schemas.microsoft.com/office/drawing/2016/5/12/chartex" xmlns:cx7="http://schemas.microsoft.com/office/drawing/2016/5/13/chartex" xmlns:cx8="http://schemas.microsoft.com/office/drawing/2016/5/14/chartex" xmlns:mc="http://schemas.openxmlformats.org/markup-compatibility/2006" xmlns:aink="http://schemas.microsoft.com/office/drawing/2016/ink" xmlns:am3d="http://schemas.microsoft.com/office/drawing/2017/model3d" xmlns:o="urn:schemas-microsoft-com:office:office" xmlns:oel="http://schemas.microsoft.com/office/2019/extlst" xmlns:r="http://schemas.openxmlformats.org/officeDocument/2006/relationships" xmlns:m="http://schemas.openxmlformats.org/officeDocument/2006/math" xmlns:v="urn:schemas-microsoft-com:vml" xmlns:wp14="http://schemas.microsoft.com/office/word/2010/wordprocessingDrawing" xmlns:wp="http://schemas.openxmlformats.org/drawingml/2006/wordprocessingDrawing" xmlns:w10="urn:schemas-microsoft-com:office:word" xmlns:w="http://schemas.openxmlformats.org/wordprocessingml/2006/main" xmlns:w14="http://schemas.microsoft.com/office/word/2010/wordml" xmlns:w15="http://schemas.microsoft.com/office/word/2012/wordml" xmlns:w16cex="http://schemas.microsoft.com/office/word/2018/wordml/cex" xmlns:w16cid="http://schemas.microsoft.com/office/word/2016/wordml/cid" xmlns:w16="http://schemas.microsoft.com/office/word/2018/wordml" xmlns:w16sdtdh="http://schemas.microsoft.com/office/word/2020/wordml/sdtdatahash" xmlns:w16se="http://schemas.microsoft.com/office/word/2015/wordml/symex" xmlns:wpg="http://schemas.microsoft.com/office/word/2010/wordprocessingGroup" xmlns:wpi="http://schemas.microsoft.com/office/word/2010/wordprocessingInk" xmlns:wne="http://schemas.microsoft.com/office/word/2006/wordml" xmlns:wps="http://schemas.microsoft.com/office/word/2010/wordprocessingShape" mc:Ignorable="w14 w15 w16se w16cid w16 w16cex w16sdtdh wp14">
+<w:document xmlns:o="urn:schemas-microsoft-com:office:office" xmlns:r="http://schemas.openxmlformats.org/officeDocument/2006/relationships" xmlns:v="urn:schemas-microsoft-com:vml" xmlns:w="http://schemas.openxmlformats.org/wordprocessingml/2006/main" xmlns:w10="urn:schemas-microsoft-com:office:word" xmlns:wp="http://schemas.openxmlformats.org/drawingml/2006/wordprocessingDrawing" xmlns:wps="http://schemas.microsoft.com/office/word/2010/wordprocessingShape" xmlns:wpg="http://schemas.microsoft.com/office/word/2010/wordprocessingGroup" xmlns:mc="http://schemas.openxmlformats.org/markup-compatibility/2006" xmlns:wp14="http://schemas.microsoft.com/office/word/2010/wordprocessingDrawing" xmlns:w14="http://schemas.microsoft.com/office/word/2010/wordml" xmlns:w15="http://schemas.microsoft.com/office/word/2012/wordml" mc:Ignorable="w14 wp14 w15">
   <w:body>
     <w:p>
       <w:pPr>
         <w:pStyle w:val="Title"/>
+        <w:spacing w:before="107" w:after="0"/>
+        <w:rPr/>
       </w:pPr>
       <w:r>
         <w:rPr>
@@ -93,19 +95,30 @@
     </w:p>
     <w:p>
       <w:pPr>
-        <w:pStyle w:val="BodyText"/>
-        <w:spacing w:before="5"/>
-        <w:rPr>
-          <w:rFonts w:ascii="Calibri"/>
+        <w:pStyle w:val="TextBody"/>
+        <w:spacing w:before="5" w:after="0"/>
+        <w:rPr>
+          <w:rFonts w:ascii="Calibri" w:hAnsi="Calibri"/>
           <w:b/>
+          <w:b/>
+          <w:i/>
           <w:i/>
           <w:sz w:val="39"/>
         </w:rPr>
       </w:pPr>
+      <w:r>
+        <w:rPr>
+          <w:rFonts w:ascii="Calibri" w:hAnsi="Calibri"/>
+          <w:b/>
+          <w:i/>
+          <w:sz w:val="39"/>
+        </w:rPr>
+      </w:r>
     </w:p>
     <w:p>
       <w:pPr>
         <w:pStyle w:val="Heading1"/>
+        <w:rPr/>
       </w:pPr>
       <w:bookmarkStart w:id="0" w:name="Introduction"/>
       <w:bookmarkEnd w:id="0"/>
@@ -119,54 +132,28 @@
     </w:p>
     <w:p>
       <w:pPr>
-        <w:pStyle w:val="BodyText"/>
-        <w:spacing w:before="174"/>
-        <w:ind w:left="172" w:right="391"/>
+        <w:pStyle w:val="TextBody"/>
+        <w:spacing w:before="174" w:after="0"/>
+        <w:ind w:left="172" w:right="391" w:hanging="0"/>
         <w:jc w:val="both"/>
-      </w:pPr>
-      <w:r>
-        <w:t xml:space="preserve">Mediterranean river basins, home to a significant number of endemic fish species facing conservation challenges, are among the most vulnerable types of dendritic metacommunities (Smith &amp; </w:t>
-      </w:r>
-      <w:proofErr w:type="spellStart"/>
-      <w:r>
-        <w:t>Darwall</w:t>
-      </w:r>
-      <w:proofErr w:type="spellEnd"/>
-      <w:r>
-        <w:t xml:space="preserve">, 2006; </w:t>
-      </w:r>
-      <w:proofErr w:type="spellStart"/>
-      <w:r>
-        <w:t>Reyjol</w:t>
-      </w:r>
-      <w:proofErr w:type="spellEnd"/>
-      <w:r>
-        <w:t xml:space="preserve"> et al., 2007). The structure and colonization</w:t>
-      </w:r>
-      <w:r>
-        <w:t>-</w:t>
-      </w:r>
-      <w:r>
-        <w:t>extinction dynamics of fish metacommunities are naturally constrained by the connectivity within their habitats, shaped by both local and regional factors (Brown &amp; Swan 2010). These indigenous species are increasingly threatened by factors such as reservoir-induced connectivity reduction, increased pollution, habitat loss, and a surge in invasive species, which pose significant threats to freshwater ecosystems globally (Valerio et al. 2022).</w:t>
-      </w:r>
-    </w:p>
-    <w:p>
-      <w:pPr>
-        <w:pStyle w:val="BodyText"/>
-        <w:spacing w:before="177"/>
-        <w:ind w:left="172" w:right="376"/>
+        <w:rPr/>
+      </w:pPr>
+      <w:r>
+        <w:rPr/>
+        <w:t>Mediterranean river basins, home to a significant number of endemic fish species facing conservation challenges, are among the most vulnerable types of dendritic metacommunities (Smith &amp; Darwall, 2006; Reyjol et al., 2007). The structure and colonization-extinction dynamics of fish metacommunities are naturally constrained by the connectivity within their habitats, shaped by both local and regional factors (Brown &amp; Swan 2010). These indigenous species are increasingly threatened by factors such as reservoir-induced connectivity reduction, increased pollution, habitat loss, and a surge in invasive species, which pose significant threats to freshwater ecosystems globally (Valerio et al. 2022).</w:t>
+      </w:r>
+    </w:p>
+    <w:p>
+      <w:pPr>
+        <w:pStyle w:val="TextBody"/>
+        <w:spacing w:before="177" w:after="0"/>
+        <w:ind w:left="172" w:right="376" w:hanging="0"/>
         <w:jc w:val="both"/>
-      </w:pPr>
-      <w:r>
-        <w:t>Mediterranean rivers' vulnerability to climate change (</w:t>
-      </w:r>
-      <w:proofErr w:type="spellStart"/>
-      <w:r>
-        <w:t>Jarić</w:t>
-      </w:r>
-      <w:proofErr w:type="spellEnd"/>
-      <w:r>
-        <w:t xml:space="preserve"> et al. 2018) is exacerbated by</w:t>
+        <w:rPr/>
+      </w:pPr>
+      <w:r>
+        <w:rPr/>
+        <w:t>Mediterranean rivers' vulnerability to climate change (Jarić et al. 2018) is exacerbated by</w:t>
       </w:r>
       <w:r>
         <w:rPr>
@@ -175,45 +162,17 @@
         <w:t xml:space="preserve"> </w:t>
       </w:r>
       <w:r>
-        <w:t>their species-poor communities and periods of natural drought</w:t>
-      </w:r>
-      <w:r>
-        <w:t>-</w:t>
-      </w:r>
-      <w:r>
-        <w:t>flood (</w:t>
-      </w:r>
-      <w:proofErr w:type="spellStart"/>
-      <w:r>
-        <w:t>Gasith</w:t>
-      </w:r>
-      <w:proofErr w:type="spellEnd"/>
-      <w:r>
-        <w:t xml:space="preserve"> &amp; </w:t>
-      </w:r>
-      <w:proofErr w:type="spellStart"/>
-      <w:r>
-        <w:t>Resh</w:t>
-      </w:r>
-      <w:proofErr w:type="spellEnd"/>
-      <w:r>
-        <w:t xml:space="preserve">, 1999). Increasingly intense summer heat is compounding the fragmentation of fish populations, which naturally isolate into pools during the drought (Bernardo et al., 2003, </w:t>
-      </w:r>
-      <w:proofErr w:type="spellStart"/>
-      <w:r>
-        <w:t>Maghallaes</w:t>
-      </w:r>
-      <w:proofErr w:type="spellEnd"/>
-      <w:r>
-        <w:t xml:space="preserve"> et al., 2007). Although native species have adapted to these fluctuations, escalating climate change poses an unprecedented threat. The region has already experienced a 1.5</w:t>
-      </w:r>
-      <w:r>
-        <w:rPr>
-          <w:rFonts w:ascii="Microsoft Sans Serif" w:eastAsia="Microsoft Sans Serif" w:hAnsi="Microsoft Sans Serif" w:cs="Microsoft Sans Serif"/>
+        <w:rPr/>
+        <w:t>their species-poor communities and periods of natural drought-flood (Gasith &amp; Resh, 1999). Increasingly intense summer heat is compounding the fragmentation of fish populations, which naturally isolate into pools during the drought (Bernardo et al., 2003, Maghallaes et al., 2007). Although native species have adapted to these fluctuations, escalating climate change poses an unprecedented threat. The region has already experienced a 1.5</w:t>
+      </w:r>
+      <w:r>
+        <w:rPr>
+          <w:rFonts w:eastAsia="Microsoft Sans Serif" w:cs="Microsoft Sans Serif" w:ascii="Microsoft Sans Serif" w:hAnsi="Microsoft Sans Serif"/>
         </w:rPr>
         <w:t>ᵒ</w:t>
       </w:r>
       <w:r>
+        <w:rPr/>
         <w:t>C increase in summer temperatures, outpacing global rates by 20% (Ali et al., 2022). Predictions suggest that</w:t>
       </w:r>
       <w:r>
@@ -223,6 +182,7 @@
         <w:t xml:space="preserve"> </w:t>
       </w:r>
       <w:r>
+        <w:rPr/>
         <w:t>droughts</w:t>
       </w:r>
       <w:r>
@@ -232,6 +192,7 @@
         <w:t xml:space="preserve"> </w:t>
       </w:r>
       <w:r>
+        <w:rPr/>
         <w:t>will</w:t>
       </w:r>
       <w:r>
@@ -241,6 +202,7 @@
         <w:t xml:space="preserve"> </w:t>
       </w:r>
       <w:r>
+        <w:rPr/>
         <w:t>worsen,</w:t>
       </w:r>
       <w:r>
@@ -250,6 +212,7 @@
         <w:t xml:space="preserve"> </w:t>
       </w:r>
       <w:r>
+        <w:rPr/>
         <w:t>potentially</w:t>
       </w:r>
       <w:r>
@@ -259,6 +222,7 @@
         <w:t xml:space="preserve"> </w:t>
       </w:r>
       <w:r>
+        <w:rPr/>
         <w:t>leading</w:t>
       </w:r>
       <w:r>
@@ -268,6 +232,7 @@
         <w:t xml:space="preserve"> </w:t>
       </w:r>
       <w:r>
+        <w:rPr/>
         <w:t>to</w:t>
       </w:r>
       <w:r>
@@ -277,6 +242,7 @@
         <w:t xml:space="preserve"> </w:t>
       </w:r>
       <w:r>
+        <w:rPr/>
         <w:t>complete</w:t>
       </w:r>
       <w:r>
@@ -286,6 +252,7 @@
         <w:t xml:space="preserve"> </w:t>
       </w:r>
       <w:r>
+        <w:rPr/>
         <w:t>dry-outs</w:t>
       </w:r>
       <w:r>
@@ -295,6 +262,7 @@
         <w:t xml:space="preserve"> </w:t>
       </w:r>
       <w:r>
+        <w:rPr/>
         <w:t>of</w:t>
       </w:r>
       <w:r>
@@ -304,6 +272,7 @@
         <w:t xml:space="preserve"> </w:t>
       </w:r>
       <w:r>
+        <w:rPr/>
         <w:t>headwater</w:t>
       </w:r>
       <w:r>
@@ -313,6 +282,7 @@
         <w:t xml:space="preserve"> </w:t>
       </w:r>
       <w:r>
+        <w:rPr/>
         <w:t>streams.</w:t>
       </w:r>
       <w:r>
@@ -322,6 +292,7 @@
         <w:t xml:space="preserve"> </w:t>
       </w:r>
       <w:r>
+        <w:rPr/>
         <w:t>In</w:t>
       </w:r>
       <w:r>
@@ -331,15 +302,17 @@
         <w:t xml:space="preserve"> </w:t>
       </w:r>
       <w:r>
+        <w:rPr/>
         <w:t>a scenario where temperatures rise by 3</w:t>
       </w:r>
       <w:r>
         <w:rPr>
-          <w:rFonts w:ascii="Microsoft Sans Serif" w:eastAsia="Microsoft Sans Serif" w:hAnsi="Microsoft Sans Serif" w:cs="Microsoft Sans Serif"/>
+          <w:rFonts w:eastAsia="Microsoft Sans Serif" w:cs="Microsoft Sans Serif" w:ascii="Microsoft Sans Serif" w:hAnsi="Microsoft Sans Serif"/>
         </w:rPr>
         <w:t>ᵒ</w:t>
       </w:r>
       <w:r>
+        <w:rPr/>
         <w:t>C, there is projected to be a 12% reduction in</w:t>
       </w:r>
       <w:r>
@@ -349,32 +322,21 @@
         <w:t xml:space="preserve"> </w:t>
       </w:r>
       <w:r>
-        <w:t>expected mean rainfall (</w:t>
-      </w:r>
-      <w:proofErr w:type="spellStart"/>
-      <w:r>
-        <w:t>XIth</w:t>
-      </w:r>
-      <w:proofErr w:type="spellEnd"/>
-      <w:r>
-        <w:t xml:space="preserve"> IPCC Report, Ali et al., 2022). These conditions increase the risk of local extinction, with uncertain impacts on the metacommunity.</w:t>
-      </w:r>
-    </w:p>
-    <w:p>
-      <w:pPr>
-        <w:pStyle w:val="BodyText"/>
-        <w:spacing w:before="175"/>
-        <w:ind w:left="172" w:right="378"/>
+        <w:rPr/>
+        <w:t>expected mean rainfall (XIth IPCC Report, Ali et al., 2022). These conditions increase the risk of local extinction, with uncertain impacts on the metacommunity.</w:t>
+      </w:r>
+    </w:p>
+    <w:p>
+      <w:pPr>
+        <w:pStyle w:val="TextBody"/>
+        <w:spacing w:before="175" w:after="0"/>
+        <w:ind w:left="172" w:right="378" w:hanging="0"/>
         <w:jc w:val="both"/>
-      </w:pPr>
-      <w:r>
-        <w:t xml:space="preserve">Despite these mounting threats, the primary drivers of extinction risks in these communities remain uncertain, particularly regarding the combined effects of multiple </w:t>
-      </w:r>
-      <w:r>
-        <w:t>problems</w:t>
-      </w:r>
-      <w:r>
-        <w:t>. To prevent catastrophic</w:t>
+        <w:rPr/>
+      </w:pPr>
+      <w:r>
+        <w:rPr/>
+        <w:t>Despite these mounting threats, the primary drivers of extinction risks in these communities remain uncertain, particularly regarding the combined effects of multiple problems. To prevent catastrophic</w:t>
       </w:r>
       <w:r>
         <w:rPr>
@@ -383,6 +345,7 @@
         <w:t xml:space="preserve"> </w:t>
       </w:r>
       <w:r>
+        <w:rPr/>
         <w:t>biodiversity loss in</w:t>
       </w:r>
       <w:r>
@@ -392,6 +355,7 @@
         <w:t xml:space="preserve"> </w:t>
       </w:r>
       <w:r>
+        <w:rPr/>
         <w:t>Mediterranean</w:t>
       </w:r>
       <w:r>
@@ -401,6 +365,7 @@
         <w:t xml:space="preserve"> </w:t>
       </w:r>
       <w:r>
+        <w:rPr/>
         <w:t>fish</w:t>
       </w:r>
       <w:r>
@@ -410,6 +375,7 @@
         <w:t xml:space="preserve"> </w:t>
       </w:r>
       <w:r>
+        <w:rPr/>
         <w:t>communities, it is essential</w:t>
       </w:r>
       <w:r>
@@ -419,19 +385,8 @@
         <w:t xml:space="preserve"> </w:t>
       </w:r>
       <w:r>
-        <w:t>to understand how extinction risk will var</w:t>
-      </w:r>
-      <w:r>
-        <w:t>y</w:t>
-      </w:r>
-      <w:r>
-        <w:t xml:space="preserve"> across the basin under these compounded threats. It is essential not only to recognize the </w:t>
-      </w:r>
-      <w:r>
-        <w:t>issues</w:t>
-      </w:r>
-      <w:r>
-        <w:t xml:space="preserve"> that have the most significant impact but also to consider how the interaction of multiple threats could magnify extinction risks in certain </w:t>
+        <w:rPr/>
+        <w:t xml:space="preserve">to understand how extinction risk will vary across the basin under these compounded threats. It is essential not only to recognize the issues that have the most significant impact but also to consider how the interaction of multiple threats could magnify extinction risks in certain </w:t>
       </w:r>
       <w:r>
         <w:rPr>
@@ -442,39 +397,44 @@
     </w:p>
     <w:p>
       <w:pPr>
-        <w:pStyle w:val="BodyText"/>
-        <w:spacing w:before="199"/>
-        <w:ind w:left="172" w:right="389"/>
+        <w:pStyle w:val="TextBody"/>
+        <w:spacing w:before="199" w:after="0"/>
+        <w:ind w:left="172" w:right="389" w:hanging="0"/>
+        <w:jc w:val="both"/>
+        <w:rPr/>
+      </w:pPr>
+      <w:r>
+        <w:rPr/>
+        <w:t>Thus, it is critical to develop robust, data-driven simulation tools that can identify and</w:t>
+      </w:r>
+      <w:r>
+        <w:rPr>
+          <w:spacing w:val="40"/>
+        </w:rPr>
+        <w:t xml:space="preserve"> </w:t>
+      </w:r>
+      <w:r>
+        <w:rPr/>
+        <w:t>monitor at-risk regions. Such tools will inform targeted conservation efforts, including exotic species management, creation of refuge zones for native and endemic species' range expansion, and designation of priority areas for heightened protection and monitoring. It will be an invaluable resource to address some of the pressing objectives of the recent Spanish National  Strategy for  River Restoration 2022-2030, including  climate change effects and  selection of  hydrological reserves (MITECO 2022).</w:t>
+      </w:r>
+    </w:p>
+    <w:p>
+      <w:pPr>
         <w:sectPr>
-          <w:type w:val="continuous"/>
+          <w:type w:val="nextPage"/>
           <w:pgSz w:w="12240" w:h="15840"/>
-          <w:pgMar w:top="1820" w:right="1060" w:bottom="280" w:left="1000" w:header="720" w:footer="720" w:gutter="0"/>
-          <w:cols w:space="720"/>
+          <w:pgMar w:left="1000" w:right="1060" w:gutter="0" w:header="0" w:top="1820" w:footer="0" w:bottom="280"/>
+          <w:pgNumType w:fmt="decimal"/>
+          <w:formProt w:val="false"/>
+          <w:textDirection w:val="lrTb"/>
         </w:sectPr>
       </w:pPr>
-      <w:r>
-        <w:t>Thus, it is critical to develop robust, data-driven simulation tools that can identify and</w:t>
-      </w:r>
-      <w:r>
-        <w:rPr>
-          <w:spacing w:val="40"/>
-        </w:rPr>
-        <w:t xml:space="preserve"> </w:t>
-      </w:r>
-      <w:r>
-        <w:t>monitor at-risk regions. Such tools will inform targeted conservation efforts, including exotic species management, creation of refuge zones for native and endemic species' range expansion, and designation of priority areas for heightened protection and monitoring.</w:t>
-      </w:r>
-      <w:r>
-        <w:t xml:space="preserve"> </w:t>
-      </w:r>
-      <w:r>
-        <w:t>It will be an invaluable resource to address some of the pressing objectives of the recent Spanish National  Strategy for  River Restoration 2022-2030, including  climate change effects and  selection of  hydrological reserves (MITECO 2022).</w:t>
-      </w:r>
     </w:p>
     <w:p>
       <w:pPr>
         <w:pStyle w:val="Heading1"/>
-        <w:spacing w:before="7"/>
+        <w:spacing w:before="7" w:after="0"/>
+        <w:rPr/>
       </w:pPr>
       <w:bookmarkStart w:id="1" w:name="Aims"/>
       <w:bookmarkEnd w:id="1"/>
@@ -483,17 +443,18 @@
           <w:color w:val="4E80BC"/>
           <w:spacing w:val="-4"/>
         </w:rPr>
-        <w:lastRenderedPageBreak/>
         <w:t>Aims</w:t>
       </w:r>
     </w:p>
     <w:p>
       <w:pPr>
-        <w:pStyle w:val="BodyText"/>
-        <w:spacing w:before="30"/>
-        <w:ind w:left="172"/>
-      </w:pPr>
-      <w:r>
+        <w:pStyle w:val="TextBody"/>
+        <w:spacing w:before="30" w:after="0"/>
+        <w:ind w:left="172" w:hanging="0"/>
+        <w:rPr/>
+      </w:pPr>
+      <w:r>
+        <w:rPr/>
         <w:t>Our</w:t>
       </w:r>
       <w:r>
@@ -503,6 +464,7 @@
         <w:t xml:space="preserve"> </w:t>
       </w:r>
       <w:r>
+        <w:rPr/>
         <w:t>research</w:t>
       </w:r>
       <w:r>
@@ -512,6 +474,7 @@
         <w:t xml:space="preserve"> </w:t>
       </w:r>
       <w:r>
+        <w:rPr/>
         <w:t>aims</w:t>
       </w:r>
       <w:r>
@@ -521,6 +484,7 @@
         <w:t xml:space="preserve"> </w:t>
       </w:r>
       <w:r>
+        <w:rPr/>
         <w:t>to</w:t>
       </w:r>
       <w:r>
@@ -530,6 +494,7 @@
         <w:t xml:space="preserve"> </w:t>
       </w:r>
       <w:r>
+        <w:rPr/>
         <w:t>address</w:t>
       </w:r>
       <w:r>
@@ -539,6 +504,7 @@
         <w:t xml:space="preserve"> </w:t>
       </w:r>
       <w:r>
+        <w:rPr/>
         <w:t>these</w:t>
       </w:r>
       <w:r>
@@ -548,6 +514,7 @@
         <w:t xml:space="preserve"> </w:t>
       </w:r>
       <w:r>
+        <w:rPr/>
         <w:t>gaps</w:t>
       </w:r>
       <w:r>
@@ -557,6 +524,7 @@
         <w:t xml:space="preserve"> </w:t>
       </w:r>
       <w:r>
+        <w:rPr/>
         <w:t>through</w:t>
       </w:r>
       <w:r>
@@ -566,6 +534,7 @@
         <w:t xml:space="preserve"> </w:t>
       </w:r>
       <w:r>
+        <w:rPr/>
         <w:t>the</w:t>
       </w:r>
       <w:r>
@@ -575,6 +544,7 @@
         <w:t xml:space="preserve"> </w:t>
       </w:r>
       <w:r>
+        <w:rPr/>
         <w:t>following</w:t>
       </w:r>
       <w:r>
@@ -592,12 +562,17 @@
     </w:p>
     <w:p>
       <w:pPr>
-        <w:pStyle w:val="BodyText"/>
-        <w:spacing w:before="1"/>
+        <w:pStyle w:val="TextBody"/>
+        <w:spacing w:before="1" w:after="0"/>
         <w:rPr>
           <w:sz w:val="30"/>
         </w:rPr>
       </w:pPr>
+      <w:r>
+        <w:rPr>
+          <w:sz w:val="30"/>
+        </w:rPr>
+      </w:r>
     </w:p>
     <w:p>
       <w:pPr>
@@ -607,12 +582,15 @@
           <w:numId w:val="1"/>
         </w:numPr>
         <w:tabs>
-          <w:tab w:val="left" w:pos="621"/>
+          <w:tab w:val="clear" w:pos="720"/>
+          <w:tab w:val="left" w:pos="621" w:leader="none"/>
         </w:tabs>
-        <w:spacing w:line="256" w:lineRule="auto"/>
-        <w:ind w:left="621" w:right="1166"/>
-      </w:pPr>
-      <w:r>
+        <w:spacing w:lineRule="auto" w:line="254"/>
+        <w:ind w:left="621" w:right="1166" w:hanging="360"/>
+        <w:rPr/>
+      </w:pPr>
+      <w:r>
+        <w:rPr/>
         <w:t>What</w:t>
       </w:r>
       <w:r>
@@ -622,6 +600,7 @@
         <w:t xml:space="preserve"> </w:t>
       </w:r>
       <w:r>
+        <w:rPr/>
         <w:t>are</w:t>
       </w:r>
       <w:r>
@@ -631,22 +610,88 @@
         <w:t xml:space="preserve"> </w:t>
       </w:r>
       <w:r>
+        <w:rPr/>
         <w:t>the</w:t>
       </w:r>
       <w:r>
         <w:rPr>
           <w:spacing w:val="-3"/>
         </w:rPr>
-        <w:t xml:space="preserve"> </w:t>
+        <w:t xml:space="preserve"> native fish </w:t>
+      </w:r>
+      <w:r>
+        <w:rPr/>
+        <w:t>extinction</w:t>
+      </w:r>
+      <w:r>
+        <w:rPr>
+          <w:spacing w:val="-5"/>
+        </w:rPr>
+        <w:t xml:space="preserve"> </w:t>
+      </w:r>
+      <w:r>
+        <w:rPr/>
+        <w:t>risk</w:t>
+      </w:r>
+      <w:r>
+        <w:rPr>
+          <w:spacing w:val="-4"/>
+        </w:rPr>
+        <w:t xml:space="preserve"> </w:t>
+      </w:r>
+      <w:r>
+        <w:rPr/>
+        <w:t>levels</w:t>
+      </w:r>
+      <w:r>
+        <w:rPr>
+          <w:spacing w:val="-6"/>
+        </w:rPr>
+        <w:t xml:space="preserve"> </w:t>
+      </w:r>
+      <w:r>
+        <w:rPr/>
+        <w:t>in</w:t>
+      </w:r>
+      <w:r>
+        <w:rPr>
+          <w:spacing w:val="-5"/>
+        </w:rPr>
+        <w:t xml:space="preserve"> </w:t>
+      </w:r>
+      <w:r>
+        <w:rPr/>
+        <w:t>the</w:t>
       </w:r>
       <w:r>
         <w:rPr>
           <w:spacing w:val="-3"/>
         </w:rPr>
-        <w:t xml:space="preserve">native fish </w:t>
-      </w:r>
-      <w:r>
-        <w:t>extinction</w:t>
+        <w:t xml:space="preserve"> </w:t>
+      </w:r>
+      <w:r>
+        <w:rPr/>
+        <w:t>Guadalquivir</w:t>
+      </w:r>
+      <w:r>
+        <w:rPr>
+          <w:spacing w:val="-6"/>
+        </w:rPr>
+        <w:t xml:space="preserve"> </w:t>
+      </w:r>
+      <w:r>
+        <w:rPr/>
+        <w:t>River</w:t>
+      </w:r>
+      <w:r>
+        <w:rPr>
+          <w:spacing w:val="-4"/>
+        </w:rPr>
+        <w:t xml:space="preserve"> </w:t>
+      </w:r>
+      <w:r>
+        <w:rPr/>
+        <w:t>basin</w:t>
       </w:r>
       <w:r>
         <w:rPr>
@@ -655,7 +700,8 @@
         <w:t xml:space="preserve"> </w:t>
       </w:r>
       <w:r>
-        <w:t>risk</w:t>
+        <w:rPr/>
+        <w:t>under</w:t>
       </w:r>
       <w:r>
         <w:rPr>
@@ -664,16 +710,61 @@
         <w:t xml:space="preserve"> </w:t>
       </w:r>
       <w:r>
-        <w:t>levels</w:t>
-      </w:r>
-      <w:r>
-        <w:rPr>
-          <w:spacing w:val="-6"/>
-        </w:rPr>
-        <w:t xml:space="preserve"> </w:t>
-      </w:r>
-      <w:r>
-        <w:t>in</w:t>
+        <w:rPr/>
+        <w:t>the current threat scenario?</w:t>
+      </w:r>
+    </w:p>
+    <w:p>
+      <w:pPr>
+        <w:pStyle w:val="TextBody"/>
+        <w:spacing w:before="164" w:after="0"/>
+        <w:ind w:left="621" w:right="392" w:hanging="0"/>
+        <w:jc w:val="both"/>
+        <w:rPr/>
+      </w:pPr>
+      <w:r>
+        <w:rPr/>
+        <w:t>Using a large empirical metacommunity dataset (Fig. 1), we will model the probability of species extinction in the Guadalquivir basin. Our approach will incorporate empirical data, taking into account the unique</w:t>
+      </w:r>
+      <w:r>
+        <w:rPr>
+          <w:spacing w:val="-3"/>
+        </w:rPr>
+        <w:t xml:space="preserve"> </w:t>
+      </w:r>
+      <w:r>
+        <w:rPr/>
+        <w:t>disturbances</w:t>
+      </w:r>
+      <w:r>
+        <w:rPr>
+          <w:spacing w:val="-3"/>
+        </w:rPr>
+        <w:t xml:space="preserve"> </w:t>
+      </w:r>
+      <w:r>
+        <w:rPr/>
+        <w:t>within</w:t>
+      </w:r>
+      <w:r>
+        <w:rPr>
+          <w:spacing w:val="-4"/>
+        </w:rPr>
+        <w:t xml:space="preserve"> </w:t>
+      </w:r>
+      <w:r>
+        <w:rPr/>
+        <w:t>each</w:t>
+      </w:r>
+      <w:r>
+        <w:rPr>
+          <w:spacing w:val="-2"/>
+        </w:rPr>
+        <w:t xml:space="preserve"> sub-basin</w:t>
+      </w:r>
+      <w:r>
+        <w:rPr/>
+        <w:t>,</w:t>
       </w:r>
       <w:r>
         <w:rPr>
@@ -682,6 +773,27 @@
         <w:t xml:space="preserve"> </w:t>
       </w:r>
       <w:r>
+        <w:rPr/>
+        <w:t>such</w:t>
+      </w:r>
+      <w:r>
+        <w:rPr>
+          <w:spacing w:val="-4"/>
+        </w:rPr>
+        <w:t xml:space="preserve"> </w:t>
+      </w:r>
+      <w:r>
+        <w:rPr/>
+        <w:t>as</w:t>
+      </w:r>
+      <w:r>
+        <w:rPr>
+          <w:spacing w:val="-5"/>
+        </w:rPr>
+        <w:t xml:space="preserve"> </w:t>
+      </w:r>
+      <w:r>
+        <w:rPr/>
         <w:t>the</w:t>
       </w:r>
       <w:r>
@@ -691,16 +803,18 @@
         <w:t xml:space="preserve"> </w:t>
       </w:r>
       <w:r>
-        <w:t>Guadalquivir</w:t>
-      </w:r>
-      <w:r>
-        <w:rPr>
-          <w:spacing w:val="-6"/>
-        </w:rPr>
-        <w:t xml:space="preserve"> </w:t>
-      </w:r>
-      <w:r>
-        <w:t>River</w:t>
+        <w:rPr/>
+        <w:t>prevalence</w:t>
+      </w:r>
+      <w:r>
+        <w:rPr>
+          <w:spacing w:val="-3"/>
+        </w:rPr>
+        <w:t xml:space="preserve"> </w:t>
+      </w:r>
+      <w:r>
+        <w:rPr/>
+        <w:t>of</w:t>
       </w:r>
       <w:r>
         <w:rPr>
@@ -709,42 +823,8 @@
         <w:t xml:space="preserve"> </w:t>
       </w:r>
       <w:r>
-        <w:t>basin</w:t>
-      </w:r>
-      <w:r>
-        <w:rPr>
-          <w:spacing w:val="-5"/>
-        </w:rPr>
-        <w:t xml:space="preserve"> </w:t>
-      </w:r>
-      <w:r>
-        <w:t>under</w:t>
-      </w:r>
-      <w:r>
-        <w:rPr>
-          <w:spacing w:val="-4"/>
-        </w:rPr>
-        <w:t xml:space="preserve"> </w:t>
-      </w:r>
-      <w:r>
-        <w:t>the current threat scenario?</w:t>
-      </w:r>
-    </w:p>
-    <w:p>
-      <w:pPr>
-        <w:pStyle w:val="BodyText"/>
-        <w:spacing w:before="164"/>
-        <w:ind w:left="621" w:right="392"/>
-        <w:jc w:val="both"/>
-      </w:pPr>
-      <w:r>
-        <w:t>Using a large empirical metacommunity dataset (Fig. 1), we will model the probability of species extinction</w:t>
-      </w:r>
-      <w:r>
-        <w:t xml:space="preserve"> in the Guadalquivir basin</w:t>
-      </w:r>
-      <w:r>
-        <w:t>. Our approach will incorporate empirical data, taking into account the unique</w:t>
+        <w:rPr/>
+        <w:t>exotic</w:t>
       </w:r>
       <w:r>
         <w:rPr>
@@ -753,7 +833,8 @@
         <w:t xml:space="preserve"> </w:t>
       </w:r>
       <w:r>
-        <w:t>disturbances</w:t>
+        <w:rPr/>
+        <w:t>species,</w:t>
       </w:r>
       <w:r>
         <w:rPr>
@@ -762,130 +843,8 @@
         <w:t xml:space="preserve"> </w:t>
       </w:r>
       <w:r>
-        <w:t>within</w:t>
-      </w:r>
-      <w:r>
-        <w:rPr>
-          <w:spacing w:val="-4"/>
-        </w:rPr>
-        <w:t xml:space="preserve"> </w:t>
-      </w:r>
-      <w:r>
-        <w:t>each</w:t>
-      </w:r>
-      <w:r>
-        <w:rPr>
-          <w:spacing w:val="-2"/>
-        </w:rPr>
-        <w:t xml:space="preserve"> </w:t>
-      </w:r>
-      <w:r>
-        <w:rPr>
-          <w:spacing w:val="-2"/>
-        </w:rPr>
-        <w:t>sub-basin</w:t>
-      </w:r>
-      <w:r>
-        <w:t>,</w:t>
-      </w:r>
-      <w:r>
-        <w:rPr>
-          <w:spacing w:val="-5"/>
-        </w:rPr>
-        <w:t xml:space="preserve"> </w:t>
-      </w:r>
-      <w:r>
-        <w:t>such</w:t>
-      </w:r>
-      <w:r>
-        <w:rPr>
-          <w:spacing w:val="-4"/>
-        </w:rPr>
-        <w:t xml:space="preserve"> </w:t>
-      </w:r>
-      <w:r>
-        <w:t>as</w:t>
-      </w:r>
-      <w:r>
-        <w:rPr>
-          <w:spacing w:val="-5"/>
-        </w:rPr>
-        <w:t xml:space="preserve"> </w:t>
-      </w:r>
-      <w:r>
-        <w:t>the</w:t>
-      </w:r>
-      <w:r>
-        <w:rPr>
-          <w:spacing w:val="-3"/>
-        </w:rPr>
-        <w:t xml:space="preserve"> </w:t>
-      </w:r>
-      <w:r>
-        <w:t>prevalence</w:t>
-      </w:r>
-      <w:r>
-        <w:rPr>
-          <w:spacing w:val="-3"/>
-        </w:rPr>
-        <w:t xml:space="preserve"> </w:t>
-      </w:r>
-      <w:r>
-        <w:t>of</w:t>
-      </w:r>
-      <w:r>
-        <w:rPr>
-          <w:spacing w:val="-4"/>
-        </w:rPr>
-        <w:t xml:space="preserve"> </w:t>
-      </w:r>
-      <w:r>
-        <w:t>exotic</w:t>
-      </w:r>
-      <w:r>
-        <w:rPr>
-          <w:spacing w:val="-3"/>
-        </w:rPr>
-        <w:t xml:space="preserve"> </w:t>
-      </w:r>
-      <w:r>
-        <w:t>species,</w:t>
-      </w:r>
-      <w:r>
-        <w:rPr>
-          <w:spacing w:val="-3"/>
-        </w:rPr>
-        <w:t xml:space="preserve"> </w:t>
-      </w:r>
-      <w:r>
-        <w:t xml:space="preserve">dam presence, and land use patterns. </w:t>
-      </w:r>
-      <w:r>
-        <w:t>Findings will be compared</w:t>
-      </w:r>
-      <w:r>
-        <w:t xml:space="preserve"> with a 'null model' scenario, which instead uses '</w:t>
-      </w:r>
-      <w:r>
-        <w:t>slices</w:t>
-      </w:r>
-      <w:r>
-        <w:t>'</w:t>
-      </w:r>
-      <w:r>
-        <w:t xml:space="preserve"> that follow longitud</w:t>
-      </w:r>
-      <w:r>
-        <w:t>e</w:t>
-      </w:r>
-      <w:r>
-        <w:t xml:space="preserve"> </w:t>
-      </w:r>
-      <w:r>
-        <w:t>bands</w:t>
-      </w:r>
-      <w:r>
-        <w:t xml:space="preserve"> across the whole basin.</w:t>
+        <w:rPr/>
+        <w:t>dam presence, and land use patterns. Findings will be compared with a 'null model' scenario, which instead uses 'slices' that follow longitude bands across the whole basin.</w:t>
       </w:r>
     </w:p>
     <w:p>
@@ -896,12 +855,15 @@
           <w:numId w:val="1"/>
         </w:numPr>
         <w:tabs>
-          <w:tab w:val="left" w:pos="621"/>
+          <w:tab w:val="clear" w:pos="720"/>
+          <w:tab w:val="left" w:pos="621" w:leader="none"/>
         </w:tabs>
-        <w:spacing w:before="197"/>
+        <w:spacing w:before="197" w:after="0"/>
         <w:ind w:left="621" w:hanging="359"/>
-      </w:pPr>
-      <w:r>
+        <w:rPr/>
+      </w:pPr>
+      <w:r>
+        <w:rPr/>
         <w:t>How</w:t>
       </w:r>
       <w:r>
@@ -911,6 +873,7 @@
         <w:t xml:space="preserve"> </w:t>
       </w:r>
       <w:r>
+        <w:rPr/>
         <w:t>will</w:t>
       </w:r>
       <w:r>
@@ -920,6 +883,7 @@
         <w:t xml:space="preserve"> </w:t>
       </w:r>
       <w:r>
+        <w:rPr/>
         <w:t>extinction</w:t>
       </w:r>
       <w:r>
@@ -929,6 +893,7 @@
         <w:t xml:space="preserve"> </w:t>
       </w:r>
       <w:r>
+        <w:rPr/>
         <w:t>risk</w:t>
       </w:r>
       <w:r>
@@ -938,6 +903,7 @@
         <w:t xml:space="preserve"> </w:t>
       </w:r>
       <w:r>
+        <w:rPr/>
         <w:t>change</w:t>
       </w:r>
       <w:r>
@@ -947,6 +913,7 @@
         <w:t xml:space="preserve"> </w:t>
       </w:r>
       <w:r>
+        <w:rPr/>
         <w:t>with</w:t>
       </w:r>
       <w:r>
@@ -956,6 +923,7 @@
         <w:t xml:space="preserve"> </w:t>
       </w:r>
       <w:r>
+        <w:rPr/>
         <w:t>increased</w:t>
       </w:r>
       <w:r>
@@ -965,6 +933,7 @@
         <w:t xml:space="preserve"> </w:t>
       </w:r>
       <w:r>
+        <w:rPr/>
         <w:t>threat</w:t>
       </w:r>
       <w:r>
@@ -982,11 +951,13 @@
     </w:p>
     <w:p>
       <w:pPr>
-        <w:pStyle w:val="BodyText"/>
-        <w:spacing w:before="183"/>
-        <w:ind w:left="621" w:right="345"/>
-      </w:pPr>
-      <w:r>
+        <w:pStyle w:val="TextBody"/>
+        <w:spacing w:before="183" w:after="0"/>
+        <w:ind w:left="621" w:right="345" w:hanging="0"/>
+        <w:rPr/>
+      </w:pPr>
+      <w:r>
+        <w:rPr/>
         <w:t>We</w:t>
       </w:r>
       <w:r>
@@ -996,6 +967,7 @@
         <w:t xml:space="preserve"> </w:t>
       </w:r>
       <w:r>
+        <w:rPr/>
         <w:t>intend</w:t>
       </w:r>
       <w:r>
@@ -1005,6 +977,7 @@
         <w:t xml:space="preserve"> </w:t>
       </w:r>
       <w:r>
+        <w:rPr/>
         <w:t>to</w:t>
       </w:r>
       <w:r>
@@ -1014,6 +987,7 @@
         <w:t xml:space="preserve"> </w:t>
       </w:r>
       <w:r>
+        <w:rPr/>
         <w:t>study</w:t>
       </w:r>
       <w:r>
@@ -1023,6 +997,7 @@
         <w:t xml:space="preserve"> </w:t>
       </w:r>
       <w:r>
+        <w:rPr/>
         <w:t>the</w:t>
       </w:r>
       <w:r>
@@ -1032,6 +1007,7 @@
         <w:t xml:space="preserve"> </w:t>
       </w:r>
       <w:r>
+        <w:rPr/>
         <w:t>influence</w:t>
       </w:r>
       <w:r>
@@ -1041,6 +1017,7 @@
         <w:t xml:space="preserve"> </w:t>
       </w:r>
       <w:r>
+        <w:rPr/>
         <w:t>of</w:t>
       </w:r>
       <w:r>
@@ -1050,6 +1027,7 @@
         <w:t xml:space="preserve"> </w:t>
       </w:r>
       <w:r>
+        <w:rPr/>
         <w:t>exotic</w:t>
       </w:r>
       <w:r>
@@ -1059,6 +1037,7 @@
         <w:t xml:space="preserve"> </w:t>
       </w:r>
       <w:r>
+        <w:rPr/>
         <w:t>species</w:t>
       </w:r>
       <w:r>
@@ -1068,6 +1047,7 @@
         <w:t xml:space="preserve"> </w:t>
       </w:r>
       <w:r>
+        <w:rPr/>
         <w:t>and</w:t>
       </w:r>
       <w:r>
@@ -1077,6 +1057,7 @@
         <w:t xml:space="preserve"> </w:t>
       </w:r>
       <w:r>
+        <w:rPr/>
         <w:t>climate</w:t>
       </w:r>
       <w:r>
@@ -1086,6 +1067,7 @@
         <w:t xml:space="preserve"> </w:t>
       </w:r>
       <w:r>
+        <w:rPr/>
         <w:t>change-driven</w:t>
       </w:r>
       <w:r>
@@ -1095,7 +1077,12 @@
         <w:t xml:space="preserve"> </w:t>
       </w:r>
       <w:r>
-        <w:t>desiccation on the range dynamics and extinction risk of native and endemic species.</w:t>
+        <w:rPr/>
+        <w:t xml:space="preserve">desiccation on the range dynamics and extinction risk of native and endemic species. </w:t>
+      </w:r>
+      <w:r>
+        <w:rPr/>
+        <w:t xml:space="preserve">Species-specific biological parameters, i.e., migration, life history traits, will be used to parametrize the dynamics of the simulations. </w:t>
       </w:r>
     </w:p>
     <w:p>
@@ -1106,12 +1093,15 @@
           <w:numId w:val="1"/>
         </w:numPr>
         <w:tabs>
-          <w:tab w:val="left" w:pos="621"/>
+          <w:tab w:val="clear" w:pos="720"/>
+          <w:tab w:val="left" w:pos="621" w:leader="none"/>
         </w:tabs>
-        <w:spacing w:before="199" w:line="256" w:lineRule="auto"/>
-        <w:ind w:left="621" w:right="668"/>
-      </w:pPr>
-      <w:r>
+        <w:spacing w:lineRule="auto" w:line="254" w:before="199" w:after="0"/>
+        <w:ind w:left="621" w:right="668" w:hanging="360"/>
+        <w:rPr/>
+      </w:pPr>
+      <w:r>
+        <w:rPr/>
         <w:t>What</w:t>
       </w:r>
       <w:r>
@@ -1121,6 +1111,7 @@
         <w:t xml:space="preserve"> </w:t>
       </w:r>
       <w:r>
+        <w:rPr/>
         <w:t>tools</w:t>
       </w:r>
       <w:r>
@@ -1130,6 +1121,7 @@
         <w:t xml:space="preserve"> </w:t>
       </w:r>
       <w:r>
+        <w:rPr/>
         <w:t>can</w:t>
       </w:r>
       <w:r>
@@ -1139,6 +1131,7 @@
         <w:t xml:space="preserve"> </w:t>
       </w:r>
       <w:r>
+        <w:rPr/>
         <w:t>we</w:t>
       </w:r>
       <w:r>
@@ -1148,6 +1141,7 @@
         <w:t xml:space="preserve"> </w:t>
       </w:r>
       <w:r>
+        <w:rPr/>
         <w:t>provide</w:t>
       </w:r>
       <w:r>
@@ -1157,6 +1151,7 @@
         <w:t xml:space="preserve"> </w:t>
       </w:r>
       <w:r>
+        <w:rPr/>
         <w:t>to</w:t>
       </w:r>
       <w:r>
@@ -1166,6 +1161,7 @@
         <w:t xml:space="preserve"> </w:t>
       </w:r>
       <w:r>
+        <w:rPr/>
         <w:t>predict</w:t>
       </w:r>
       <w:r>
@@ -1175,6 +1171,7 @@
         <w:t xml:space="preserve"> </w:t>
       </w:r>
       <w:r>
+        <w:rPr/>
         <w:t>extinction</w:t>
       </w:r>
       <w:r>
@@ -1184,6 +1181,7 @@
         <w:t xml:space="preserve"> </w:t>
       </w:r>
       <w:r>
+        <w:rPr/>
         <w:t>risks</w:t>
       </w:r>
       <w:r>
@@ -1193,6 +1191,7 @@
         <w:t xml:space="preserve"> </w:t>
       </w:r>
       <w:r>
+        <w:rPr/>
         <w:t>and</w:t>
       </w:r>
       <w:r>
@@ -1202,6 +1201,7 @@
         <w:t xml:space="preserve"> </w:t>
       </w:r>
       <w:r>
+        <w:rPr/>
         <w:t>assess</w:t>
       </w:r>
       <w:r>
@@ -1211,6 +1211,7 @@
         <w:t xml:space="preserve"> </w:t>
       </w:r>
       <w:r>
+        <w:rPr/>
         <w:t>resilience</w:t>
       </w:r>
       <w:r>
@@ -1220,26 +1221,36 @@
         <w:t xml:space="preserve"> </w:t>
       </w:r>
       <w:r>
+        <w:rPr/>
         <w:t>under different scenarios in Mediterranean basins?</w:t>
       </w:r>
     </w:p>
     <w:p>
       <w:pPr>
-        <w:pStyle w:val="BodyText"/>
-        <w:spacing w:before="1"/>
-        <w:rPr>
+        <w:pStyle w:val="TextBody"/>
+        <w:spacing w:before="1" w:after="0"/>
+        <w:rPr>
+          <w:b/>
           <w:b/>
           <w:sz w:val="26"/>
         </w:rPr>
       </w:pPr>
-    </w:p>
-    <w:p>
-      <w:pPr>
-        <w:pStyle w:val="BodyText"/>
-        <w:spacing w:line="259" w:lineRule="auto"/>
-        <w:ind w:left="621" w:right="433"/>
-      </w:pPr>
-      <w:r>
+      <w:r>
+        <w:rPr>
+          <w:b/>
+          <w:sz w:val="26"/>
+        </w:rPr>
+      </w:r>
+    </w:p>
+    <w:p>
+      <w:pPr>
+        <w:pStyle w:val="TextBody"/>
+        <w:spacing w:lineRule="auto" w:line="259"/>
+        <w:ind w:left="621" w:right="433" w:hanging="0"/>
+        <w:rPr/>
+      </w:pPr>
+      <w:r>
+        <w:rPr/>
         <w:t>We aim to develop a spatially-explicit modeling tool to enable practitioners and stakeholders</w:t>
       </w:r>
       <w:r>
@@ -1249,6 +1260,7 @@
         <w:t xml:space="preserve"> </w:t>
       </w:r>
       <w:r>
+        <w:rPr/>
         <w:t>to</w:t>
       </w:r>
       <w:r>
@@ -1258,6 +1270,7 @@
         <w:t xml:space="preserve"> </w:t>
       </w:r>
       <w:r>
+        <w:rPr/>
         <w:t>predict</w:t>
       </w:r>
       <w:r>
@@ -1267,6 +1280,7 @@
         <w:t xml:space="preserve"> </w:t>
       </w:r>
       <w:r>
+        <w:rPr/>
         <w:t>extinction</w:t>
       </w:r>
       <w:r>
@@ -1276,6 +1290,7 @@
         <w:t xml:space="preserve"> </w:t>
       </w:r>
       <w:r>
+        <w:rPr/>
         <w:t>risks</w:t>
       </w:r>
       <w:r>
@@ -1285,6 +1300,7 @@
         <w:t xml:space="preserve"> </w:t>
       </w:r>
       <w:r>
+        <w:rPr/>
         <w:t>and</w:t>
       </w:r>
       <w:r>
@@ -1294,6 +1310,7 @@
         <w:t xml:space="preserve"> </w:t>
       </w:r>
       <w:r>
+        <w:rPr/>
         <w:t>assess</w:t>
       </w:r>
       <w:r>
@@ -1303,6 +1320,7 @@
         <w:t xml:space="preserve"> </w:t>
       </w:r>
       <w:r>
+        <w:rPr/>
         <w:t>the</w:t>
       </w:r>
       <w:r>
@@ -1312,6 +1330,7 @@
         <w:t xml:space="preserve"> </w:t>
       </w:r>
       <w:r>
+        <w:rPr/>
         <w:t>resilience</w:t>
       </w:r>
       <w:r>
@@ -1321,6 +1340,7 @@
         <w:t xml:space="preserve"> </w:t>
       </w:r>
       <w:r>
+        <w:rPr/>
         <w:t>of</w:t>
       </w:r>
       <w:r>
@@ -1330,6 +1350,7 @@
         <w:t xml:space="preserve"> </w:t>
       </w:r>
       <w:r>
+        <w:rPr/>
         <w:t>various</w:t>
       </w:r>
       <w:r>
@@ -1339,40 +1360,48 @@
         <w:t xml:space="preserve"> </w:t>
       </w:r>
       <w:r>
-        <w:t xml:space="preserve">freshwater fish populations under different drought and anthropogenic impact scenarios in the Guadalquivir. This tool will have a user-friendly interface, with the possibility of being adapted for use in other Mediterranean </w:t>
+        <w:rPr/>
+        <w:t xml:space="preserve">freshwater fish populations under </w:t>
+      </w:r>
+      <w:r>
+        <w:rPr/>
+        <w:t>varying</w:t>
+      </w:r>
+      <w:r>
+        <w:rPr/>
+        <w:t xml:space="preserve"> drought and anthropogenic impact scenarios in the Guadalquivir. This tool will have a user-friendly interface, with the possibility of being adapted for use in other Mediterranean </w:t>
       </w:r>
       <w:r>
         <w:rPr>
           <w:spacing w:val="-2"/>
         </w:rPr>
-        <w:t>basins</w:t>
-      </w:r>
-      <w:r>
-        <w:rPr>
-          <w:spacing w:val="-2"/>
-        </w:rPr>
-        <w:t>.</w:t>
-      </w:r>
-      <w:r>
-        <w:rPr>
-          <w:spacing w:val="-2"/>
-        </w:rPr>
-        <w:t xml:space="preserve"> </w:t>
-      </w:r>
-    </w:p>
-    <w:p>
-      <w:pPr>
-        <w:spacing w:line="259" w:lineRule="auto"/>
-      </w:pPr>
-    </w:p>
-    <w:p>
-      <w:pPr>
-        <w:spacing w:line="259" w:lineRule="auto"/>
-      </w:pPr>
+        <w:t xml:space="preserve">basins. </w:t>
+      </w:r>
+    </w:p>
+    <w:p>
+      <w:pPr>
+        <w:pStyle w:val="Normal"/>
+        <w:spacing w:lineRule="auto" w:line="259"/>
+        <w:rPr/>
+      </w:pPr>
+      <w:r>
+        <w:rPr/>
+      </w:r>
+    </w:p>
+    <w:p>
+      <w:pPr>
+        <w:pStyle w:val="Normal"/>
+        <w:spacing w:lineRule="auto" w:line="259"/>
+        <w:rPr/>
+      </w:pPr>
+      <w:r>
+        <w:rPr/>
+      </w:r>
     </w:p>
     <w:p>
       <w:pPr>
         <w:pStyle w:val="Heading1"/>
+        <w:rPr/>
       </w:pPr>
       <w:r>
         <w:rPr>
@@ -1384,21 +1413,31 @@
     </w:p>
     <w:p>
       <w:pPr>
-        <w:pStyle w:val="BodyText"/>
-        <w:spacing w:before="7"/>
-        <w:rPr>
-          <w:rFonts w:ascii="Calibri"/>
+        <w:pStyle w:val="TextBody"/>
+        <w:spacing w:before="7" w:after="0"/>
+        <w:rPr>
+          <w:rFonts w:ascii="Calibri" w:hAnsi="Calibri"/>
+          <w:b/>
           <w:b/>
           <w:sz w:val="31"/>
         </w:rPr>
       </w:pPr>
-    </w:p>
-    <w:p>
-      <w:pPr>
-        <w:pStyle w:val="BodyText"/>
-        <w:ind w:left="172"/>
-      </w:pPr>
-      <w:r>
+      <w:r>
+        <w:rPr>
+          <w:rFonts w:ascii="Calibri" w:hAnsi="Calibri"/>
+          <w:b/>
+          <w:sz w:val="31"/>
+        </w:rPr>
+      </w:r>
+    </w:p>
+    <w:p>
+      <w:pPr>
+        <w:pStyle w:val="TextBody"/>
+        <w:ind w:left="172" w:hanging="0"/>
+        <w:rPr/>
+      </w:pPr>
+      <w:r>
+        <w:rPr/>
         <w:t>To</w:t>
       </w:r>
       <w:r>
@@ -1408,6 +1447,7 @@
         <w:t xml:space="preserve"> </w:t>
       </w:r>
       <w:r>
+        <w:rPr/>
         <w:t>achieve</w:t>
       </w:r>
       <w:r>
@@ -1417,6 +1457,7 @@
         <w:t xml:space="preserve"> </w:t>
       </w:r>
       <w:r>
+        <w:rPr/>
         <w:t>these</w:t>
       </w:r>
       <w:r>
@@ -1426,6 +1467,7 @@
         <w:t xml:space="preserve"> </w:t>
       </w:r>
       <w:r>
+        <w:rPr/>
         <w:t>aims,</w:t>
       </w:r>
       <w:r>
@@ -1435,6 +1477,7 @@
         <w:t xml:space="preserve"> </w:t>
       </w:r>
       <w:r>
+        <w:rPr/>
         <w:t>we</w:t>
       </w:r>
       <w:r>
@@ -1444,6 +1487,7 @@
         <w:t xml:space="preserve"> </w:t>
       </w:r>
       <w:r>
+        <w:rPr/>
         <w:t>will</w:t>
       </w:r>
       <w:r>
@@ -1453,6 +1497,7 @@
         <w:t xml:space="preserve"> </w:t>
       </w:r>
       <w:r>
+        <w:rPr/>
         <w:t>employ</w:t>
       </w:r>
       <w:r>
@@ -1462,6 +1507,7 @@
         <w:t xml:space="preserve"> </w:t>
       </w:r>
       <w:r>
+        <w:rPr/>
         <w:t>the</w:t>
       </w:r>
       <w:r>
@@ -1471,6 +1517,7 @@
         <w:t xml:space="preserve"> </w:t>
       </w:r>
       <w:r>
+        <w:rPr/>
         <w:t>following</w:t>
       </w:r>
       <w:r>
@@ -1489,7 +1536,8 @@
     <w:p>
       <w:pPr>
         <w:pStyle w:val="Heading2"/>
-        <w:spacing w:before="204"/>
+        <w:spacing w:before="204" w:after="0"/>
+        <w:rPr/>
       </w:pPr>
       <w:bookmarkStart w:id="2" w:name="Extinction_probability_curves"/>
       <w:bookmarkEnd w:id="2"/>
@@ -1529,11 +1577,13 @@
     </w:p>
     <w:p>
       <w:pPr>
-        <w:pStyle w:val="BodyText"/>
-        <w:spacing w:before="175"/>
-        <w:ind w:left="172" w:right="433"/>
-      </w:pPr>
-      <w:r>
+        <w:pStyle w:val="TextBody"/>
+        <w:spacing w:before="175" w:after="0"/>
+        <w:ind w:left="172" w:right="433" w:hanging="0"/>
+        <w:rPr/>
+      </w:pPr>
+      <w:r>
+        <w:rPr/>
         <w:t>Using</w:t>
       </w:r>
       <w:r>
@@ -1543,6 +1593,7 @@
         <w:t xml:space="preserve"> </w:t>
       </w:r>
       <w:r>
+        <w:rPr/>
         <w:t>an</w:t>
       </w:r>
       <w:r>
@@ -1552,6 +1603,7 @@
         <w:t xml:space="preserve"> </w:t>
       </w:r>
       <w:r>
+        <w:rPr/>
         <w:t>existing</w:t>
       </w:r>
       <w:r>
@@ -1561,6 +1613,7 @@
         <w:t xml:space="preserve"> </w:t>
       </w:r>
       <w:r>
+        <w:rPr/>
         <w:t>database</w:t>
       </w:r>
       <w:r>
@@ -1570,6 +1623,7 @@
         <w:t xml:space="preserve"> </w:t>
       </w:r>
       <w:r>
+        <w:rPr/>
         <w:t>of</w:t>
       </w:r>
       <w:r>
@@ -1579,6 +1633,7 @@
         <w:t xml:space="preserve"> </w:t>
       </w:r>
       <w:r>
+        <w:rPr/>
         <w:t>fish</w:t>
       </w:r>
       <w:r>
@@ -1588,6 +1643,7 @@
         <w:t xml:space="preserve"> </w:t>
       </w:r>
       <w:r>
+        <w:rPr/>
         <w:t>communities,</w:t>
       </w:r>
       <w:r>
@@ -1597,6 +1653,7 @@
         <w:t xml:space="preserve"> </w:t>
       </w:r>
       <w:r>
+        <w:rPr/>
         <w:t>habitat</w:t>
       </w:r>
       <w:r>
@@ -1606,6 +1663,7 @@
         <w:t xml:space="preserve"> </w:t>
       </w:r>
       <w:r>
+        <w:rPr/>
         <w:t>characteristics,</w:t>
       </w:r>
       <w:r>
@@ -1615,6 +1673,7 @@
         <w:t xml:space="preserve"> </w:t>
       </w:r>
       <w:r>
+        <w:rPr/>
         <w:t>and</w:t>
       </w:r>
       <w:r>
@@ -1624,6 +1683,7 @@
         <w:t xml:space="preserve"> </w:t>
       </w:r>
       <w:r>
+        <w:rPr/>
         <w:t>river</w:t>
       </w:r>
       <w:r>
@@ -1633,6 +1693,7 @@
         <w:t xml:space="preserve"> </w:t>
       </w:r>
       <w:r>
+        <w:rPr/>
         <w:t>connectivity in the Guadalquivir river basin, we will model extinction probability curves influenced by different disturbance regimes.</w:t>
       </w:r>
     </w:p>
@@ -1640,10 +1701,11 @@
       <w:pPr>
         <w:pStyle w:val="ListParagraph"/>
         <w:tabs>
-          <w:tab w:val="left" w:pos="891"/>
+          <w:tab w:val="clear" w:pos="720"/>
+          <w:tab w:val="left" w:pos="891" w:leader="none"/>
         </w:tabs>
-        <w:spacing w:before="180"/>
-        <w:ind w:right="0" w:firstLine="0"/>
+        <w:spacing w:before="180" w:after="0"/>
+        <w:ind w:left="891" w:right="0" w:hanging="0"/>
         <w:jc w:val="left"/>
         <w:rPr>
           <w:sz w:val="24"/>
@@ -1730,9 +1792,10 @@
           <w:numId w:val="1"/>
         </w:numPr>
         <w:tabs>
-          <w:tab w:val="left" w:pos="891"/>
+          <w:tab w:val="clear" w:pos="720"/>
+          <w:tab w:val="left" w:pos="891" w:leader="none"/>
         </w:tabs>
-        <w:ind w:left="891"/>
+        <w:ind w:left="891" w:right="388" w:hanging="480"/>
         <w:rPr>
           <w:sz w:val="24"/>
         </w:rPr>
@@ -1767,13 +1830,7 @@
         <w:rPr>
           <w:sz w:val="24"/>
         </w:rPr>
-        <w:t>longitud</w:t>
-      </w:r>
-      <w:r>
-        <w:rPr>
-          <w:sz w:val="24"/>
-        </w:rPr>
-        <w:t>e-based</w:t>
+        <w:t>longitude-based</w:t>
       </w:r>
       <w:r>
         <w:rPr>
@@ -1914,9 +1971,10 @@
           <w:numId w:val="1"/>
         </w:numPr>
         <w:tabs>
-          <w:tab w:val="left" w:pos="891"/>
+          <w:tab w:val="clear" w:pos="720"/>
+          <w:tab w:val="left" w:pos="891" w:leader="none"/>
         </w:tabs>
-        <w:ind w:left="891" w:right="0"/>
+        <w:ind w:left="891" w:right="0" w:hanging="480"/>
         <w:rPr>
           <w:sz w:val="24"/>
         </w:rPr>
@@ -2082,88 +2140,80 @@
           <w:spacing w:val="-2"/>
           <w:sz w:val="24"/>
         </w:rPr>
-        <w:t>extent</w:t>
-      </w:r>
-      <w:r>
-        <w:rPr>
-          <w:spacing w:val="-2"/>
-          <w:sz w:val="24"/>
-        </w:rPr>
-        <w:t>, to reflect the connected reality of each watershed</w:t>
-      </w:r>
-      <w:r>
-        <w:rPr>
-          <w:spacing w:val="-2"/>
-          <w:sz w:val="24"/>
-        </w:rPr>
-        <w:t>.</w:t>
-      </w:r>
-    </w:p>
-    <w:p>
-      <w:pPr>
-        <w:pStyle w:val="BodyText"/>
-        <w:spacing w:before="1"/>
+        <w:t>extent, to reflect the connected reality of each watershed.</w:t>
+      </w:r>
+    </w:p>
+    <w:p>
+      <w:pPr>
+        <w:pStyle w:val="TextBody"/>
+        <w:spacing w:before="1" w:after="0"/>
         <w:rPr>
           <w:sz w:val="30"/>
         </w:rPr>
       </w:pPr>
-    </w:p>
-    <w:p>
-      <w:pPr>
-        <w:pStyle w:val="BodyText"/>
-        <w:ind w:left="411" w:right="396"/>
+      <w:r>
+        <w:rPr>
+          <w:sz w:val="30"/>
+        </w:rPr>
+      </w:r>
+    </w:p>
+    <w:p>
+      <w:pPr>
+        <w:pStyle w:val="TextBody"/>
+        <w:spacing w:before="1" w:after="0"/>
+        <w:rPr>
+          <w:sz w:val="30"/>
+        </w:rPr>
+      </w:pPr>
+      <w:r>
+        <w:rPr>
+          <w:sz w:val="30"/>
+        </w:rPr>
+      </w:r>
+    </w:p>
+    <w:p>
+      <w:pPr>
+        <w:pStyle w:val="TextBody"/>
+        <w:spacing w:before="1" w:after="0"/>
+        <w:rPr>
+          <w:sz w:val="30"/>
+        </w:rPr>
+      </w:pPr>
+      <w:r>
+        <w:rPr>
+          <w:sz w:val="30"/>
+        </w:rPr>
+      </w:r>
+    </w:p>
+    <w:p>
+      <w:pPr>
+        <w:pStyle w:val="TextBody"/>
+        <w:spacing w:before="1" w:after="0"/>
+        <w:rPr>
+          <w:sz w:val="30"/>
+        </w:rPr>
+      </w:pPr>
+      <w:r>
+        <w:rPr>
+          <w:sz w:val="30"/>
+        </w:rPr>
+      </w:r>
+    </w:p>
+    <w:p>
+      <w:pPr>
+        <w:pStyle w:val="TextBody"/>
+        <w:ind w:left="411" w:right="396" w:hanging="0"/>
         <w:jc w:val="both"/>
-      </w:pPr>
-      <w:r>
-        <w:t>By comparing these two patterns, we aim to understand if there are significant differences in extinction patterns</w:t>
-      </w:r>
-      <w:r>
-        <w:t xml:space="preserve"> and relate them to current disturbances in each sub-basin</w:t>
-      </w:r>
-      <w:r>
-        <w:t xml:space="preserve">. When comparing the spatial slices vs. </w:t>
-      </w:r>
-      <w:r>
-        <w:t>sub-basin</w:t>
-      </w:r>
-      <w:r>
-        <w:t xml:space="preserve"> approach, patterns of greater intra-</w:t>
-      </w:r>
-      <w:r>
-        <w:t>basin</w:t>
-      </w:r>
-      <w:r>
-        <w:t xml:space="preserve"> variability vs. general variability might emerge.</w:t>
-      </w:r>
-    </w:p>
-    <w:p>
-      <w:pPr>
-        <w:jc w:val="both"/>
-        <w:sectPr>
-          <w:pgSz w:w="12240" w:h="15840"/>
-          <w:pgMar w:top="1440" w:right="1060" w:bottom="280" w:left="1000" w:header="720" w:footer="720" w:gutter="0"/>
-          <w:cols w:space="720"/>
-        </w:sectPr>
-      </w:pPr>
-    </w:p>
-    <w:p>
-      <w:pPr>
-        <w:pStyle w:val="ListParagraph"/>
-        <w:tabs>
-          <w:tab w:val="left" w:pos="891"/>
-        </w:tabs>
-        <w:spacing w:before="80"/>
-        <w:ind w:right="919" w:firstLine="0"/>
-        <w:jc w:val="left"/>
-        <w:rPr>
-          <w:sz w:val="24"/>
-        </w:rPr>
-      </w:pPr>
-      <w:r>
-        <w:rPr>
-          <w:sz w:val="24"/>
-        </w:rPr>
-        <w:lastRenderedPageBreak/>
+        <w:rPr/>
+      </w:pPr>
+      <w:r>
+        <w:rPr/>
+        <w:t>By comparing these two patterns, we aim to understand if there are significant differences in extinction patterns and relate them to current disturbances in each sub-basin. When comparing the spatial slices vs. sub-basin approach, patterns of greater intra-basin variability vs. general variability might emerge.</w:t>
+      </w:r>
+      <w:r>
+        <w:rPr>
+          <w:sz w:val="24"/>
+        </w:rPr>
         <w:t>We</w:t>
       </w:r>
       <w:r>
@@ -2260,11 +2310,16 @@
     </w:p>
     <w:p>
       <w:pPr>
-        <w:pStyle w:val="BodyText"/>
+        <w:pStyle w:val="TextBody"/>
         <w:rPr>
           <w:sz w:val="27"/>
         </w:rPr>
       </w:pPr>
+      <w:r>
+        <w:rPr>
+          <w:sz w:val="27"/>
+        </w:rPr>
+      </w:r>
     </w:p>
     <w:p>
       <w:pPr>
@@ -2274,37 +2329,20 @@
           <w:numId w:val="1"/>
         </w:numPr>
         <w:tabs>
-          <w:tab w:val="left" w:pos="891"/>
+          <w:tab w:val="clear" w:pos="720"/>
+          <w:tab w:val="left" w:pos="891" w:leader="none"/>
         </w:tabs>
-        <w:spacing w:before="0"/>
-        <w:ind w:left="891" w:right="376"/>
-        <w:rPr>
-          <w:sz w:val="24"/>
-        </w:rPr>
-      </w:pPr>
-      <w:r>
-        <w:rPr>
-          <w:sz w:val="24"/>
-        </w:rPr>
-        <w:t>Developing a map detailing the ratio of native to exotic species</w:t>
-      </w:r>
-      <w:r>
-        <w:rPr>
-          <w:sz w:val="24"/>
-        </w:rPr>
-        <w:t xml:space="preserve"> in each sampling point shown in </w:t>
-      </w:r>
-      <w:r>
-        <w:rPr>
-          <w:sz w:val="24"/>
-        </w:rPr>
-        <w:t>Figure 1</w:t>
-      </w:r>
-      <w:r>
-        <w:rPr>
-          <w:sz w:val="24"/>
-        </w:rPr>
-        <w:t>.</w:t>
+        <w:spacing w:before="0" w:after="0"/>
+        <w:ind w:left="891" w:right="376" w:hanging="480"/>
+        <w:rPr>
+          <w:sz w:val="24"/>
+        </w:rPr>
+      </w:pPr>
+      <w:r>
+        <w:rPr>
+          <w:sz w:val="24"/>
+        </w:rPr>
+        <w:t>Developing a map detailing the ratio of native to exotic species in each sampling point shown in Figure 1.</w:t>
       </w:r>
     </w:p>
     <w:p>
@@ -2315,10 +2353,11 @@
           <w:numId w:val="1"/>
         </w:numPr>
         <w:tabs>
-          <w:tab w:val="left" w:pos="891"/>
+          <w:tab w:val="clear" w:pos="720"/>
+          <w:tab w:val="left" w:pos="891" w:leader="none"/>
         </w:tabs>
-        <w:spacing w:before="36"/>
-        <w:ind w:left="891" w:right="393"/>
+        <w:spacing w:before="36" w:after="0"/>
+        <w:ind w:left="891" w:right="393" w:hanging="480"/>
         <w:jc w:val="both"/>
         <w:rPr>
           <w:sz w:val="24"/>
@@ -2328,49 +2367,7 @@
         <w:rPr>
           <w:sz w:val="24"/>
         </w:rPr>
-        <w:t>Generating profiles of native species proportions across the Guadalquivir</w:t>
-      </w:r>
-      <w:r>
-        <w:rPr>
-          <w:sz w:val="24"/>
-        </w:rPr>
-        <w:t xml:space="preserve"> basin using </w:t>
-      </w:r>
-      <w:r>
-        <w:rPr>
-          <w:sz w:val="24"/>
-        </w:rPr>
-        <w:t xml:space="preserve">longitudinal </w:t>
-      </w:r>
-      <w:r>
-        <w:rPr>
-          <w:sz w:val="24"/>
-        </w:rPr>
-        <w:t>spatial slices</w:t>
-      </w:r>
-      <w:r>
-        <w:rPr>
-          <w:sz w:val="24"/>
-        </w:rPr>
-        <w:t xml:space="preserve">. A preliminary approach is shown in </w:t>
-      </w:r>
-      <w:r>
-        <w:rPr>
-          <w:sz w:val="24"/>
-        </w:rPr>
-        <w:t>Figure</w:t>
-      </w:r>
-      <w:r>
-        <w:rPr>
-          <w:sz w:val="24"/>
-        </w:rPr>
-        <w:t>s 1 and</w:t>
-      </w:r>
-      <w:r>
-        <w:rPr>
-          <w:sz w:val="24"/>
-        </w:rPr>
-        <w:t xml:space="preserve"> 2.</w:t>
+        <w:t>Generating profiles of native species proportions across the Guadalquivir basin using longitudinal spatial slices. A preliminary approach is shown in Figures 1 and 2.</w:t>
       </w:r>
     </w:p>
     <w:p>
@@ -2381,9 +2378,10 @@
           <w:numId w:val="1"/>
         </w:numPr>
         <w:tabs>
-          <w:tab w:val="left" w:pos="891"/>
+          <w:tab w:val="clear" w:pos="720"/>
+          <w:tab w:val="left" w:pos="891" w:leader="none"/>
         </w:tabs>
-        <w:ind w:left="891" w:right="396"/>
+        <w:ind w:left="891" w:right="396" w:hanging="480"/>
         <w:jc w:val="both"/>
         <w:rPr>
           <w:sz w:val="24"/>
@@ -2393,19 +2391,7 @@
         <w:rPr>
           <w:sz w:val="24"/>
         </w:rPr>
-        <w:t xml:space="preserve">Calculating the extinction probability curves using both the "spatial slices" and </w:t>
-      </w:r>
-      <w:r>
-        <w:rPr>
-          <w:sz w:val="24"/>
-        </w:rPr>
-        <w:t>sub-basin</w:t>
-      </w:r>
-      <w:r>
-        <w:rPr>
-          <w:sz w:val="24"/>
-        </w:rPr>
-        <w:t xml:space="preserve"> methods to define curve limits.</w:t>
+        <w:t>Calculating the extinction probability curves using both the "spatial slices" and sub-basin methods to define curve limits.</w:t>
       </w:r>
     </w:p>
     <w:p>
@@ -2416,9 +2402,10 @@
           <w:numId w:val="1"/>
         </w:numPr>
         <w:tabs>
-          <w:tab w:val="left" w:pos="891"/>
+          <w:tab w:val="clear" w:pos="720"/>
+          <w:tab w:val="left" w:pos="891" w:leader="none"/>
         </w:tabs>
-        <w:ind w:left="891"/>
+        <w:ind w:left="891" w:right="388" w:hanging="480"/>
         <w:jc w:val="both"/>
         <w:rPr>
           <w:sz w:val="24"/>
@@ -2428,69 +2415,41 @@
         <w:rPr>
           <w:sz w:val="24"/>
         </w:rPr>
-        <w:t>Comparing the extinction probabilities and identify “cold spots” – regions with a notably high extinction probability. Preliminary analyses suggest local native extinction peaks at around 10% for all random longitudinal slices (Figure 2).</w:t>
-      </w:r>
-    </w:p>
-    <w:p>
-      <w:pPr>
-        <w:tabs>
-          <w:tab w:val="left" w:pos="891"/>
-        </w:tabs>
-        <w:rPr>
-          <w:sz w:val="24"/>
-        </w:rPr>
-      </w:pPr>
-    </w:p>
-    <w:p>
-      <w:pPr>
-        <w:tabs>
-          <w:tab w:val="left" w:pos="891"/>
-        </w:tabs>
-        <w:rPr>
-          <w:sz w:val="24"/>
-        </w:rPr>
-      </w:pPr>
-      <w:r>
-        <w:rPr>
-          <w:noProof/>
-          <w:sz w:val="20"/>
-        </w:rPr>
+        <w:t xml:space="preserve">Comparing the extinction probabilities and identify “cold spots” – regions with a </w:t>
+      </w:r>
+      <w:r>
         <w:drawing>
-          <wp:anchor distT="0" distB="0" distL="114300" distR="114300" simplePos="0" relativeHeight="251656704" behindDoc="1" locked="0" layoutInCell="1" allowOverlap="1" wp14:anchorId="29C5DB2E" wp14:editId="79519B08">
+          <wp:anchor behindDoc="1" distT="0" distB="0" distL="114300" distR="114300" simplePos="0" locked="0" layoutInCell="0" allowOverlap="1" relativeHeight="2">
             <wp:simplePos x="0" y="0"/>
             <wp:positionH relativeFrom="column">
               <wp:posOffset>736600</wp:posOffset>
             </wp:positionH>
-            <wp:positionV relativeFrom="page">
-              <wp:posOffset>3600450</wp:posOffset>
+            <wp:positionV relativeFrom="paragraph">
+              <wp:posOffset>758190</wp:posOffset>
             </wp:positionV>
             <wp:extent cx="4648200" cy="3446145"/>
-            <wp:effectExtent l="0" t="0" r="0" b="1905"/>
+            <wp:effectExtent l="0" t="0" r="0" b="0"/>
             <wp:wrapSquare wrapText="bothSides"/>
-            <wp:docPr id="1" name="Image 1"/>
+            <wp:docPr id="1" name="Image 1" descr=""/>
             <wp:cNvGraphicFramePr>
-              <a:graphicFrameLocks xmlns:a="http://schemas.openxmlformats.org/drawingml/2006/main"/>
+              <a:graphicFrameLocks xmlns:a="http://schemas.openxmlformats.org/drawingml/2006/main" noChangeAspect="1"/>
             </wp:cNvGraphicFramePr>
             <a:graphic xmlns:a="http://schemas.openxmlformats.org/drawingml/2006/main">
               <a:graphicData uri="http://schemas.openxmlformats.org/drawingml/2006/picture">
                 <pic:pic xmlns:pic="http://schemas.openxmlformats.org/drawingml/2006/picture">
                   <pic:nvPicPr>
-                    <pic:cNvPr id="1" name="Image 1"/>
-                    <pic:cNvPicPr/>
+                    <pic:cNvPr id="1" name="Image 1" descr=""/>
+                    <pic:cNvPicPr>
+                      <a:picLocks noChangeAspect="1" noChangeArrowheads="1"/>
+                    </pic:cNvPicPr>
                   </pic:nvPicPr>
                   <pic:blipFill>
-                    <a:blip r:embed="rId5" cstate="print">
-                      <a:extLst>
-                        <a:ext uri="{28A0092B-C50C-407E-A947-70E740481C1C}">
-                          <a14:useLocalDpi xmlns:a14="http://schemas.microsoft.com/office/drawing/2010/main" val="0"/>
-                        </a:ext>
-                      </a:extLst>
-                    </a:blip>
+                    <a:blip r:embed="rId2"/>
                     <a:stretch>
                       <a:fillRect/>
                     </a:stretch>
                   </pic:blipFill>
-                  <pic:spPr>
+                  <pic:spPr bwMode="auto">
                     <a:xfrm>
                       <a:off x="0" y="0"/>
                       <a:ext cx="4648200" cy="3446145"/>
@@ -2505,165 +2464,333 @@
           </wp:anchor>
         </w:drawing>
       </w:r>
-    </w:p>
-    <w:p>
-      <w:pPr>
-        <w:spacing w:before="140"/>
-        <w:ind w:left="172" w:right="345"/>
-        <w:rPr>
-          <w:i/>
-          <w:sz w:val="24"/>
-        </w:rPr>
-      </w:pPr>
-    </w:p>
-    <w:p>
-      <w:pPr>
-        <w:spacing w:before="140"/>
-        <w:ind w:left="172" w:right="345"/>
-        <w:rPr>
-          <w:i/>
-          <w:sz w:val="24"/>
-        </w:rPr>
-      </w:pPr>
-    </w:p>
-    <w:p>
-      <w:pPr>
-        <w:spacing w:before="140"/>
-        <w:ind w:left="172" w:right="345"/>
-        <w:rPr>
-          <w:i/>
-          <w:sz w:val="24"/>
-        </w:rPr>
-      </w:pPr>
-    </w:p>
-    <w:p>
-      <w:pPr>
-        <w:spacing w:before="140"/>
-        <w:ind w:left="172" w:right="345"/>
-        <w:rPr>
-          <w:i/>
-          <w:sz w:val="24"/>
-        </w:rPr>
-      </w:pPr>
-    </w:p>
-    <w:p>
-      <w:pPr>
-        <w:spacing w:before="140"/>
-        <w:ind w:left="172" w:right="345"/>
-        <w:rPr>
-          <w:i/>
-          <w:sz w:val="24"/>
-        </w:rPr>
-      </w:pPr>
-    </w:p>
-    <w:p>
-      <w:pPr>
-        <w:spacing w:before="140"/>
-        <w:ind w:left="172" w:right="345"/>
-        <w:rPr>
-          <w:i/>
-          <w:sz w:val="24"/>
-        </w:rPr>
-      </w:pPr>
-    </w:p>
-    <w:p>
-      <w:pPr>
-        <w:spacing w:before="140"/>
-        <w:ind w:left="172" w:right="345"/>
-        <w:rPr>
-          <w:i/>
-          <w:sz w:val="24"/>
-        </w:rPr>
-      </w:pPr>
-    </w:p>
-    <w:p>
-      <w:pPr>
-        <w:spacing w:before="140"/>
-        <w:ind w:left="172" w:right="345"/>
-        <w:rPr>
-          <w:i/>
-          <w:sz w:val="24"/>
-        </w:rPr>
-      </w:pPr>
-    </w:p>
-    <w:p>
-      <w:pPr>
-        <w:spacing w:before="140"/>
-        <w:ind w:left="172" w:right="345"/>
-        <w:rPr>
-          <w:i/>
-          <w:sz w:val="24"/>
-        </w:rPr>
-      </w:pPr>
-    </w:p>
-    <w:p>
-      <w:pPr>
-        <w:spacing w:before="140"/>
-        <w:ind w:left="172" w:right="345"/>
-        <w:rPr>
-          <w:i/>
-          <w:sz w:val="24"/>
-        </w:rPr>
-      </w:pPr>
-    </w:p>
-    <w:p>
-      <w:pPr>
-        <w:spacing w:before="140"/>
-        <w:ind w:left="172" w:right="345"/>
-        <w:rPr>
-          <w:i/>
-          <w:sz w:val="24"/>
-        </w:rPr>
-      </w:pPr>
-    </w:p>
-    <w:p>
-      <w:pPr>
-        <w:spacing w:before="140"/>
-        <w:ind w:left="172" w:right="345"/>
-        <w:rPr>
-          <w:i/>
-          <w:sz w:val="24"/>
-        </w:rPr>
-      </w:pPr>
-    </w:p>
-    <w:p>
-      <w:pPr>
-        <w:spacing w:before="140"/>
-        <w:ind w:left="172" w:right="345"/>
-        <w:rPr>
-          <w:i/>
-          <w:sz w:val="24"/>
-        </w:rPr>
-      </w:pPr>
-    </w:p>
-    <w:p>
-      <w:pPr>
-        <w:spacing w:before="140"/>
-        <w:ind w:left="172" w:right="345"/>
-        <w:rPr>
-          <w:i/>
-          <w:sz w:val="24"/>
-        </w:rPr>
-      </w:pPr>
-    </w:p>
-    <w:p>
-      <w:pPr>
-        <w:spacing w:before="140"/>
-        <w:ind w:left="172" w:right="345"/>
-        <w:rPr>
-          <w:i/>
-          <w:sz w:val="24"/>
-        </w:rPr>
-      </w:pPr>
-    </w:p>
-    <w:p>
-      <w:pPr>
-        <w:spacing w:before="140"/>
-        <w:ind w:left="172" w:right="345"/>
-        <w:rPr>
-          <w:i/>
-          <w:sz w:val="24"/>
-        </w:rPr>
+      <w:r>
+        <w:rPr>
+          <w:sz w:val="24"/>
+        </w:rPr>
+        <w:t>notably high extinction probability. Preliminary analyses suggest local native extinction peaks at around 10% for all random longitudinal slices (Figure 2).</w:t>
+      </w:r>
+    </w:p>
+    <w:p>
+      <w:pPr>
+        <w:pStyle w:val="Normal"/>
+        <w:tabs>
+          <w:tab w:val="clear" w:pos="720"/>
+          <w:tab w:val="left" w:pos="891" w:leader="none"/>
+        </w:tabs>
+        <w:rPr>
+          <w:sz w:val="24"/>
+        </w:rPr>
+      </w:pPr>
+      <w:r>
+        <w:rPr>
+          <w:sz w:val="24"/>
+        </w:rPr>
+      </w:r>
+    </w:p>
+    <w:p>
+      <w:pPr>
+        <w:pStyle w:val="Normal"/>
+        <w:tabs>
+          <w:tab w:val="clear" w:pos="720"/>
+          <w:tab w:val="left" w:pos="891" w:leader="none"/>
+        </w:tabs>
+        <w:rPr>
+          <w:sz w:val="24"/>
+        </w:rPr>
+      </w:pPr>
+      <w:r>
+        <w:rPr>
+          <w:sz w:val="24"/>
+        </w:rPr>
+      </w:r>
+    </w:p>
+    <w:p>
+      <w:pPr>
+        <w:pStyle w:val="Normal"/>
+        <w:spacing w:before="140" w:after="0"/>
+        <w:ind w:left="172" w:right="345" w:hanging="0"/>
+        <w:rPr>
+          <w:i/>
+          <w:i/>
+          <w:sz w:val="24"/>
+        </w:rPr>
+      </w:pPr>
+      <w:r>
+        <w:rPr>
+          <w:i/>
+          <w:sz w:val="24"/>
+        </w:rPr>
+      </w:r>
+    </w:p>
+    <w:p>
+      <w:pPr>
+        <w:pStyle w:val="Normal"/>
+        <w:spacing w:before="140" w:after="0"/>
+        <w:ind w:left="172" w:right="345" w:hanging="0"/>
+        <w:rPr>
+          <w:i/>
+          <w:i/>
+          <w:sz w:val="24"/>
+        </w:rPr>
+      </w:pPr>
+      <w:r>
+        <w:rPr>
+          <w:i/>
+          <w:sz w:val="24"/>
+        </w:rPr>
+      </w:r>
+    </w:p>
+    <w:p>
+      <w:pPr>
+        <w:pStyle w:val="Normal"/>
+        <w:spacing w:before="140" w:after="0"/>
+        <w:ind w:left="172" w:right="345" w:hanging="0"/>
+        <w:rPr>
+          <w:i/>
+          <w:i/>
+          <w:sz w:val="24"/>
+        </w:rPr>
+      </w:pPr>
+      <w:r>
+        <w:rPr>
+          <w:i/>
+          <w:sz w:val="24"/>
+        </w:rPr>
+      </w:r>
+    </w:p>
+    <w:p>
+      <w:pPr>
+        <w:pStyle w:val="Normal"/>
+        <w:spacing w:before="140" w:after="0"/>
+        <w:ind w:left="172" w:right="345" w:hanging="0"/>
+        <w:rPr>
+          <w:i/>
+          <w:i/>
+          <w:sz w:val="24"/>
+        </w:rPr>
+      </w:pPr>
+      <w:r>
+        <w:rPr>
+          <w:i/>
+          <w:sz w:val="24"/>
+        </w:rPr>
+      </w:r>
+    </w:p>
+    <w:p>
+      <w:pPr>
+        <w:pStyle w:val="Normal"/>
+        <w:spacing w:before="140" w:after="0"/>
+        <w:ind w:left="172" w:right="345" w:hanging="0"/>
+        <w:rPr>
+          <w:i/>
+          <w:i/>
+          <w:sz w:val="24"/>
+        </w:rPr>
+      </w:pPr>
+      <w:r>
+        <w:rPr>
+          <w:i/>
+          <w:sz w:val="24"/>
+        </w:rPr>
+      </w:r>
+    </w:p>
+    <w:p>
+      <w:pPr>
+        <w:pStyle w:val="Normal"/>
+        <w:spacing w:before="140" w:after="0"/>
+        <w:ind w:left="172" w:right="345" w:hanging="0"/>
+        <w:rPr>
+          <w:i/>
+          <w:i/>
+          <w:sz w:val="24"/>
+        </w:rPr>
+      </w:pPr>
+      <w:r>
+        <w:rPr>
+          <w:i/>
+          <w:sz w:val="24"/>
+        </w:rPr>
+      </w:r>
+    </w:p>
+    <w:p>
+      <w:pPr>
+        <w:pStyle w:val="Normal"/>
+        <w:spacing w:before="140" w:after="0"/>
+        <w:ind w:left="172" w:right="345" w:hanging="0"/>
+        <w:rPr>
+          <w:i/>
+          <w:i/>
+          <w:sz w:val="24"/>
+        </w:rPr>
+      </w:pPr>
+      <w:r>
+        <w:rPr>
+          <w:i/>
+          <w:sz w:val="24"/>
+        </w:rPr>
+      </w:r>
+    </w:p>
+    <w:p>
+      <w:pPr>
+        <w:pStyle w:val="Normal"/>
+        <w:spacing w:before="140" w:after="0"/>
+        <w:ind w:left="172" w:right="345" w:hanging="0"/>
+        <w:rPr>
+          <w:i/>
+          <w:i/>
+          <w:sz w:val="24"/>
+        </w:rPr>
+      </w:pPr>
+      <w:r>
+        <w:rPr>
+          <w:i/>
+          <w:sz w:val="24"/>
+        </w:rPr>
+      </w:r>
+    </w:p>
+    <w:p>
+      <w:pPr>
+        <w:pStyle w:val="Normal"/>
+        <w:spacing w:before="140" w:after="0"/>
+        <w:ind w:left="172" w:right="345" w:hanging="0"/>
+        <w:rPr>
+          <w:i/>
+          <w:i/>
+          <w:sz w:val="24"/>
+        </w:rPr>
+      </w:pPr>
+      <w:r>
+        <w:rPr>
+          <w:i/>
+          <w:sz w:val="24"/>
+        </w:rPr>
+      </w:r>
+    </w:p>
+    <w:p>
+      <w:pPr>
+        <w:pStyle w:val="Normal"/>
+        <w:spacing w:before="140" w:after="0"/>
+        <w:ind w:left="172" w:right="345" w:hanging="0"/>
+        <w:rPr>
+          <w:i/>
+          <w:i/>
+          <w:sz w:val="24"/>
+        </w:rPr>
+      </w:pPr>
+      <w:r>
+        <w:rPr>
+          <w:i/>
+          <w:sz w:val="24"/>
+        </w:rPr>
+      </w:r>
+    </w:p>
+    <w:p>
+      <w:pPr>
+        <w:pStyle w:val="Normal"/>
+        <w:spacing w:before="140" w:after="0"/>
+        <w:ind w:left="172" w:right="345" w:hanging="0"/>
+        <w:rPr>
+          <w:i/>
+          <w:i/>
+          <w:sz w:val="24"/>
+        </w:rPr>
+      </w:pPr>
+      <w:r>
+        <w:rPr>
+          <w:i/>
+          <w:sz w:val="24"/>
+        </w:rPr>
+      </w:r>
+    </w:p>
+    <w:p>
+      <w:pPr>
+        <w:pStyle w:val="Normal"/>
+        <w:spacing w:before="140" w:after="0"/>
+        <w:ind w:left="172" w:right="345" w:hanging="0"/>
+        <w:rPr>
+          <w:i/>
+          <w:i/>
+          <w:sz w:val="24"/>
+        </w:rPr>
+      </w:pPr>
+      <w:r>
+        <w:rPr>
+          <w:i/>
+          <w:sz w:val="24"/>
+        </w:rPr>
+      </w:r>
+    </w:p>
+    <w:p>
+      <w:pPr>
+        <w:pStyle w:val="Normal"/>
+        <w:spacing w:before="140" w:after="0"/>
+        <w:ind w:left="172" w:right="345" w:hanging="0"/>
+        <w:rPr>
+          <w:i/>
+          <w:i/>
+          <w:sz w:val="24"/>
+        </w:rPr>
+      </w:pPr>
+      <w:r>
+        <w:rPr>
+          <w:i/>
+          <w:sz w:val="24"/>
+        </w:rPr>
+      </w:r>
+    </w:p>
+    <w:p>
+      <w:pPr>
+        <w:pStyle w:val="Normal"/>
+        <w:spacing w:before="140" w:after="0"/>
+        <w:ind w:left="172" w:right="345" w:hanging="0"/>
+        <w:rPr>
+          <w:i/>
+          <w:i/>
+          <w:sz w:val="24"/>
+        </w:rPr>
+      </w:pPr>
+      <w:r>
+        <w:rPr>
+          <w:i/>
+          <w:sz w:val="24"/>
+        </w:rPr>
+      </w:r>
+    </w:p>
+    <w:p>
+      <w:pPr>
+        <w:pStyle w:val="Normal"/>
+        <w:spacing w:before="140" w:after="0"/>
+        <w:ind w:left="172" w:right="345" w:hanging="0"/>
+        <w:rPr>
+          <w:i/>
+          <w:i/>
+          <w:sz w:val="24"/>
+        </w:rPr>
+      </w:pPr>
+      <w:r>
+        <w:rPr>
+          <w:i/>
+          <w:sz w:val="24"/>
+        </w:rPr>
+      </w:r>
+    </w:p>
+    <w:p>
+      <w:pPr>
+        <w:sectPr>
+          <w:type w:val="nextPage"/>
+          <w:pgSz w:w="12240" w:h="15840"/>
+          <w:pgMar w:left="1000" w:right="1060" w:gutter="0" w:header="0" w:top="1440" w:footer="0" w:bottom="280"/>
+          <w:pgNumType w:fmt="decimal"/>
+          <w:formProt w:val="false"/>
+          <w:textDirection w:val="lrTb"/>
+          <w:docGrid w:type="default" w:linePitch="100" w:charSpace="4096"/>
+        </w:sectPr>
+        <w:pStyle w:val="Normal"/>
+        <w:spacing w:before="140" w:after="0"/>
+        <w:ind w:left="172" w:right="345" w:hanging="0"/>
+        <w:jc w:val="both"/>
+        <w:rPr/>
       </w:pPr>
       <w:r>
         <w:rPr>
@@ -2800,29 +2927,13 @@
         </w:rPr>
         <w:t xml:space="preserve"> </w:t>
       </w:r>
-      <w:proofErr w:type="spellStart"/>
-      <w:r>
-        <w:rPr>
-          <w:i/>
-          <w:sz w:val="24"/>
-        </w:rPr>
-        <w:t>Colo</w:t>
-      </w:r>
-      <w:r>
-        <w:rPr>
-          <w:i/>
-          <w:sz w:val="24"/>
-        </w:rPr>
-        <w:t>u</w:t>
-      </w:r>
-      <w:r>
-        <w:rPr>
-          <w:i/>
-          <w:sz w:val="24"/>
-        </w:rPr>
-        <w:t>red</w:t>
-      </w:r>
-      <w:proofErr w:type="spellEnd"/>
+      <w:r>
+        <w:rPr>
+          <w:i/>
+          <w:sz w:val="24"/>
+        </w:rPr>
+        <w:t>Coloured</w:t>
+      </w:r>
       <w:r>
         <w:rPr>
           <w:i/>
@@ -2881,63 +2992,7 @@
           <w:i/>
           <w:sz w:val="24"/>
         </w:rPr>
-        <w:t xml:space="preserve">background represent </w:t>
-      </w:r>
-      <w:r>
-        <w:rPr>
-          <w:i/>
-          <w:sz w:val="24"/>
-        </w:rPr>
-        <w:t>slices created along longitud</w:t>
-      </w:r>
-      <w:r>
-        <w:rPr>
-          <w:i/>
-          <w:sz w:val="24"/>
-        </w:rPr>
-        <w:t>e-based</w:t>
-      </w:r>
-      <w:r>
-        <w:rPr>
-          <w:i/>
-          <w:sz w:val="24"/>
-        </w:rPr>
-        <w:t xml:space="preserve"> </w:t>
-      </w:r>
-      <w:r>
-        <w:rPr>
-          <w:i/>
-          <w:sz w:val="24"/>
-        </w:rPr>
-        <w:t>bands</w:t>
-      </w:r>
-      <w:r>
-        <w:rPr>
-          <w:i/>
-          <w:sz w:val="24"/>
-        </w:rPr>
-        <w:t xml:space="preserve"> used to select random sampling points for the null model of extinction probability. S</w:t>
-      </w:r>
-      <w:r>
-        <w:rPr>
-          <w:i/>
-          <w:sz w:val="24"/>
-        </w:rPr>
-        <w:t>elected sampled sites</w:t>
-      </w:r>
-      <w:r>
-        <w:rPr>
-          <w:i/>
-          <w:sz w:val="24"/>
-        </w:rPr>
-        <w:t xml:space="preserve"> in each band are used</w:t>
-      </w:r>
-      <w:r>
-        <w:rPr>
-          <w:i/>
-          <w:sz w:val="24"/>
-        </w:rPr>
-        <w:t xml:space="preserve"> for the density plot</w:t>
+        <w:t>background represent slices created along longitude-based bands used to select random sampling points for the null model of extinction probability. Selected sampled sites in each band are used for the density plot</w:t>
       </w:r>
       <w:r>
         <w:rPr>
@@ -2957,30 +3012,15 @@
     </w:p>
     <w:p>
       <w:pPr>
-        <w:spacing w:line="259" w:lineRule="auto"/>
-        <w:sectPr>
-          <w:pgSz w:w="12240" w:h="15840"/>
-          <w:pgMar w:top="1440" w:right="1060" w:bottom="280" w:left="1000" w:header="720" w:footer="720" w:gutter="0"/>
-          <w:cols w:space="720"/>
-        </w:sectPr>
-      </w:pPr>
-    </w:p>
-    <w:p>
-      <w:pPr>
-        <w:pStyle w:val="BodyText"/>
-        <w:spacing w:before="100"/>
-        <w:ind w:left="172"/>
-      </w:pPr>
-      <w:bookmarkStart w:id="3" w:name="_bookmark0"/>
-      <w:bookmarkEnd w:id="3"/>
-      <w:r>
-        <w:rPr>
-          <w:noProof/>
-          <w:sz w:val="20"/>
-        </w:rPr>
-        <w:lastRenderedPageBreak/>
+        <w:pStyle w:val="TextBody"/>
+        <w:spacing w:before="100" w:after="0"/>
+        <w:ind w:left="172" w:hanging="0"/>
+        <w:rPr/>
+      </w:pPr>
+      <w:r>
+        <w:rPr/>
         <w:drawing>
-          <wp:anchor distT="0" distB="0" distL="114300" distR="114300" simplePos="0" relativeHeight="251658752" behindDoc="0" locked="0" layoutInCell="1" allowOverlap="1" wp14:anchorId="586AFB66" wp14:editId="378EFF75">
+          <wp:anchor behindDoc="0" distT="0" distB="0" distL="114300" distR="114300" simplePos="0" locked="0" layoutInCell="0" allowOverlap="1" relativeHeight="3">
             <wp:simplePos x="0" y="0"/>
             <wp:positionH relativeFrom="column">
               <wp:posOffset>12700</wp:posOffset>
@@ -2989,32 +3029,28 @@
               <wp:posOffset>1162050</wp:posOffset>
             </wp:positionV>
             <wp:extent cx="5271770" cy="3169920"/>
-            <wp:effectExtent l="0" t="0" r="5080" b="0"/>
+            <wp:effectExtent l="0" t="0" r="0" b="0"/>
             <wp:wrapTopAndBottom/>
-            <wp:docPr id="2" name="Image 2"/>
+            <wp:docPr id="2" name="Image 2" descr=""/>
             <wp:cNvGraphicFramePr>
-              <a:graphicFrameLocks xmlns:a="http://schemas.openxmlformats.org/drawingml/2006/main"/>
+              <a:graphicFrameLocks xmlns:a="http://schemas.openxmlformats.org/drawingml/2006/main" noChangeAspect="1"/>
             </wp:cNvGraphicFramePr>
             <a:graphic xmlns:a="http://schemas.openxmlformats.org/drawingml/2006/main">
               <a:graphicData uri="http://schemas.openxmlformats.org/drawingml/2006/picture">
                 <pic:pic xmlns:pic="http://schemas.openxmlformats.org/drawingml/2006/picture">
                   <pic:nvPicPr>
-                    <pic:cNvPr id="2" name="Image 2"/>
-                    <pic:cNvPicPr/>
+                    <pic:cNvPr id="2" name="Image 2" descr=""/>
+                    <pic:cNvPicPr>
+                      <a:picLocks noChangeAspect="1" noChangeArrowheads="1"/>
+                    </pic:cNvPicPr>
                   </pic:nvPicPr>
                   <pic:blipFill>
-                    <a:blip r:embed="rId6" cstate="print">
-                      <a:extLst>
-                        <a:ext uri="{28A0092B-C50C-407E-A947-70E740481C1C}">
-                          <a14:useLocalDpi xmlns:a14="http://schemas.microsoft.com/office/drawing/2010/main" val="0"/>
-                        </a:ext>
-                      </a:extLst>
-                    </a:blip>
+                    <a:blip r:embed="rId3"/>
                     <a:stretch>
                       <a:fillRect/>
                     </a:stretch>
                   </pic:blipFill>
-                  <pic:spPr>
+                  <pic:spPr bwMode="auto">
                     <a:xfrm>
                       <a:off x="0" y="0"/>
                       <a:ext cx="5271770" cy="3169920"/>
@@ -3029,120 +3065,59 @@
           </wp:anchor>
         </w:drawing>
       </w:r>
-    </w:p>
-    <w:p>
-      <w:pPr>
-        <w:pStyle w:val="BodyText"/>
-        <w:spacing w:before="100"/>
-        <w:ind w:left="172"/>
-      </w:pPr>
+      <w:bookmarkStart w:id="3" w:name="_bookmark0"/>
+      <w:bookmarkStart w:id="4" w:name="_bookmark0"/>
+      <w:bookmarkEnd w:id="4"/>
+    </w:p>
+    <w:p>
+      <w:pPr>
+        <w:pStyle w:val="TextBody"/>
+        <w:spacing w:before="100" w:after="0"/>
+        <w:ind w:left="172" w:hanging="0"/>
+        <w:rPr/>
+      </w:pPr>
+      <w:r>
+        <w:rPr/>
+      </w:r>
     </w:p>
     <w:p>
       <w:pPr>
         <w:pStyle w:val="Heading2"/>
-        <w:ind w:left="0"/>
+        <w:ind w:left="0" w:hanging="0"/>
         <w:jc w:val="both"/>
         <w:rPr>
-          <w:b w:val="0"/>
-          <w:bCs w:val="0"/>
+          <w:sz w:val="24"/>
+          <w:szCs w:val="24"/>
+        </w:rPr>
+      </w:pPr>
+      <w:r>
+        <w:rPr>
+          <w:b w:val="false"/>
+          <w:bCs w:val="false"/>
           <w:i/>
           <w:iCs/>
-        </w:rPr>
-      </w:pPr>
-      <w:r>
-        <w:rPr>
-          <w:b w:val="0"/>
-          <w:bCs w:val="0"/>
+          <w:sz w:val="24"/>
+          <w:szCs w:val="24"/>
+        </w:rPr>
+        <w:t xml:space="preserve">Figure 2: Density plot (density of sampling points) as a function of the fraction of native species (x-axis) in each longitudinal slice used for the null model, shown in Figure 1. In this hypothetical scenario, native populations collapse at around the 10% (0.1) mark in all cases and there is a high proportion of sites potentially at risk, with values between 30-10% </w:t>
+      </w:r>
+      <w:r>
+        <w:rPr>
+          <w:b w:val="false"/>
+          <w:bCs w:val="false"/>
+          <w:sz w:val="24"/>
+          <w:szCs w:val="24"/>
+        </w:rPr>
+        <w:t>(</w:t>
+      </w:r>
+      <w:r>
+        <w:rPr>
+          <w:b w:val="false"/>
+          <w:bCs w:val="false"/>
           <w:i/>
           <w:iCs/>
-        </w:rPr>
-        <w:t>Figure 2: Density plot</w:t>
-      </w:r>
-      <w:r>
-        <w:rPr>
-          <w:b w:val="0"/>
-          <w:bCs w:val="0"/>
-          <w:i/>
-          <w:iCs/>
-        </w:rPr>
-        <w:t xml:space="preserve"> (density of sampling points)</w:t>
-      </w:r>
-      <w:r>
-        <w:rPr>
-          <w:b w:val="0"/>
-          <w:bCs w:val="0"/>
-          <w:i/>
-          <w:iCs/>
-        </w:rPr>
-        <w:t xml:space="preserve"> as a function of the fraction of native species (x-axis) </w:t>
-      </w:r>
-      <w:r>
-        <w:rPr>
-          <w:b w:val="0"/>
-          <w:bCs w:val="0"/>
-          <w:i/>
-          <w:iCs/>
-        </w:rPr>
-        <w:t xml:space="preserve">in each longitudinal </w:t>
-      </w:r>
-      <w:r>
-        <w:rPr>
-          <w:b w:val="0"/>
-          <w:bCs w:val="0"/>
-          <w:i/>
-          <w:iCs/>
-        </w:rPr>
-        <w:t>slice</w:t>
-      </w:r>
-      <w:r>
-        <w:rPr>
-          <w:b w:val="0"/>
-          <w:bCs w:val="0"/>
-          <w:i/>
-          <w:iCs/>
-        </w:rPr>
-        <w:t xml:space="preserve"> used for the null model, shown in Figure 1. In this hypothetical scenario, </w:t>
-      </w:r>
-      <w:r>
-        <w:rPr>
-          <w:b w:val="0"/>
-          <w:bCs w:val="0"/>
-          <w:i/>
-          <w:iCs/>
-        </w:rPr>
-        <w:t>native populations collapse at around the 10% (0.1) mark in all cases and there is a high proportion of sites potentially at risk,</w:t>
-      </w:r>
-      <w:r>
-        <w:rPr>
-          <w:b w:val="0"/>
-          <w:bCs w:val="0"/>
-          <w:i/>
-          <w:iCs/>
-        </w:rPr>
-        <w:t xml:space="preserve"> with values</w:t>
-      </w:r>
-      <w:r>
-        <w:rPr>
-          <w:b w:val="0"/>
-          <w:bCs w:val="0"/>
-          <w:i/>
-          <w:iCs/>
-        </w:rPr>
-        <w:t xml:space="preserve"> between 30-10% </w:t>
-      </w:r>
-      <w:r>
-        <w:rPr>
-          <w:b w:val="0"/>
-          <w:bCs w:val="0"/>
-        </w:rPr>
-        <w:t>(</w:t>
-      </w:r>
-      <w:r>
-        <w:rPr>
-          <w:b w:val="0"/>
-          <w:bCs w:val="0"/>
-          <w:i/>
-          <w:iCs/>
+          <w:sz w:val="24"/>
+          <w:szCs w:val="24"/>
         </w:rPr>
         <w:t xml:space="preserve">0.3 and 0.1).  </w:t>
       </w:r>
@@ -3150,18 +3125,24 @@
     <w:p>
       <w:pPr>
         <w:pStyle w:val="Heading2"/>
-        <w:ind w:left="0"/>
+        <w:ind w:left="0" w:hanging="0"/>
         <w:jc w:val="both"/>
         <w:rPr>
           <w:color w:val="4E80BC"/>
         </w:rPr>
       </w:pPr>
+      <w:r>
+        <w:rPr>
+          <w:color w:val="4E80BC"/>
+        </w:rPr>
+      </w:r>
     </w:p>
     <w:p>
       <w:pPr>
         <w:pStyle w:val="Heading2"/>
-        <w:ind w:left="0"/>
+        <w:ind w:left="0" w:hanging="0"/>
         <w:jc w:val="both"/>
+        <w:rPr/>
       </w:pPr>
       <w:r>
         <w:rPr>
@@ -3199,12 +3180,14 @@
     </w:p>
     <w:p>
       <w:pPr>
-        <w:pStyle w:val="BodyText"/>
-        <w:spacing w:before="175"/>
-        <w:ind w:left="172" w:right="391"/>
+        <w:pStyle w:val="TextBody"/>
+        <w:spacing w:before="175" w:after="0"/>
+        <w:ind w:left="172" w:right="391" w:hanging="0"/>
         <w:jc w:val="both"/>
-      </w:pPr>
-      <w:r>
+        <w:rPr/>
+      </w:pPr>
+      <w:r>
+        <w:rPr/>
         <w:t>Using existing data, we will conduct dynamic simulations to model the extinction probability of multiple species assemblages under different scenarios. These scenarios will encompass a range of factors, including:</w:t>
       </w:r>
     </w:p>
@@ -3216,10 +3199,11 @@
           <w:numId w:val="1"/>
         </w:numPr>
         <w:tabs>
-          <w:tab w:val="left" w:pos="891"/>
+          <w:tab w:val="clear" w:pos="720"/>
+          <w:tab w:val="left" w:pos="891" w:leader="none"/>
         </w:tabs>
-        <w:spacing w:before="178"/>
-        <w:ind w:left="891" w:right="383"/>
+        <w:spacing w:before="178" w:after="0"/>
+        <w:ind w:left="891" w:right="383" w:hanging="480"/>
         <w:rPr>
           <w:sz w:val="24"/>
         </w:rPr>
@@ -3246,9 +3230,10 @@
           <w:numId w:val="1"/>
         </w:numPr>
         <w:tabs>
-          <w:tab w:val="left" w:pos="891"/>
+          <w:tab w:val="clear" w:pos="720"/>
+          <w:tab w:val="left" w:pos="891" w:leader="none"/>
         </w:tabs>
-        <w:ind w:left="891"/>
+        <w:ind w:left="891" w:right="388" w:hanging="480"/>
         <w:rPr>
           <w:sz w:val="24"/>
         </w:rPr>
@@ -3282,10 +3267,11 @@
           <w:numId w:val="1"/>
         </w:numPr>
         <w:tabs>
-          <w:tab w:val="left" w:pos="891"/>
+          <w:tab w:val="clear" w:pos="720"/>
+          <w:tab w:val="left" w:pos="891" w:leader="none"/>
         </w:tabs>
-        <w:spacing w:before="36"/>
-        <w:ind w:left="891"/>
+        <w:spacing w:before="36" w:after="0"/>
+        <w:ind w:left="891" w:right="388" w:hanging="480"/>
         <w:rPr>
           <w:sz w:val="24"/>
         </w:rPr>
@@ -3306,16 +3292,26 @@
     </w:p>
     <w:p>
       <w:pPr>
+        <w:sectPr>
+          <w:type w:val="nextPage"/>
+          <w:pgSz w:w="12240" w:h="15840"/>
+          <w:pgMar w:left="1000" w:right="1060" w:gutter="0" w:header="0" w:top="1520" w:footer="0" w:bottom="280"/>
+          <w:pgNumType w:fmt="decimal"/>
+          <w:formProt w:val="false"/>
+          <w:textDirection w:val="lrTb"/>
+          <w:docGrid w:type="default" w:linePitch="100" w:charSpace="4096"/>
+        </w:sectPr>
         <w:pStyle w:val="ListParagraph"/>
         <w:numPr>
           <w:ilvl w:val="3"/>
           <w:numId w:val="1"/>
         </w:numPr>
         <w:tabs>
-          <w:tab w:val="left" w:pos="891"/>
+          <w:tab w:val="clear" w:pos="720"/>
+          <w:tab w:val="left" w:pos="891" w:leader="none"/>
         </w:tabs>
-        <w:spacing w:before="34"/>
-        <w:ind w:left="891" w:right="383"/>
+        <w:spacing w:before="34" w:after="0"/>
+        <w:ind w:left="891" w:right="383" w:hanging="480"/>
         <w:rPr>
           <w:sz w:val="24"/>
         </w:rPr>
@@ -3331,13 +3327,7 @@
         <w:rPr>
           <w:sz w:val="24"/>
         </w:rPr>
-        <w:t xml:space="preserve">Our simulations will consider the gradient of anthropic uses as derived from </w:t>
-      </w:r>
-      <w:r>
-        <w:rPr>
-          <w:sz w:val="24"/>
-        </w:rPr>
-        <w:t>previous results from our research group</w:t>
+        <w:t>Our simulations will consider the gradient of anthropic uses as derived from previous results from our research group</w:t>
       </w:r>
       <w:r>
         <w:rPr>
@@ -3349,28 +3339,16 @@
     </w:p>
     <w:p>
       <w:pPr>
-        <w:pStyle w:val="BodyText"/>
-        <w:spacing w:before="100"/>
-        <w:ind w:left="172"/>
-        <w:sectPr>
-          <w:pgSz w:w="12240" w:h="15840"/>
-          <w:pgMar w:top="1520" w:right="1060" w:bottom="280" w:left="1000" w:header="720" w:footer="720" w:gutter="0"/>
-          <w:cols w:space="720"/>
-        </w:sectPr>
-      </w:pPr>
-    </w:p>
-    <w:p>
-      <w:pPr>
         <w:pStyle w:val="Heading1"/>
-        <w:spacing w:before="7"/>
-      </w:pPr>
-      <w:bookmarkStart w:id="4" w:name="Methods"/>
-      <w:bookmarkEnd w:id="4"/>
+        <w:spacing w:before="7" w:after="0"/>
+        <w:rPr/>
+      </w:pPr>
+      <w:bookmarkStart w:id="5" w:name="Methods"/>
+      <w:bookmarkEnd w:id="5"/>
       <w:r>
         <w:rPr>
           <w:color w:val="4E80BC"/>
         </w:rPr>
-        <w:lastRenderedPageBreak/>
         <w:t>Platform</w:t>
       </w:r>
       <w:r>
@@ -3416,51 +3394,69 @@
     </w:p>
     <w:p>
       <w:pPr>
-        <w:pStyle w:val="BodyText"/>
-        <w:spacing w:before="5"/>
-        <w:rPr>
-          <w:rFonts w:ascii="Calibri"/>
+        <w:pStyle w:val="TextBody"/>
+        <w:spacing w:before="5" w:after="0"/>
+        <w:rPr>
+          <w:rFonts w:ascii="Calibri" w:hAnsi="Calibri"/>
+          <w:b/>
           <w:b/>
           <w:sz w:val="34"/>
         </w:rPr>
       </w:pPr>
-    </w:p>
-    <w:p>
-      <w:pPr>
-        <w:pStyle w:val="BodyText"/>
-        <w:ind w:left="172" w:right="391"/>
+      <w:r>
+        <w:rPr>
+          <w:rFonts w:ascii="Calibri" w:hAnsi="Calibri"/>
+          <w:b/>
+          <w:sz w:val="34"/>
+        </w:rPr>
+      </w:r>
+    </w:p>
+    <w:p>
+      <w:pPr>
+        <w:pStyle w:val="TextBody"/>
+        <w:ind w:left="172" w:right="391" w:hanging="0"/>
         <w:jc w:val="both"/>
-      </w:pPr>
-      <w:r>
-        <w:t>The progress of our research will be tracked via a git repository with a final interface that visualizes all steps of the results. This software will form the core product for reporting and will facilitate efficient knowledge transfer during the project's timeline.</w:t>
-      </w:r>
-      <w:r>
-        <w:t xml:space="preserve"> </w:t>
-      </w:r>
-    </w:p>
-    <w:p>
-      <w:pPr>
-        <w:pStyle w:val="BodyText"/>
+        <w:rPr/>
+      </w:pPr>
+      <w:r>
+        <w:rPr/>
+        <w:t xml:space="preserve">The progress of our research will be tracked via a git repository with a final interface that visualizes all steps of the results. This software will form the core product for reporting and will facilitate efficient knowledge transfer during the project's timeline. </w:t>
+      </w:r>
+    </w:p>
+    <w:p>
+      <w:pPr>
+        <w:pStyle w:val="TextBody"/>
         <w:rPr>
           <w:sz w:val="28"/>
         </w:rPr>
       </w:pPr>
-    </w:p>
-    <w:p>
-      <w:pPr>
-        <w:pStyle w:val="BodyText"/>
-        <w:spacing w:before="6"/>
+      <w:r>
+        <w:rPr>
+          <w:sz w:val="28"/>
+        </w:rPr>
+      </w:r>
+    </w:p>
+    <w:p>
+      <w:pPr>
+        <w:pStyle w:val="TextBody"/>
+        <w:spacing w:before="6" w:after="0"/>
         <w:rPr>
           <w:sz w:val="40"/>
         </w:rPr>
       </w:pPr>
+      <w:r>
+        <w:rPr>
+          <w:sz w:val="40"/>
+        </w:rPr>
+      </w:r>
     </w:p>
     <w:p>
       <w:pPr>
         <w:pStyle w:val="Heading1"/>
-      </w:pPr>
-      <w:bookmarkStart w:id="5" w:name="Budget"/>
-      <w:bookmarkEnd w:id="5"/>
+        <w:rPr/>
+      </w:pPr>
+      <w:bookmarkStart w:id="6" w:name="Budget"/>
+      <w:bookmarkEnd w:id="6"/>
       <w:r>
         <w:rPr>
           <w:color w:val="4E80BC"/>
@@ -3471,12 +3467,14 @@
     </w:p>
     <w:p>
       <w:pPr>
-        <w:pStyle w:val="BodyText"/>
-        <w:spacing w:before="274"/>
-        <w:ind w:left="172" w:right="390"/>
+        <w:pStyle w:val="TextBody"/>
+        <w:spacing w:before="274" w:after="0"/>
+        <w:ind w:left="172" w:right="390" w:hanging="0"/>
         <w:jc w:val="both"/>
-      </w:pPr>
-      <w:r>
+        <w:rPr/>
+      </w:pPr>
+      <w:r>
+        <w:rPr/>
         <w:t>The project is planned to run</w:t>
       </w:r>
       <w:r>
@@ -3486,6 +3484,7 @@
         <w:t xml:space="preserve"> </w:t>
       </w:r>
       <w:r>
+        <w:rPr/>
         <w:t>from</w:t>
       </w:r>
       <w:r>
@@ -3495,6 +3494,7 @@
         <w:t xml:space="preserve"> </w:t>
       </w:r>
       <w:r>
+        <w:rPr/>
         <w:t>the</w:t>
       </w:r>
       <w:r>
@@ -3504,6 +3504,7 @@
         <w:t xml:space="preserve"> </w:t>
       </w:r>
       <w:r>
+        <w:rPr/>
         <w:t>fall 2023 until fall 2024 (1</w:t>
       </w:r>
       <w:r>
@@ -3513,6 +3514,7 @@
         <w:t xml:space="preserve"> </w:t>
       </w:r>
       <w:r>
+        <w:rPr/>
         <w:t>year).</w:t>
       </w:r>
       <w:r>
@@ -3522,6 +3524,7 @@
         <w:t xml:space="preserve"> </w:t>
       </w:r>
       <w:r>
+        <w:rPr/>
         <w:t>This timeline includes the dedicated involvement of a data scientist for the entire year. Their role will encompass developing</w:t>
       </w:r>
       <w:r>
@@ -3531,6 +3534,7 @@
         <w:t xml:space="preserve"> </w:t>
       </w:r>
       <w:r>
+        <w:rPr/>
         <w:t>and implementing</w:t>
       </w:r>
       <w:r>
@@ -3540,6 +3544,7 @@
         <w:t xml:space="preserve"> </w:t>
       </w:r>
       <w:r>
+        <w:rPr/>
         <w:t>the</w:t>
       </w:r>
       <w:r>
@@ -3549,6 +3554,7 @@
         <w:t xml:space="preserve"> </w:t>
       </w:r>
       <w:r>
+        <w:rPr/>
         <w:t>simulation</w:t>
       </w:r>
       <w:r>
@@ -3558,6 +3564,7 @@
         <w:t xml:space="preserve"> </w:t>
       </w:r>
       <w:r>
+        <w:rPr/>
         <w:t>model, running</w:t>
       </w:r>
       <w:r>
@@ -3567,6 +3574,7 @@
         <w:t xml:space="preserve"> </w:t>
       </w:r>
       <w:r>
+        <w:rPr/>
         <w:t>and</w:t>
       </w:r>
       <w:r>
@@ -3576,6 +3584,7 @@
         <w:t xml:space="preserve"> </w:t>
       </w:r>
       <w:r>
+        <w:rPr/>
         <w:t>evaluating</w:t>
       </w:r>
       <w:r>
@@ -3585,6 +3594,7 @@
         <w:t xml:space="preserve"> </w:t>
       </w:r>
       <w:r>
+        <w:rPr/>
         <w:t>the robustness</w:t>
       </w:r>
       <w:r>
@@ -3594,53 +3604,72 @@
         <w:t xml:space="preserve"> </w:t>
       </w:r>
       <w:r>
+        <w:rPr/>
         <w:t>of various scenarios, and creating a user-friendly software interface that facilitates efficient knowledge transfer.</w:t>
       </w:r>
     </w:p>
     <w:p>
       <w:pPr>
-        <w:pStyle w:val="BodyText"/>
-        <w:rPr>
-          <w:sz w:val="20"/>
-        </w:rPr>
-      </w:pPr>
-    </w:p>
-    <w:p>
-      <w:pPr>
-        <w:pStyle w:val="BodyText"/>
-        <w:rPr>
-          <w:sz w:val="20"/>
-        </w:rPr>
-      </w:pPr>
-    </w:p>
-    <w:p>
-      <w:pPr>
-        <w:pStyle w:val="BodyText"/>
-        <w:rPr>
-          <w:sz w:val="20"/>
-        </w:rPr>
-      </w:pPr>
+        <w:pStyle w:val="TextBody"/>
+        <w:rPr>
+          <w:sz w:val="20"/>
+        </w:rPr>
+      </w:pPr>
+      <w:r>
+        <w:rPr>
+          <w:sz w:val="20"/>
+        </w:rPr>
+      </w:r>
+    </w:p>
+    <w:p>
+      <w:pPr>
+        <w:pStyle w:val="TextBody"/>
+        <w:rPr>
+          <w:sz w:val="20"/>
+        </w:rPr>
+      </w:pPr>
+      <w:r>
+        <w:rPr>
+          <w:sz w:val="20"/>
+        </w:rPr>
+      </w:r>
+    </w:p>
+    <w:p>
+      <w:pPr>
+        <w:pStyle w:val="TextBody"/>
+        <w:rPr>
+          <w:sz w:val="20"/>
+        </w:rPr>
+      </w:pPr>
+      <w:r>
+        <w:rPr>
+          <w:sz w:val="20"/>
+        </w:rPr>
+      </w:r>
     </w:p>
     <w:tbl>
       <w:tblPr>
-        <w:tblW w:w="0" w:type="auto"/>
+        <w:tblW w:w="7395" w:type="dxa"/>
+        <w:jc w:val="left"/>
         <w:tblInd w:w="177" w:type="dxa"/>
         <w:tblLayout w:type="fixed"/>
         <w:tblCellMar>
+          <w:top w:w="0" w:type="dxa"/>
           <w:left w:w="0" w:type="dxa"/>
+          <w:bottom w:w="0" w:type="dxa"/>
           <w:right w:w="0" w:type="dxa"/>
         </w:tblCellMar>
-        <w:tblLook w:val="01E0" w:firstRow="1" w:lastRow="1" w:firstColumn="1" w:lastColumn="1" w:noHBand="0" w:noVBand="0"/>
+        <w:tblLook w:val="01e0" w:noHBand="0" w:noVBand="0" w:firstColumn="1" w:lastRow="1" w:lastColumn="1" w:firstRow="1"/>
       </w:tblPr>
       <w:tblGrid>
         <w:gridCol w:w="1648"/>
         <w:gridCol w:w="2215"/>
         <w:gridCol w:w="1766"/>
-        <w:gridCol w:w="1766"/>
+        <w:gridCol w:w="1765"/>
       </w:tblGrid>
       <w:tr>
         <w:trPr>
-          <w:trHeight w:val="480"/>
+          <w:trHeight w:val="480" w:hRule="atLeast"/>
         </w:trPr>
         <w:tc>
           <w:tcPr>
@@ -3652,15 +3681,16 @@
           <w:p>
             <w:pPr>
               <w:pStyle w:val="TableParagraph"/>
-              <w:spacing w:before="0"/>
-              <w:ind w:left="124" w:right="57"/>
+              <w:widowControl w:val="false"/>
+              <w:spacing w:before="0" w:after="0"/>
+              <w:ind w:left="124" w:right="57" w:hanging="0"/>
               <w:jc w:val="center"/>
               <w:rPr>
                 <w:bCs/>
                 <w:sz w:val="24"/>
               </w:rPr>
             </w:pPr>
-            <w:bookmarkStart w:id="6" w:name="_Hlk139012459"/>
+            <w:bookmarkStart w:id="7" w:name="_Hlk139012459"/>
             <w:r>
               <w:rPr>
                 <w:bCs/>
@@ -3681,7 +3711,8 @@
           <w:p>
             <w:pPr>
               <w:pStyle w:val="TableParagraph"/>
-              <w:spacing w:before="0"/>
+              <w:widowControl w:val="false"/>
+              <w:spacing w:before="0" w:after="0"/>
               <w:rPr>
                 <w:bCs/>
                 <w:sz w:val="24"/>
@@ -3707,8 +3738,9 @@
           <w:p>
             <w:pPr>
               <w:pStyle w:val="TableParagraph"/>
-              <w:spacing w:before="0"/>
-              <w:ind w:left="313"/>
+              <w:widowControl w:val="false"/>
+              <w:spacing w:before="0" w:after="0"/>
+              <w:ind w:left="313" w:hanging="0"/>
               <w:rPr>
                 <w:bCs/>
                 <w:sz w:val="24"/>
@@ -3726,7 +3758,7 @@
         </w:tc>
         <w:tc>
           <w:tcPr>
-            <w:tcW w:w="1766" w:type="dxa"/>
+            <w:tcW w:w="1765" w:type="dxa"/>
             <w:tcBorders>
               <w:bottom w:val="single" w:sz="6" w:space="0" w:color="000000"/>
             </w:tcBorders>
@@ -3734,8 +3766,9 @@
           <w:p>
             <w:pPr>
               <w:pStyle w:val="TableParagraph"/>
-              <w:spacing w:before="0"/>
-              <w:ind w:left="313"/>
+              <w:widowControl w:val="false"/>
+              <w:spacing w:before="0" w:after="0"/>
+              <w:ind w:left="313" w:hanging="0"/>
               <w:rPr>
                 <w:bCs/>
                 <w:spacing w:val="-2"/>
@@ -3755,7 +3788,7 @@
       </w:tr>
       <w:tr>
         <w:trPr>
-          <w:trHeight w:val="455"/>
+          <w:trHeight w:val="455" w:hRule="atLeast"/>
         </w:trPr>
         <w:tc>
           <w:tcPr>
@@ -3767,8 +3800,9 @@
           <w:p>
             <w:pPr>
               <w:pStyle w:val="TableParagraph"/>
-              <w:spacing w:before="0" w:line="210" w:lineRule="exact"/>
-              <w:ind w:left="124" w:right="59"/>
+              <w:widowControl w:val="false"/>
+              <w:spacing w:lineRule="exact" w:line="210" w:before="0" w:after="0"/>
+              <w:ind w:left="124" w:right="59" w:hanging="0"/>
               <w:jc w:val="center"/>
               <w:rPr>
                 <w:bCs/>
@@ -3810,8 +3844,9 @@
           <w:p>
             <w:pPr>
               <w:pStyle w:val="TableParagraph"/>
-              <w:spacing w:before="0"/>
-              <w:ind w:right="311"/>
+              <w:widowControl w:val="false"/>
+              <w:spacing w:before="0" w:after="0"/>
+              <w:ind w:left="65" w:right="311" w:hanging="0"/>
               <w:rPr>
                 <w:bCs/>
                 <w:sz w:val="18"/>
@@ -3912,8 +3947,9 @@
           <w:p>
             <w:pPr>
               <w:pStyle w:val="TableParagraph"/>
-              <w:spacing w:before="0" w:line="210" w:lineRule="exact"/>
-              <w:ind w:left="400"/>
+              <w:widowControl w:val="false"/>
+              <w:spacing w:lineRule="exact" w:line="210" w:before="0" w:after="0"/>
+              <w:ind w:left="400" w:hanging="0"/>
               <w:rPr>
                 <w:bCs/>
                 <w:sz w:val="18"/>
@@ -3938,7 +3974,7 @@
         </w:tc>
         <w:tc>
           <w:tcPr>
-            <w:tcW w:w="1766" w:type="dxa"/>
+            <w:tcW w:w="1765" w:type="dxa"/>
             <w:tcBorders>
               <w:top w:val="single" w:sz="6" w:space="0" w:color="000000"/>
             </w:tcBorders>
@@ -3946,8 +3982,9 @@
           <w:p>
             <w:pPr>
               <w:pStyle w:val="TableParagraph"/>
-              <w:spacing w:before="0" w:line="210" w:lineRule="exact"/>
-              <w:ind w:left="400"/>
+              <w:widowControl w:val="false"/>
+              <w:spacing w:lineRule="exact" w:line="210" w:before="0" w:after="0"/>
+              <w:ind w:left="400" w:hanging="0"/>
               <w:rPr>
                 <w:bCs/>
                 <w:sz w:val="18"/>
@@ -3965,17 +4002,19 @@
       </w:tr>
       <w:tr>
         <w:trPr>
-          <w:trHeight w:val="496"/>
+          <w:trHeight w:val="496" w:hRule="atLeast"/>
         </w:trPr>
         <w:tc>
           <w:tcPr>
             <w:tcW w:w="1648" w:type="dxa"/>
+            <w:tcBorders/>
           </w:tcPr>
           <w:p>
             <w:pPr>
               <w:pStyle w:val="TableParagraph"/>
-              <w:spacing w:before="34"/>
-              <w:ind w:left="124" w:right="59"/>
+              <w:widowControl w:val="false"/>
+              <w:spacing w:before="34" w:after="0"/>
+              <w:ind w:left="124" w:right="59" w:hanging="0"/>
               <w:jc w:val="center"/>
               <w:rPr>
                 <w:bCs/>
@@ -4010,12 +4049,14 @@
         <w:tc>
           <w:tcPr>
             <w:tcW w:w="2215" w:type="dxa"/>
+            <w:tcBorders/>
           </w:tcPr>
           <w:p>
             <w:pPr>
               <w:pStyle w:val="TableParagraph"/>
-              <w:spacing w:before="34"/>
-              <w:ind w:right="910"/>
+              <w:widowControl w:val="false"/>
+              <w:spacing w:before="34" w:after="0"/>
+              <w:ind w:left="65" w:right="910" w:hanging="0"/>
               <w:rPr>
                 <w:bCs/>
                 <w:sz w:val="18"/>
@@ -4064,12 +4105,14 @@
         <w:tc>
           <w:tcPr>
             <w:tcW w:w="1766" w:type="dxa"/>
+            <w:tcBorders/>
           </w:tcPr>
           <w:p>
             <w:pPr>
               <w:pStyle w:val="TableParagraph"/>
-              <w:spacing w:before="34"/>
-              <w:ind w:left="424"/>
+              <w:widowControl w:val="false"/>
+              <w:spacing w:before="34" w:after="0"/>
+              <w:ind w:left="424" w:hanging="0"/>
               <w:rPr>
                 <w:bCs/>
                 <w:sz w:val="18"/>
@@ -4097,18 +4140,163 @@
                 <w:sz w:val="18"/>
               </w:rPr>
               <w:t>year</w:t>
+            </w:r>
+          </w:p>
+        </w:tc>
+        <w:tc>
+          <w:tcPr>
+            <w:tcW w:w="1765" w:type="dxa"/>
+            <w:tcBorders/>
+          </w:tcPr>
+          <w:p>
+            <w:pPr>
+              <w:pStyle w:val="TableParagraph"/>
+              <w:widowControl w:val="false"/>
+              <w:spacing w:before="34" w:after="0"/>
+              <w:ind w:left="424" w:hanging="0"/>
+              <w:rPr>
+                <w:bCs/>
+                <w:sz w:val="18"/>
+              </w:rPr>
+            </w:pPr>
+            <w:r>
+              <w:rPr>
+                <w:bCs/>
+                <w:sz w:val="18"/>
+              </w:rPr>
+              <w:t>3k</w:t>
+            </w:r>
+          </w:p>
+        </w:tc>
+      </w:tr>
+      <w:tr>
+        <w:trPr>
+          <w:trHeight w:val="503" w:hRule="atLeast"/>
+        </w:trPr>
+        <w:tc>
+          <w:tcPr>
+            <w:tcW w:w="1648" w:type="dxa"/>
+            <w:tcBorders/>
+          </w:tcPr>
+          <w:p>
+            <w:pPr>
+              <w:pStyle w:val="TableParagraph"/>
+              <w:widowControl w:val="false"/>
+              <w:spacing w:before="42" w:after="0"/>
+              <w:ind w:left="124" w:right="59" w:hanging="0"/>
+              <w:jc w:val="center"/>
+              <w:rPr>
+                <w:bCs/>
+                <w:sz w:val="18"/>
+              </w:rPr>
+            </w:pPr>
+            <w:r>
+              <w:rPr>
+                <w:bCs/>
+                <w:sz w:val="18"/>
+              </w:rPr>
+              <w:t>Computer</w:t>
+            </w:r>
+            <w:r>
+              <w:rPr>
+                <w:bCs/>
+                <w:spacing w:val="-10"/>
+                <w:sz w:val="18"/>
+              </w:rPr>
+              <w:t xml:space="preserve"> </w:t>
+            </w:r>
+            <w:r>
+              <w:rPr>
+                <w:bCs/>
+                <w:spacing w:val="-2"/>
+                <w:sz w:val="18"/>
+              </w:rPr>
+              <w:t>scientist</w:t>
+            </w:r>
+          </w:p>
+        </w:tc>
+        <w:tc>
+          <w:tcPr>
+            <w:tcW w:w="2215" w:type="dxa"/>
+            <w:tcBorders/>
+          </w:tcPr>
+          <w:p>
+            <w:pPr>
+              <w:pStyle w:val="TableParagraph"/>
+              <w:widowControl w:val="false"/>
+              <w:spacing w:before="42" w:after="0"/>
+              <w:ind w:left="65" w:right="311" w:hanging="0"/>
+              <w:rPr>
+                <w:bCs/>
+                <w:sz w:val="18"/>
+              </w:rPr>
+            </w:pPr>
+            <w:r>
+              <w:rPr>
+                <w:bCs/>
+                <w:sz w:val="18"/>
+              </w:rPr>
+              <w:t>Interface</w:t>
+            </w:r>
+            <w:r>
+              <w:rPr>
+                <w:bCs/>
+                <w:spacing w:val="-10"/>
+                <w:sz w:val="18"/>
+              </w:rPr>
+              <w:t xml:space="preserve"> </w:t>
+            </w:r>
+            <w:r>
+              <w:rPr>
+                <w:bCs/>
+                <w:sz w:val="18"/>
+              </w:rPr>
+              <w:t>for</w:t>
+            </w:r>
+            <w:r>
+              <w:rPr>
+                <w:bCs/>
+                <w:spacing w:val="-10"/>
+                <w:sz w:val="18"/>
+              </w:rPr>
+              <w:t xml:space="preserve"> </w:t>
+            </w:r>
+            <w:r>
+              <w:rPr>
+                <w:bCs/>
+                <w:sz w:val="18"/>
+              </w:rPr>
+              <w:t>knowledge</w:t>
+            </w:r>
+            <w:r>
+              <w:rPr>
+                <w:bCs/>
+                <w:spacing w:val="40"/>
+                <w:sz w:val="18"/>
+              </w:rPr>
+              <w:t xml:space="preserve"> </w:t>
+            </w:r>
+            <w:r>
+              <w:rPr>
+                <w:bCs/>
+                <w:spacing w:val="-2"/>
+                <w:sz w:val="18"/>
+              </w:rPr>
+              <w:t>transfer</w:t>
             </w:r>
           </w:p>
         </w:tc>
         <w:tc>
           <w:tcPr>
             <w:tcW w:w="1766" w:type="dxa"/>
+            <w:tcBorders/>
           </w:tcPr>
           <w:p>
             <w:pPr>
               <w:pStyle w:val="TableParagraph"/>
-              <w:spacing w:before="34"/>
-              <w:ind w:left="424"/>
+              <w:widowControl w:val="false"/>
+              <w:spacing w:before="42" w:after="0"/>
+              <w:ind w:left="400" w:hanging="0"/>
               <w:rPr>
                 <w:bCs/>
                 <w:sz w:val="18"/>
@@ -4119,24 +4307,59 @@
                 <w:bCs/>
                 <w:sz w:val="18"/>
               </w:rPr>
-              <w:t>3k</w:t>
+              <w:t>4</w:t>
+            </w:r>
+            <w:r>
+              <w:rPr>
+                <w:bCs/>
+                <w:spacing w:val="-2"/>
+                <w:sz w:val="18"/>
+              </w:rPr>
+              <w:t xml:space="preserve"> months</w:t>
+            </w:r>
+          </w:p>
+        </w:tc>
+        <w:tc>
+          <w:tcPr>
+            <w:tcW w:w="1765" w:type="dxa"/>
+            <w:tcBorders/>
+          </w:tcPr>
+          <w:p>
+            <w:pPr>
+              <w:pStyle w:val="TableParagraph"/>
+              <w:widowControl w:val="false"/>
+              <w:spacing w:before="42" w:after="0"/>
+              <w:ind w:left="400" w:hanging="0"/>
+              <w:rPr>
+                <w:bCs/>
+                <w:sz w:val="18"/>
+              </w:rPr>
+            </w:pPr>
+            <w:r>
+              <w:rPr>
+                <w:bCs/>
+                <w:sz w:val="18"/>
+              </w:rPr>
+              <w:t>10k</w:t>
             </w:r>
           </w:p>
         </w:tc>
       </w:tr>
       <w:tr>
         <w:trPr>
-          <w:trHeight w:val="503"/>
+          <w:trHeight w:val="504" w:hRule="atLeast"/>
         </w:trPr>
         <w:tc>
           <w:tcPr>
             <w:tcW w:w="1648" w:type="dxa"/>
+            <w:tcBorders/>
           </w:tcPr>
           <w:p>
             <w:pPr>
               <w:pStyle w:val="TableParagraph"/>
-              <w:spacing w:before="42"/>
-              <w:ind w:left="124" w:right="59"/>
+              <w:widowControl w:val="false"/>
+              <w:spacing w:before="42" w:after="0"/>
+              <w:ind w:left="124" w:right="59" w:hanging="0"/>
               <w:jc w:val="center"/>
               <w:rPr>
                 <w:bCs/>
@@ -4171,12 +4394,14 @@
         <w:tc>
           <w:tcPr>
             <w:tcW w:w="2215" w:type="dxa"/>
+            <w:tcBorders/>
           </w:tcPr>
           <w:p>
             <w:pPr>
               <w:pStyle w:val="TableParagraph"/>
-              <w:spacing w:before="42"/>
-              <w:ind w:right="311"/>
+              <w:widowControl w:val="false"/>
+              <w:spacing w:before="42" w:after="0"/>
+              <w:ind w:left="65" w:right="336" w:firstLine="39"/>
               <w:rPr>
                 <w:bCs/>
                 <w:sz w:val="18"/>
@@ -4187,7 +4412,7 @@
                 <w:bCs/>
                 <w:sz w:val="18"/>
               </w:rPr>
-              <w:t>Interface</w:t>
+              <w:t>Simulations,</w:t>
             </w:r>
             <w:r>
               <w:rPr>
@@ -4202,12 +4427,12 @@
                 <w:bCs/>
                 <w:sz w:val="18"/>
               </w:rPr>
-              <w:t>for</w:t>
-            </w:r>
-            <w:r>
-              <w:rPr>
-                <w:bCs/>
-                <w:spacing w:val="-10"/>
+              <w:t>numerical</w:t>
+            </w:r>
+            <w:r>
+              <w:rPr>
+                <w:bCs/>
+                <w:spacing w:val="40"/>
                 <w:sz w:val="18"/>
               </w:rPr>
               <w:t xml:space="preserve"> </w:t>
@@ -4217,12 +4442,12 @@
                 <w:bCs/>
                 <w:sz w:val="18"/>
               </w:rPr>
-              <w:t>knowledge</w:t>
-            </w:r>
-            <w:r>
-              <w:rPr>
-                <w:bCs/>
-                <w:spacing w:val="40"/>
+              <w:t>analysis,</w:t>
+            </w:r>
+            <w:r>
+              <w:rPr>
+                <w:bCs/>
+                <w:spacing w:val="-3"/>
                 <w:sz w:val="18"/>
               </w:rPr>
               <w:t xml:space="preserve"> </w:t>
@@ -4230,22 +4455,23 @@
             <w:r>
               <w:rPr>
                 <w:bCs/>
-                <w:spacing w:val="-2"/>
-                <w:sz w:val="18"/>
-              </w:rPr>
-              <w:t>transfer</w:t>
+                <w:sz w:val="18"/>
+              </w:rPr>
+              <w:t>robustness</w:t>
             </w:r>
           </w:p>
         </w:tc>
         <w:tc>
           <w:tcPr>
             <w:tcW w:w="1766" w:type="dxa"/>
+            <w:tcBorders/>
           </w:tcPr>
           <w:p>
             <w:pPr>
               <w:pStyle w:val="TableParagraph"/>
-              <w:spacing w:before="42"/>
-              <w:ind w:left="400"/>
+              <w:widowControl w:val="false"/>
+              <w:spacing w:before="42" w:after="0"/>
+              <w:ind w:left="400" w:hanging="0"/>
               <w:rPr>
                 <w:bCs/>
                 <w:sz w:val="18"/>
@@ -4256,7 +4482,7 @@
                 <w:bCs/>
                 <w:sz w:val="18"/>
               </w:rPr>
-              <w:t>4</w:t>
+              <w:t>5</w:t>
             </w:r>
             <w:r>
               <w:rPr>
@@ -4265,18 +4491,177 @@
                 <w:sz w:val="18"/>
               </w:rPr>
               <w:t xml:space="preserve"> months</w:t>
+            </w:r>
+          </w:p>
+        </w:tc>
+        <w:tc>
+          <w:tcPr>
+            <w:tcW w:w="1765" w:type="dxa"/>
+            <w:tcBorders/>
+          </w:tcPr>
+          <w:p>
+            <w:pPr>
+              <w:pStyle w:val="TableParagraph"/>
+              <w:widowControl w:val="false"/>
+              <w:spacing w:before="42" w:after="0"/>
+              <w:ind w:left="400" w:hanging="0"/>
+              <w:rPr>
+                <w:bCs/>
+                <w:sz w:val="18"/>
+              </w:rPr>
+            </w:pPr>
+            <w:r>
+              <w:rPr>
+                <w:bCs/>
+                <w:sz w:val="18"/>
+              </w:rPr>
+              <w:t>12k</w:t>
+            </w:r>
+          </w:p>
+        </w:tc>
+      </w:tr>
+      <w:tr>
+        <w:trPr>
+          <w:trHeight w:val="503" w:hRule="atLeast"/>
+        </w:trPr>
+        <w:tc>
+          <w:tcPr>
+            <w:tcW w:w="1648" w:type="dxa"/>
+            <w:tcBorders/>
+          </w:tcPr>
+          <w:p>
+            <w:pPr>
+              <w:pStyle w:val="TableParagraph"/>
+              <w:widowControl w:val="false"/>
+              <w:spacing w:before="41" w:after="0"/>
+              <w:ind w:left="123" w:right="59" w:hanging="0"/>
+              <w:jc w:val="center"/>
+              <w:rPr>
+                <w:bCs/>
+                <w:sz w:val="18"/>
+              </w:rPr>
+            </w:pPr>
+            <w:r>
+              <w:rPr>
+                <w:bCs/>
+                <w:sz w:val="18"/>
+              </w:rPr>
+              <w:t>Data</w:t>
+            </w:r>
+            <w:r>
+              <w:rPr>
+                <w:bCs/>
+                <w:spacing w:val="-6"/>
+                <w:sz w:val="18"/>
+              </w:rPr>
+              <w:t xml:space="preserve"> </w:t>
+            </w:r>
+            <w:r>
+              <w:rPr>
+                <w:bCs/>
+                <w:spacing w:val="-2"/>
+                <w:sz w:val="18"/>
+              </w:rPr>
+              <w:t>analysis</w:t>
+            </w:r>
+          </w:p>
+        </w:tc>
+        <w:tc>
+          <w:tcPr>
+            <w:tcW w:w="2215" w:type="dxa"/>
+            <w:tcBorders/>
+          </w:tcPr>
+          <w:p>
+            <w:pPr>
+              <w:pStyle w:val="TableParagraph"/>
+              <w:widowControl w:val="false"/>
+              <w:spacing w:before="41" w:after="0"/>
+              <w:ind w:left="65" w:right="422" w:hanging="0"/>
+              <w:rPr>
+                <w:bCs/>
+                <w:sz w:val="18"/>
+              </w:rPr>
+            </w:pPr>
+            <w:r>
+              <w:rPr>
+                <w:bCs/>
+                <w:sz w:val="18"/>
+              </w:rPr>
+              <w:t>Data</w:t>
+            </w:r>
+            <w:r>
+              <w:rPr>
+                <w:bCs/>
+                <w:spacing w:val="-10"/>
+                <w:sz w:val="18"/>
+              </w:rPr>
+              <w:t xml:space="preserve"> </w:t>
+            </w:r>
+            <w:r>
+              <w:rPr>
+                <w:bCs/>
+                <w:sz w:val="18"/>
+              </w:rPr>
+              <w:t>analytics,</w:t>
+            </w:r>
+            <w:r>
+              <w:rPr>
+                <w:bCs/>
+                <w:spacing w:val="-10"/>
+                <w:sz w:val="18"/>
+              </w:rPr>
+              <w:t xml:space="preserve"> </w:t>
+            </w:r>
+            <w:r>
+              <w:rPr>
+                <w:bCs/>
+                <w:sz w:val="18"/>
+              </w:rPr>
+              <w:t>pattern</w:t>
+            </w:r>
+            <w:r>
+              <w:rPr>
+                <w:bCs/>
+                <w:spacing w:val="40"/>
+                <w:sz w:val="18"/>
+              </w:rPr>
+              <w:t xml:space="preserve"> </w:t>
+            </w:r>
+            <w:r>
+              <w:rPr>
+                <w:bCs/>
+                <w:sz w:val="18"/>
+              </w:rPr>
+              <w:t>detection,</w:t>
+            </w:r>
+            <w:r>
+              <w:rPr>
+                <w:bCs/>
+                <w:spacing w:val="-3"/>
+                <w:sz w:val="18"/>
+              </w:rPr>
+              <w:t xml:space="preserve"> </w:t>
+            </w:r>
+            <w:r>
+              <w:rPr>
+                <w:bCs/>
+                <w:sz w:val="18"/>
+              </w:rPr>
+              <w:t>robustness</w:t>
             </w:r>
           </w:p>
         </w:tc>
         <w:tc>
           <w:tcPr>
             <w:tcW w:w="1766" w:type="dxa"/>
+            <w:tcBorders/>
           </w:tcPr>
           <w:p>
             <w:pPr>
               <w:pStyle w:val="TableParagraph"/>
-              <w:spacing w:before="42"/>
-              <w:ind w:left="400"/>
+              <w:widowControl w:val="false"/>
+              <w:spacing w:before="41" w:after="0"/>
+              <w:ind w:left="400" w:hanging="0"/>
               <w:rPr>
                 <w:bCs/>
                 <w:sz w:val="18"/>
@@ -4287,24 +4672,59 @@
                 <w:bCs/>
                 <w:sz w:val="18"/>
               </w:rPr>
-              <w:t>10k</w:t>
+              <w:t>5</w:t>
+            </w:r>
+            <w:r>
+              <w:rPr>
+                <w:bCs/>
+                <w:spacing w:val="-2"/>
+                <w:sz w:val="18"/>
+              </w:rPr>
+              <w:t xml:space="preserve"> months</w:t>
+            </w:r>
+          </w:p>
+        </w:tc>
+        <w:tc>
+          <w:tcPr>
+            <w:tcW w:w="1765" w:type="dxa"/>
+            <w:tcBorders/>
+          </w:tcPr>
+          <w:p>
+            <w:pPr>
+              <w:pStyle w:val="TableParagraph"/>
+              <w:widowControl w:val="false"/>
+              <w:spacing w:before="41" w:after="0"/>
+              <w:ind w:left="400" w:hanging="0"/>
+              <w:rPr>
+                <w:bCs/>
+                <w:sz w:val="18"/>
+              </w:rPr>
+            </w:pPr>
+            <w:r>
+              <w:rPr>
+                <w:bCs/>
+                <w:sz w:val="18"/>
+              </w:rPr>
+              <w:t>12k</w:t>
             </w:r>
           </w:p>
         </w:tc>
       </w:tr>
       <w:tr>
         <w:trPr>
-          <w:trHeight w:val="504"/>
+          <w:trHeight w:val="503" w:hRule="atLeast"/>
         </w:trPr>
         <w:tc>
           <w:tcPr>
             <w:tcW w:w="1648" w:type="dxa"/>
+            <w:tcBorders/>
           </w:tcPr>
           <w:p>
             <w:pPr>
               <w:pStyle w:val="TableParagraph"/>
-              <w:spacing w:before="42"/>
-              <w:ind w:left="124" w:right="59"/>
+              <w:widowControl w:val="false"/>
+              <w:spacing w:before="41" w:after="0"/>
+              <w:ind w:left="124" w:right="56" w:hanging="0"/>
               <w:jc w:val="center"/>
               <w:rPr>
                 <w:bCs/>
@@ -4314,37 +4734,23 @@
             <w:r>
               <w:rPr>
                 <w:bCs/>
-                <w:sz w:val="18"/>
-              </w:rPr>
-              <w:t>Computer</w:t>
-            </w:r>
-            <w:r>
-              <w:rPr>
-                <w:bCs/>
-                <w:spacing w:val="-10"/>
-                <w:sz w:val="18"/>
-              </w:rPr>
-              <w:t xml:space="preserve"> </w:t>
-            </w:r>
-            <w:r>
-              <w:rPr>
-                <w:bCs/>
                 <w:spacing w:val="-2"/>
                 <w:sz w:val="18"/>
               </w:rPr>
-              <w:t>scientist</w:t>
+              <w:t>Modeling</w:t>
             </w:r>
           </w:p>
         </w:tc>
         <w:tc>
           <w:tcPr>
             <w:tcW w:w="2215" w:type="dxa"/>
+            <w:tcBorders/>
           </w:tcPr>
           <w:p>
             <w:pPr>
               <w:pStyle w:val="TableParagraph"/>
-              <w:spacing w:before="42"/>
-              <w:ind w:right="336" w:firstLine="39"/>
+              <w:widowControl w:val="false"/>
+              <w:spacing w:before="41" w:after="0"/>
               <w:rPr>
                 <w:bCs/>
                 <w:sz w:val="18"/>
@@ -4355,7 +4761,7 @@
                 <w:bCs/>
                 <w:sz w:val="18"/>
               </w:rPr>
-              <w:t>Simulations,</w:t>
+              <w:t>Server</w:t>
             </w:r>
             <w:r>
               <w:rPr>
@@ -4370,7 +4776,22 @@
                 <w:bCs/>
                 <w:sz w:val="18"/>
               </w:rPr>
-              <w:t>numerical</w:t>
+              <w:t>setup,</w:t>
+            </w:r>
+            <w:r>
+              <w:rPr>
+                <w:bCs/>
+                <w:spacing w:val="-10"/>
+                <w:sz w:val="18"/>
+              </w:rPr>
+              <w:t xml:space="preserve"> </w:t>
+            </w:r>
+            <w:r>
+              <w:rPr>
+                <w:bCs/>
+                <w:sz w:val="18"/>
+              </w:rPr>
+              <w:t>parallel</w:t>
             </w:r>
             <w:r>
               <w:rPr>
@@ -4383,36 +4804,24 @@
             <w:r>
               <w:rPr>
                 <w:bCs/>
-                <w:sz w:val="18"/>
-              </w:rPr>
-              <w:t>analysis,</w:t>
-            </w:r>
-            <w:r>
-              <w:rPr>
-                <w:bCs/>
-                <w:spacing w:val="-3"/>
-                <w:sz w:val="18"/>
-              </w:rPr>
-              <w:t xml:space="preserve"> </w:t>
-            </w:r>
-            <w:r>
-              <w:rPr>
-                <w:bCs/>
-                <w:sz w:val="18"/>
-              </w:rPr>
-              <w:t>robustness</w:t>
+                <w:spacing w:val="-2"/>
+                <w:sz w:val="18"/>
+              </w:rPr>
+              <w:t>computing</w:t>
             </w:r>
           </w:p>
         </w:tc>
         <w:tc>
           <w:tcPr>
             <w:tcW w:w="1766" w:type="dxa"/>
+            <w:tcBorders/>
           </w:tcPr>
           <w:p>
             <w:pPr>
               <w:pStyle w:val="TableParagraph"/>
-              <w:spacing w:before="42"/>
-              <w:ind w:left="400"/>
+              <w:widowControl w:val="false"/>
+              <w:spacing w:before="41" w:after="0"/>
+              <w:ind w:left="400" w:hanging="0"/>
               <w:rPr>
                 <w:bCs/>
                 <w:sz w:val="18"/>
@@ -4423,7 +4832,7 @@
                 <w:bCs/>
                 <w:sz w:val="18"/>
               </w:rPr>
-              <w:t>5</w:t>
+              <w:t>2</w:t>
             </w:r>
             <w:r>
               <w:rPr>
@@ -4432,509 +4841,224 @@
                 <w:sz w:val="18"/>
               </w:rPr>
               <w:t xml:space="preserve"> months</w:t>
+            </w:r>
+          </w:p>
+        </w:tc>
+        <w:tc>
+          <w:tcPr>
+            <w:tcW w:w="1765" w:type="dxa"/>
+            <w:tcBorders/>
+          </w:tcPr>
+          <w:p>
+            <w:pPr>
+              <w:pStyle w:val="TableParagraph"/>
+              <w:widowControl w:val="false"/>
+              <w:spacing w:before="41" w:after="0"/>
+              <w:ind w:left="400" w:hanging="0"/>
+              <w:rPr>
+                <w:bCs/>
+                <w:sz w:val="18"/>
+              </w:rPr>
+            </w:pPr>
+            <w:r>
+              <w:rPr>
+                <w:bCs/>
+                <w:sz w:val="18"/>
+              </w:rPr>
+              <w:t>1k</w:t>
+            </w:r>
+          </w:p>
+        </w:tc>
+      </w:tr>
+      <w:tr>
+        <w:trPr>
+          <w:trHeight w:val="275" w:hRule="atLeast"/>
+        </w:trPr>
+        <w:tc>
+          <w:tcPr>
+            <w:tcW w:w="1648" w:type="dxa"/>
+            <w:tcBorders/>
+          </w:tcPr>
+          <w:p>
+            <w:pPr>
+              <w:pStyle w:val="TableParagraph"/>
+              <w:widowControl w:val="false"/>
+              <w:spacing w:lineRule="exact" w:line="214" w:before="41" w:after="0"/>
+              <w:ind w:left="124" w:right="59" w:hanging="0"/>
+              <w:jc w:val="center"/>
+              <w:rPr>
+                <w:b/>
+                <w:b/>
+                <w:sz w:val="20"/>
+              </w:rPr>
+            </w:pPr>
+            <w:r>
+              <w:rPr>
+                <w:b/>
+                <w:spacing w:val="-2"/>
+                <w:sz w:val="20"/>
+              </w:rPr>
+              <w:t>TOTAL</w:t>
+            </w:r>
+          </w:p>
+        </w:tc>
+        <w:tc>
+          <w:tcPr>
+            <w:tcW w:w="2215" w:type="dxa"/>
+            <w:tcBorders/>
+          </w:tcPr>
+          <w:p>
+            <w:pPr>
+              <w:pStyle w:val="TableParagraph"/>
+              <w:widowControl w:val="false"/>
+              <w:spacing w:before="0" w:after="0"/>
+              <w:ind w:left="0" w:hanging="0"/>
+              <w:rPr>
+                <w:rFonts w:ascii="Times New Roman" w:hAnsi="Times New Roman"/>
+                <w:b/>
+                <w:b/>
+                <w:sz w:val="20"/>
+              </w:rPr>
+            </w:pPr>
+            <w:r>
+              <w:rPr>
+                <w:rFonts w:ascii="Times New Roman" w:hAnsi="Times New Roman"/>
+                <w:b/>
+                <w:sz w:val="20"/>
+              </w:rPr>
             </w:r>
           </w:p>
         </w:tc>
         <w:tc>
           <w:tcPr>
             <w:tcW w:w="1766" w:type="dxa"/>
+            <w:tcBorders/>
           </w:tcPr>
           <w:p>
             <w:pPr>
               <w:pStyle w:val="TableParagraph"/>
-              <w:spacing w:before="42"/>
-              <w:ind w:left="400"/>
-              <w:rPr>
-                <w:bCs/>
-                <w:sz w:val="18"/>
+              <w:widowControl w:val="false"/>
+              <w:spacing w:lineRule="exact" w:line="214" w:before="41" w:after="0"/>
+              <w:ind w:left="474" w:hanging="0"/>
+              <w:rPr>
+                <w:b/>
+                <w:b/>
+                <w:sz w:val="20"/>
               </w:rPr>
             </w:pPr>
             <w:r>
               <w:rPr>
-                <w:bCs/>
-                <w:sz w:val="18"/>
-              </w:rPr>
-              <w:t>12k</w:t>
+                <w:b/>
+                <w:sz w:val="20"/>
+              </w:rPr>
+              <w:t>1</w:t>
+            </w:r>
+            <w:r>
+              <w:rPr>
+                <w:b/>
+                <w:spacing w:val="-3"/>
+                <w:sz w:val="20"/>
+              </w:rPr>
+              <w:t xml:space="preserve"> </w:t>
+            </w:r>
+            <w:r>
+              <w:rPr>
+                <w:b/>
+                <w:spacing w:val="-4"/>
+                <w:sz w:val="20"/>
+              </w:rPr>
+              <w:t>year</w:t>
             </w:r>
           </w:p>
         </w:tc>
-      </w:tr>
-      <w:tr>
-        <w:trPr>
-          <w:trHeight w:val="503"/>
-        </w:trPr>
         <w:tc>
           <w:tcPr>
-            <w:tcW w:w="1648" w:type="dxa"/>
+            <w:tcW w:w="1765" w:type="dxa"/>
+            <w:tcBorders/>
           </w:tcPr>
           <w:p>
             <w:pPr>
               <w:pStyle w:val="TableParagraph"/>
-              <w:ind w:left="123" w:right="59"/>
-              <w:jc w:val="center"/>
-              <w:rPr>
-                <w:bCs/>
-                <w:sz w:val="18"/>
+              <w:widowControl w:val="false"/>
+              <w:spacing w:lineRule="exact" w:line="214" w:before="41" w:after="0"/>
+              <w:ind w:left="474" w:hanging="0"/>
+              <w:rPr>
+                <w:b/>
+                <w:b/>
+                <w:sz w:val="20"/>
               </w:rPr>
             </w:pPr>
-            <w:r>
-              <w:rPr>
-                <w:bCs/>
-                <w:sz w:val="18"/>
-              </w:rPr>
-              <w:t>Data</w:t>
-            </w:r>
-            <w:r>
-              <w:rPr>
-                <w:bCs/>
-                <w:spacing w:val="-6"/>
-                <w:sz w:val="18"/>
-              </w:rPr>
-              <w:t xml:space="preserve"> </w:t>
-            </w:r>
-            <w:r>
-              <w:rPr>
-                <w:bCs/>
-                <w:spacing w:val="-2"/>
-                <w:sz w:val="18"/>
-              </w:rPr>
-              <w:t>analysis</w:t>
-            </w:r>
-          </w:p>
-        </w:tc>
-        <w:tc>
-          <w:tcPr>
-            <w:tcW w:w="2215" w:type="dxa"/>
-          </w:tcPr>
-          <w:p>
-            <w:pPr>
-              <w:pStyle w:val="TableParagraph"/>
-              <w:ind w:right="422"/>
-              <w:rPr>
-                <w:bCs/>
-                <w:sz w:val="18"/>
-              </w:rPr>
-            </w:pPr>
-            <w:r>
-              <w:rPr>
-                <w:bCs/>
-                <w:sz w:val="18"/>
-              </w:rPr>
-              <w:t>Data</w:t>
-            </w:r>
-            <w:r>
-              <w:rPr>
-                <w:bCs/>
-                <w:spacing w:val="-10"/>
-                <w:sz w:val="18"/>
-              </w:rPr>
-              <w:t xml:space="preserve"> </w:t>
-            </w:r>
-            <w:r>
-              <w:rPr>
-                <w:bCs/>
-                <w:sz w:val="18"/>
-              </w:rPr>
-              <w:t>analytics,</w:t>
-            </w:r>
-            <w:r>
-              <w:rPr>
-                <w:bCs/>
-                <w:spacing w:val="-10"/>
-                <w:sz w:val="18"/>
-              </w:rPr>
-              <w:t xml:space="preserve"> </w:t>
-            </w:r>
-            <w:r>
-              <w:rPr>
-                <w:bCs/>
-                <w:sz w:val="18"/>
-              </w:rPr>
-              <w:t>pattern</w:t>
-            </w:r>
-            <w:r>
-              <w:rPr>
-                <w:bCs/>
-                <w:spacing w:val="40"/>
-                <w:sz w:val="18"/>
-              </w:rPr>
-              <w:t xml:space="preserve"> </w:t>
-            </w:r>
-            <w:r>
-              <w:rPr>
-                <w:bCs/>
-                <w:sz w:val="18"/>
-              </w:rPr>
-              <w:t>detection,</w:t>
-            </w:r>
-            <w:r>
-              <w:rPr>
-                <w:bCs/>
-                <w:spacing w:val="-3"/>
-                <w:sz w:val="18"/>
-              </w:rPr>
-              <w:t xml:space="preserve"> </w:t>
-            </w:r>
-            <w:r>
-              <w:rPr>
-                <w:bCs/>
-                <w:sz w:val="18"/>
-              </w:rPr>
-              <w:t>robustness</w:t>
-            </w:r>
-          </w:p>
-        </w:tc>
-        <w:tc>
-          <w:tcPr>
-            <w:tcW w:w="1766" w:type="dxa"/>
-          </w:tcPr>
-          <w:p>
-            <w:pPr>
-              <w:pStyle w:val="TableParagraph"/>
-              <w:ind w:left="400"/>
-              <w:rPr>
-                <w:bCs/>
-                <w:sz w:val="18"/>
-              </w:rPr>
-            </w:pPr>
-            <w:r>
-              <w:rPr>
-                <w:bCs/>
-                <w:sz w:val="18"/>
-              </w:rPr>
-              <w:t>5</w:t>
-            </w:r>
-            <w:r>
-              <w:rPr>
-                <w:bCs/>
-                <w:spacing w:val="-2"/>
-                <w:sz w:val="18"/>
-              </w:rPr>
-              <w:t xml:space="preserve"> months</w:t>
-            </w:r>
-          </w:p>
-        </w:tc>
-        <w:tc>
-          <w:tcPr>
-            <w:tcW w:w="1766" w:type="dxa"/>
-          </w:tcPr>
-          <w:p>
-            <w:pPr>
-              <w:pStyle w:val="TableParagraph"/>
-              <w:ind w:left="400"/>
-              <w:rPr>
-                <w:bCs/>
-                <w:sz w:val="18"/>
-              </w:rPr>
-            </w:pPr>
-            <w:r>
-              <w:rPr>
-                <w:bCs/>
-                <w:sz w:val="18"/>
-              </w:rPr>
-              <w:t>12k</w:t>
-            </w:r>
+            <w:bookmarkStart w:id="8" w:name="_Hlk139012459"/>
+            <w:r>
+              <w:rPr>
+                <w:b/>
+                <w:sz w:val="20"/>
+              </w:rPr>
+              <w:t>53k</w:t>
+            </w:r>
+            <w:bookmarkEnd w:id="8"/>
           </w:p>
         </w:tc>
       </w:tr>
-      <w:tr>
-        <w:trPr>
-          <w:trHeight w:val="503"/>
-        </w:trPr>
-        <w:tc>
-          <w:tcPr>
-            <w:tcW w:w="1648" w:type="dxa"/>
-          </w:tcPr>
-          <w:p>
-            <w:pPr>
-              <w:pStyle w:val="TableParagraph"/>
-              <w:ind w:left="124" w:right="56"/>
-              <w:jc w:val="center"/>
-              <w:rPr>
-                <w:bCs/>
-                <w:sz w:val="18"/>
-              </w:rPr>
-            </w:pPr>
-            <w:r>
-              <w:rPr>
-                <w:bCs/>
-                <w:spacing w:val="-2"/>
-                <w:sz w:val="18"/>
-              </w:rPr>
-              <w:t>Modeling</w:t>
-            </w:r>
-          </w:p>
-        </w:tc>
-        <w:tc>
-          <w:tcPr>
-            <w:tcW w:w="2215" w:type="dxa"/>
-          </w:tcPr>
-          <w:p>
-            <w:pPr>
-              <w:pStyle w:val="TableParagraph"/>
-              <w:rPr>
-                <w:bCs/>
-                <w:sz w:val="18"/>
-              </w:rPr>
-            </w:pPr>
-            <w:r>
-              <w:rPr>
-                <w:bCs/>
-                <w:sz w:val="18"/>
-              </w:rPr>
-              <w:t>Server</w:t>
-            </w:r>
-            <w:r>
-              <w:rPr>
-                <w:bCs/>
-                <w:spacing w:val="-10"/>
-                <w:sz w:val="18"/>
-              </w:rPr>
-              <w:t xml:space="preserve"> </w:t>
-            </w:r>
-            <w:r>
-              <w:rPr>
-                <w:bCs/>
-                <w:sz w:val="18"/>
-              </w:rPr>
-              <w:t>setup,</w:t>
-            </w:r>
-            <w:r>
-              <w:rPr>
-                <w:bCs/>
-                <w:spacing w:val="-10"/>
-                <w:sz w:val="18"/>
-              </w:rPr>
-              <w:t xml:space="preserve"> </w:t>
-            </w:r>
-            <w:r>
-              <w:rPr>
-                <w:bCs/>
-                <w:sz w:val="18"/>
-              </w:rPr>
-              <w:t>parallel</w:t>
-            </w:r>
-            <w:r>
-              <w:rPr>
-                <w:bCs/>
-                <w:spacing w:val="40"/>
-                <w:sz w:val="18"/>
-              </w:rPr>
-              <w:t xml:space="preserve"> </w:t>
-            </w:r>
-            <w:r>
-              <w:rPr>
-                <w:bCs/>
-                <w:spacing w:val="-2"/>
-                <w:sz w:val="18"/>
-              </w:rPr>
-              <w:t>computing</w:t>
-            </w:r>
-          </w:p>
-        </w:tc>
-        <w:tc>
-          <w:tcPr>
-            <w:tcW w:w="1766" w:type="dxa"/>
-          </w:tcPr>
-          <w:p>
-            <w:pPr>
-              <w:pStyle w:val="TableParagraph"/>
-              <w:ind w:left="400"/>
-              <w:rPr>
-                <w:bCs/>
-                <w:sz w:val="18"/>
-              </w:rPr>
-            </w:pPr>
-            <w:r>
-              <w:rPr>
-                <w:bCs/>
-                <w:sz w:val="18"/>
-              </w:rPr>
-              <w:t>2</w:t>
-            </w:r>
-            <w:r>
-              <w:rPr>
-                <w:bCs/>
-                <w:spacing w:val="-2"/>
-                <w:sz w:val="18"/>
-              </w:rPr>
-              <w:t xml:space="preserve"> months</w:t>
-            </w:r>
-          </w:p>
-        </w:tc>
-        <w:tc>
-          <w:tcPr>
-            <w:tcW w:w="1766" w:type="dxa"/>
-          </w:tcPr>
-          <w:p>
-            <w:pPr>
-              <w:pStyle w:val="TableParagraph"/>
-              <w:ind w:left="400"/>
-              <w:rPr>
-                <w:bCs/>
-                <w:sz w:val="18"/>
-              </w:rPr>
-            </w:pPr>
-            <w:r>
-              <w:rPr>
-                <w:bCs/>
-                <w:sz w:val="18"/>
-              </w:rPr>
-              <w:t>1k</w:t>
-            </w:r>
-          </w:p>
-        </w:tc>
-      </w:tr>
-      <w:tr>
-        <w:trPr>
-          <w:trHeight w:val="275"/>
-        </w:trPr>
-        <w:tc>
-          <w:tcPr>
-            <w:tcW w:w="1648" w:type="dxa"/>
-          </w:tcPr>
-          <w:p>
-            <w:pPr>
-              <w:pStyle w:val="TableParagraph"/>
-              <w:spacing w:line="214" w:lineRule="exact"/>
-              <w:ind w:left="124" w:right="59"/>
-              <w:jc w:val="center"/>
-              <w:rPr>
-                <w:b/>
-                <w:sz w:val="20"/>
-              </w:rPr>
-            </w:pPr>
-            <w:r>
-              <w:rPr>
-                <w:b/>
-                <w:spacing w:val="-2"/>
-                <w:sz w:val="20"/>
-              </w:rPr>
-              <w:t>TOTAL</w:t>
-            </w:r>
-          </w:p>
-        </w:tc>
-        <w:tc>
-          <w:tcPr>
-            <w:tcW w:w="2215" w:type="dxa"/>
-          </w:tcPr>
-          <w:p>
-            <w:pPr>
-              <w:pStyle w:val="TableParagraph"/>
-              <w:spacing w:before="0"/>
-              <w:ind w:left="0"/>
-              <w:rPr>
-                <w:rFonts w:ascii="Times New Roman"/>
-                <w:b/>
-                <w:sz w:val="20"/>
-              </w:rPr>
-            </w:pPr>
-          </w:p>
-        </w:tc>
-        <w:tc>
-          <w:tcPr>
-            <w:tcW w:w="1766" w:type="dxa"/>
-          </w:tcPr>
-          <w:p>
-            <w:pPr>
-              <w:pStyle w:val="TableParagraph"/>
-              <w:spacing w:line="214" w:lineRule="exact"/>
-              <w:ind w:left="474"/>
-              <w:rPr>
-                <w:b/>
-                <w:sz w:val="20"/>
-              </w:rPr>
-            </w:pPr>
-            <w:r>
-              <w:rPr>
-                <w:b/>
-                <w:sz w:val="20"/>
-              </w:rPr>
-              <w:t>1</w:t>
-            </w:r>
-            <w:r>
-              <w:rPr>
-                <w:b/>
-                <w:spacing w:val="-3"/>
-                <w:sz w:val="20"/>
-              </w:rPr>
-              <w:t xml:space="preserve"> </w:t>
-            </w:r>
-            <w:r>
-              <w:rPr>
-                <w:b/>
-                <w:spacing w:val="-4"/>
-                <w:sz w:val="20"/>
-              </w:rPr>
-              <w:t>year</w:t>
-            </w:r>
-          </w:p>
-        </w:tc>
-        <w:tc>
-          <w:tcPr>
-            <w:tcW w:w="1766" w:type="dxa"/>
-          </w:tcPr>
-          <w:p>
-            <w:pPr>
-              <w:pStyle w:val="TableParagraph"/>
-              <w:spacing w:line="214" w:lineRule="exact"/>
-              <w:ind w:left="474"/>
-              <w:rPr>
-                <w:b/>
-                <w:sz w:val="20"/>
-              </w:rPr>
-            </w:pPr>
-            <w:r>
-              <w:rPr>
-                <w:b/>
-                <w:sz w:val="20"/>
-              </w:rPr>
-              <w:t>53k</w:t>
-            </w:r>
-          </w:p>
-        </w:tc>
-      </w:tr>
-      <w:bookmarkEnd w:id="6"/>
     </w:tbl>
     <w:p>
       <w:pPr>
-        <w:pStyle w:val="BodyText"/>
+        <w:pStyle w:val="TextBody"/>
         <w:rPr>
           <w:b/>
-          <w:sz w:val="20"/>
-        </w:rPr>
-      </w:pPr>
-    </w:p>
-    <w:p>
-      <w:pPr>
-        <w:pStyle w:val="BodyText"/>
-        <w:rPr>
-          <w:sz w:val="20"/>
-        </w:rPr>
-      </w:pPr>
-    </w:p>
-    <w:p>
-      <w:pPr>
-        <w:pStyle w:val="BodyText"/>
-        <w:spacing w:before="10"/>
+          <w:b/>
+          <w:sz w:val="20"/>
+        </w:rPr>
+      </w:pPr>
+      <w:r>
+        <w:rPr>
+          <w:b/>
+          <w:sz w:val="20"/>
+        </w:rPr>
+      </w:r>
+    </w:p>
+    <w:p>
+      <w:pPr>
+        <w:pStyle w:val="TextBody"/>
+        <w:rPr>
+          <w:sz w:val="20"/>
+        </w:rPr>
+      </w:pPr>
+      <w:r>
+        <w:rPr>
+          <w:sz w:val="20"/>
+        </w:rPr>
+      </w:r>
+    </w:p>
+    <w:p>
+      <w:pPr>
+        <w:pStyle w:val="TextBody"/>
+        <w:spacing w:before="10" w:after="0"/>
         <w:rPr>
           <w:sz w:val="21"/>
         </w:rPr>
       </w:pPr>
-    </w:p>
-    <w:p>
-      <w:pPr>
-        <w:spacing w:before="36"/>
-        <w:ind w:left="172"/>
-        <w:rPr>
-          <w:rFonts w:ascii="Calibri"/>
+      <w:r>
+        <w:rPr>
+          <w:sz w:val="21"/>
+        </w:rPr>
+      </w:r>
+    </w:p>
+    <w:p>
+      <w:pPr>
+        <w:pStyle w:val="Normal"/>
+        <w:spacing w:before="36" w:after="0"/>
+        <w:ind w:left="172" w:hanging="0"/>
+        <w:rPr>
+          <w:rFonts w:ascii="Calibri" w:hAnsi="Calibri"/>
+          <w:b/>
           <w:b/>
           <w:sz w:val="32"/>
         </w:rPr>
       </w:pPr>
       <w:r>
         <w:rPr>
-          <w:rFonts w:ascii="Calibri"/>
+          <w:rFonts w:ascii="Calibri" w:hAnsi="Calibri"/>
           <w:b/>
           <w:color w:val="5882AF"/>
           <w:spacing w:val="-2"/>
@@ -4945,14 +5069,17 @@
     </w:p>
     <w:p>
       <w:pPr>
+        <w:pStyle w:val="Normal"/>
         <w:tabs>
-          <w:tab w:val="left" w:pos="2957"/>
-          <w:tab w:val="left" w:pos="4987"/>
-          <w:tab w:val="left" w:pos="7547"/>
+          <w:tab w:val="clear" w:pos="720"/>
+          <w:tab w:val="left" w:pos="2957" w:leader="none"/>
+          <w:tab w:val="left" w:pos="4987" w:leader="none"/>
+          <w:tab w:val="left" w:pos="7547" w:leader="none"/>
         </w:tabs>
-        <w:spacing w:before="205" w:line="277" w:lineRule="exact"/>
-        <w:ind w:left="104"/>
-        <w:rPr>
+        <w:spacing w:lineRule="exact" w:line="277" w:before="205" w:after="0"/>
+        <w:ind w:left="104" w:hanging="0"/>
+        <w:rPr>
+          <w:b/>
           <w:b/>
           <w:sz w:val="18"/>
         </w:rPr>
@@ -4983,7 +5110,7 @@
       </w:r>
       <w:r>
         <w:rPr>
-          <w:rFonts w:ascii="Times New Roman"/>
+          <w:rFonts w:ascii="Times New Roman" w:hAnsi="Times New Roman"/>
           <w:position w:val="11"/>
           <w:sz w:val="18"/>
           <w:u w:val="single"/>
@@ -5012,22 +5139,25 @@
     </w:p>
     <w:p>
       <w:pPr>
+        <w:pStyle w:val="Normal"/>
         <w:tabs>
-          <w:tab w:val="left" w:pos="3429"/>
-          <w:tab w:val="left" w:pos="3745"/>
-          <w:tab w:val="left" w:pos="4089"/>
-          <w:tab w:val="left" w:pos="4433"/>
-          <w:tab w:val="left" w:pos="4777"/>
-          <w:tab w:val="left" w:pos="5119"/>
-          <w:tab w:val="left" w:pos="5463"/>
-          <w:tab w:val="left" w:pos="5815"/>
-          <w:tab w:val="left" w:pos="6159"/>
-          <w:tab w:val="left" w:pos="6639"/>
-          <w:tab w:val="left" w:pos="7171"/>
+          <w:tab w:val="clear" w:pos="720"/>
+          <w:tab w:val="left" w:pos="3429" w:leader="none"/>
+          <w:tab w:val="left" w:pos="3745" w:leader="none"/>
+          <w:tab w:val="left" w:pos="4089" w:leader="none"/>
+          <w:tab w:val="left" w:pos="4433" w:leader="none"/>
+          <w:tab w:val="left" w:pos="4777" w:leader="none"/>
+          <w:tab w:val="left" w:pos="5119" w:leader="none"/>
+          <w:tab w:val="left" w:pos="5463" w:leader="none"/>
+          <w:tab w:val="left" w:pos="5815" w:leader="none"/>
+          <w:tab w:val="left" w:pos="6159" w:leader="none"/>
+          <w:tab w:val="left" w:pos="6639" w:leader="none"/>
+          <w:tab w:val="left" w:pos="7171" w:leader="none"/>
         </w:tabs>
-        <w:spacing w:line="167" w:lineRule="exact"/>
-        <w:ind w:left="3088"/>
-        <w:rPr>
+        <w:spacing w:lineRule="exact" w:line="167"/>
+        <w:ind w:left="3088" w:hanging="0"/>
+        <w:rPr>
+          <w:b/>
           <w:b/>
           <w:sz w:val="18"/>
         </w:rPr>
@@ -5208,61 +5338,52 @@
     </w:p>
     <w:p>
       <w:pPr>
-        <w:spacing w:before="9" w:line="259" w:lineRule="auto"/>
-        <w:ind w:left="104" w:right="7493"/>
+        <w:pStyle w:val="Normal"/>
+        <w:spacing w:lineRule="auto" w:line="259" w:before="9" w:after="0"/>
+        <w:ind w:left="104" w:right="7493" w:hanging="0"/>
         <w:rPr>
           <w:sz w:val="18"/>
         </w:rPr>
       </w:pPr>
       <w:r>
-        <w:rPr>
-          <w:noProof/>
-        </w:rPr>
         <mc:AlternateContent>
           <mc:Choice Requires="wpg">
             <w:drawing>
-              <wp:anchor distT="0" distB="0" distL="0" distR="0" simplePos="0" relativeHeight="251661312" behindDoc="0" locked="0" layoutInCell="1" allowOverlap="1" wp14:anchorId="62CBB92A" wp14:editId="3C8B6B42">
+              <wp:anchor behindDoc="0" distT="0" distB="0" distL="0" distR="0" simplePos="0" locked="0" layoutInCell="0" allowOverlap="1" relativeHeight="4" wp14:anchorId="62CBB92A">
                 <wp:simplePos x="0" y="0"/>
                 <wp:positionH relativeFrom="page">
-                  <wp:posOffset>2513329</wp:posOffset>
+                  <wp:posOffset>2513330</wp:posOffset>
                 </wp:positionH>
                 <wp:positionV relativeFrom="paragraph">
-                  <wp:posOffset>22</wp:posOffset>
+                  <wp:posOffset>635</wp:posOffset>
                 </wp:positionV>
                 <wp:extent cx="2914015" cy="1152525"/>
                 <wp:effectExtent l="0" t="0" r="0" b="0"/>
                 <wp:wrapNone/>
                 <wp:docPr id="3" name="Group 3"/>
-                <wp:cNvGraphicFramePr>
-                  <a:graphicFrameLocks xmlns:a="http://schemas.openxmlformats.org/drawingml/2006/main"/>
-                </wp:cNvGraphicFramePr>
                 <a:graphic xmlns:a="http://schemas.openxmlformats.org/drawingml/2006/main">
                   <a:graphicData uri="http://schemas.microsoft.com/office/word/2010/wordprocessingGroup">
                     <wpg:wgp>
-                      <wpg:cNvGrpSpPr>
-                        <a:grpSpLocks/>
-                      </wpg:cNvGrpSpPr>
+                      <wpg:cNvGrpSpPr/>
                       <wpg:grpSpPr>
                         <a:xfrm>
                           <a:off x="0" y="0"/>
-                          <a:ext cx="2914015" cy="1152525"/>
+                          <a:ext cx="2913840" cy="1152360"/>
                           <a:chOff x="0" y="0"/>
-                          <a:chExt cx="2914015" cy="1152525"/>
+                          <a:chExt cx="2913840" cy="1152360"/>
                         </a:xfrm>
                       </wpg:grpSpPr>
                       <wps:wsp>
-                        <wps:cNvPr id="4" name="Graphic 4"/>
                         <wps:cNvSpPr/>
                         <wps:spPr>
                           <a:xfrm>
-                            <a:off x="0" y="12"/>
-                            <a:ext cx="423545" cy="144145"/>
+                            <a:off x="0" y="0"/>
+                            <a:ext cx="423000" cy="143640"/>
                           </a:xfrm>
                           <a:custGeom>
                             <a:avLst/>
                             <a:gdLst/>
                             <a:ahLst/>
-                            <a:cxnLst/>
                             <a:rect l="l" t="t" r="r" b="b"/>
                             <a:pathLst>
                               <a:path w="423545" h="144145">
@@ -5304,29 +5425,31 @@
                             </a:pathLst>
                           </a:custGeom>
                           <a:solidFill>
-                            <a:srgbClr val="D89493"/>
+                            <a:srgbClr val="d89493"/>
                           </a:solidFill>
+                          <a:ln w="0">
+                            <a:noFill/>
+                          </a:ln>
                         </wps:spPr>
-                        <wps:bodyPr wrap="square" lIns="0" tIns="0" rIns="0" bIns="0" rtlCol="0">
-                          <a:prstTxWarp prst="textNoShape">
-                            <a:avLst/>
-                          </a:prstTxWarp>
-                          <a:noAutofit/>
-                        </wps:bodyPr>
+                        <wps:style>
+                          <a:lnRef idx="0"/>
+                          <a:fillRef idx="0"/>
+                          <a:effectRef idx="0"/>
+                          <a:fontRef idx="minor"/>
+                        </wps:style>
+                        <wps:bodyPr/>
                       </wps:wsp>
                       <wps:wsp>
-                        <wps:cNvPr id="5" name="Graphic 5"/>
                         <wps:cNvSpPr/>
                         <wps:spPr>
                           <a:xfrm>
-                            <a:off x="229870" y="144779"/>
-                            <a:ext cx="630555" cy="142875"/>
+                            <a:off x="230040" y="144720"/>
+                            <a:ext cx="630000" cy="142200"/>
                           </a:xfrm>
                           <a:custGeom>
                             <a:avLst/>
                             <a:gdLst/>
                             <a:ahLst/>
-                            <a:cxnLst/>
                             <a:rect l="l" t="t" r="r" b="b"/>
                             <a:pathLst>
                               <a:path w="630555" h="142875">
@@ -5386,29 +5509,31 @@
                             </a:pathLst>
                           </a:custGeom>
                           <a:solidFill>
-                            <a:srgbClr val="F9BE8E"/>
+                            <a:srgbClr val="f9be8e"/>
                           </a:solidFill>
+                          <a:ln w="0">
+                            <a:noFill/>
+                          </a:ln>
                         </wps:spPr>
-                        <wps:bodyPr wrap="square" lIns="0" tIns="0" rIns="0" bIns="0" rtlCol="0">
-                          <a:prstTxWarp prst="textNoShape">
-                            <a:avLst/>
-                          </a:prstTxWarp>
-                          <a:noAutofit/>
-                        </wps:bodyPr>
+                        <wps:style>
+                          <a:lnRef idx="0"/>
+                          <a:fillRef idx="0"/>
+                          <a:effectRef idx="0"/>
+                          <a:fontRef idx="minor"/>
+                        </wps:style>
+                        <wps:bodyPr/>
                       </wps:wsp>
                       <wps:wsp>
-                        <wps:cNvPr id="6" name="Graphic 6"/>
                         <wps:cNvSpPr/>
                         <wps:spPr>
                           <a:xfrm>
-                            <a:off x="229870" y="288289"/>
-                            <a:ext cx="630555" cy="287655"/>
+                            <a:off x="230040" y="288360"/>
+                            <a:ext cx="630000" cy="286920"/>
                           </a:xfrm>
                           <a:custGeom>
                             <a:avLst/>
                             <a:gdLst/>
                             <a:ahLst/>
-                            <a:cxnLst/>
                             <a:rect l="l" t="t" r="r" b="b"/>
                             <a:pathLst>
                               <a:path w="630555" h="287655">
@@ -5486,29 +5611,31 @@
                             </a:pathLst>
                           </a:custGeom>
                           <a:solidFill>
-                            <a:srgbClr val="FCE8D8"/>
+                            <a:srgbClr val="fce8d8"/>
                           </a:solidFill>
+                          <a:ln w="0">
+                            <a:noFill/>
+                          </a:ln>
                         </wps:spPr>
-                        <wps:bodyPr wrap="square" lIns="0" tIns="0" rIns="0" bIns="0" rtlCol="0">
-                          <a:prstTxWarp prst="textNoShape">
-                            <a:avLst/>
-                          </a:prstTxWarp>
-                          <a:noAutofit/>
-                        </wps:bodyPr>
+                        <wps:style>
+                          <a:lnRef idx="0"/>
+                          <a:fillRef idx="0"/>
+                          <a:effectRef idx="0"/>
+                          <a:fontRef idx="minor"/>
+                        </wps:style>
+                        <wps:bodyPr/>
                       </wps:wsp>
                       <wps:wsp>
-                        <wps:cNvPr id="7" name="Graphic 7"/>
                         <wps:cNvSpPr/>
                         <wps:spPr>
                           <a:xfrm>
-                            <a:off x="861060" y="576579"/>
-                            <a:ext cx="652145" cy="144145"/>
+                            <a:off x="861120" y="577080"/>
+                            <a:ext cx="652320" cy="143640"/>
                           </a:xfrm>
                           <a:custGeom>
                             <a:avLst/>
                             <a:gdLst/>
                             <a:ahLst/>
-                            <a:cxnLst/>
                             <a:rect l="l" t="t" r="r" b="b"/>
                             <a:pathLst>
                               <a:path w="652145" h="144145">
@@ -5568,29 +5695,31 @@
                             </a:pathLst>
                           </a:custGeom>
                           <a:solidFill>
-                            <a:srgbClr val="91CCDB"/>
+                            <a:srgbClr val="91ccdb"/>
                           </a:solidFill>
+                          <a:ln w="0">
+                            <a:noFill/>
+                          </a:ln>
                         </wps:spPr>
-                        <wps:bodyPr wrap="square" lIns="0" tIns="0" rIns="0" bIns="0" rtlCol="0">
-                          <a:prstTxWarp prst="textNoShape">
-                            <a:avLst/>
-                          </a:prstTxWarp>
-                          <a:noAutofit/>
-                        </wps:bodyPr>
+                        <wps:style>
+                          <a:lnRef idx="0"/>
+                          <a:fillRef idx="0"/>
+                          <a:effectRef idx="0"/>
+                          <a:fontRef idx="minor"/>
+                        </wps:style>
+                        <wps:bodyPr/>
                       </wps:wsp>
                       <wps:wsp>
-                        <wps:cNvPr id="8" name="Graphic 8"/>
                         <wps:cNvSpPr/>
                         <wps:spPr>
                           <a:xfrm>
-                            <a:off x="861060" y="721359"/>
-                            <a:ext cx="652145" cy="287655"/>
+                            <a:off x="861120" y="722160"/>
+                            <a:ext cx="652320" cy="286920"/>
                           </a:xfrm>
                           <a:custGeom>
                             <a:avLst/>
                             <a:gdLst/>
                             <a:ahLst/>
-                            <a:cxnLst/>
                             <a:rect l="l" t="t" r="r" b="b"/>
                             <a:pathLst>
                               <a:path w="652145" h="287655">
@@ -5650,29 +5779,31 @@
                             </a:pathLst>
                           </a:custGeom>
                           <a:solidFill>
-                            <a:srgbClr val="DAE4F0"/>
+                            <a:srgbClr val="dae4f0"/>
                           </a:solidFill>
+                          <a:ln w="0">
+                            <a:noFill/>
+                          </a:ln>
                         </wps:spPr>
-                        <wps:bodyPr wrap="square" lIns="0" tIns="0" rIns="0" bIns="0" rtlCol="0">
-                          <a:prstTxWarp prst="textNoShape">
-                            <a:avLst/>
-                          </a:prstTxWarp>
-                          <a:noAutofit/>
-                        </wps:bodyPr>
+                        <wps:style>
+                          <a:lnRef idx="0"/>
+                          <a:fillRef idx="0"/>
+                          <a:effectRef idx="0"/>
+                          <a:fontRef idx="minor"/>
+                        </wps:style>
+                        <wps:bodyPr/>
                       </wps:wsp>
                       <wps:wsp>
-                        <wps:cNvPr id="9" name="Graphic 9"/>
                         <wps:cNvSpPr/>
                         <wps:spPr>
                           <a:xfrm>
-                            <a:off x="1296670" y="1009649"/>
-                            <a:ext cx="1617345" cy="142875"/>
+                            <a:off x="1296720" y="1010160"/>
+                            <a:ext cx="1617480" cy="142200"/>
                           </a:xfrm>
                           <a:custGeom>
                             <a:avLst/>
                             <a:gdLst/>
                             <a:ahLst/>
-                            <a:cxnLst/>
                             <a:rect l="l" t="t" r="r" b="b"/>
                             <a:pathLst>
                               <a:path w="1617345" h="142875">
@@ -5786,15 +5917,19 @@
                             </a:pathLst>
                           </a:custGeom>
                           <a:solidFill>
-                            <a:srgbClr val="C3BB95"/>
+                            <a:srgbClr val="c3bb95"/>
                           </a:solidFill>
+                          <a:ln w="0">
+                            <a:noFill/>
+                          </a:ln>
                         </wps:spPr>
-                        <wps:bodyPr wrap="square" lIns="0" tIns="0" rIns="0" bIns="0" rtlCol="0">
-                          <a:prstTxWarp prst="textNoShape">
-                            <a:avLst/>
-                          </a:prstTxWarp>
-                          <a:noAutofit/>
-                        </wps:bodyPr>
+                        <wps:style>
+                          <a:lnRef idx="0"/>
+                          <a:fillRef idx="0"/>
+                          <a:effectRef idx="0"/>
+                          <a:fontRef idx="minor"/>
+                        </wps:style>
+                        <wps:bodyPr/>
                       </wps:wsp>
                     </wpg:wgp>
                   </a:graphicData>
@@ -5804,27 +5939,7 @@
           </mc:Choice>
           <mc:Fallback>
             <w:pict>
-              <v:group w14:anchorId="1835E326" id="Group 3" o:spid="_x0000_s1026" style="position:absolute;margin-left:197.9pt;margin-top:0;width:229.45pt;height:90.75pt;z-index:251661312;mso-wrap-distance-left:0;mso-wrap-distance-right:0;mso-position-horizontal-relative:page" coordsize="29140,11525" o:gfxdata="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">
-                <v:shape id="Graphic 4" o:spid="_x0000_s1027" style="position:absolute;width:4235;height:1441;visibility:visible;mso-wrap-style:square;v-text-anchor:top" coordsize="423545,144145" o:gfxdata="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" path="m229235,l,,,144132r229235,l229235,xem423545,l229870,r,144132l423545,144132,423545,xe" fillcolor="#d89493" stroked="f">
-                  <v:path arrowok="t"/>
-                </v:shape>
-                <v:shape id="Graphic 5" o:spid="_x0000_s1028" style="position:absolute;left:2298;top:1447;width:6306;height:1429;visibility:visible;mso-wrap-style:square;v-text-anchor:top" coordsize="630555,142875" o:gfxdata="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" path="m193675,l,,,142875r193675,l193675,xem412115,l194310,r,142875l412115,142875,412115,xem630555,l412750,r,142875l630555,142875,630555,xe" fillcolor="#f9be8e" stroked="f">
-                  <v:path arrowok="t"/>
-                </v:shape>
-                <v:shape id="Graphic 6" o:spid="_x0000_s1029" style="position:absolute;left:2298;top:2882;width:6306;height:2877;visibility:visible;mso-wrap-style:square;v-text-anchor:top" coordsize="630555,287655" o:gfxdata="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" path="m193675,l,,,144145r193675,l193675,xem412115,144780r-217805,l194310,287655r217805,l412115,144780xem412115,l194310,r,144145l412115,144145,412115,xem630555,144780r-217805,l412750,287655r217805,l630555,144780xe" fillcolor="#fce8d8" stroked="f">
-                  <v:path arrowok="t"/>
-                </v:shape>
-                <v:shape id="Graphic 7" o:spid="_x0000_s1030" style="position:absolute;left:8610;top:5765;width:6522;height:1442;visibility:visible;mso-wrap-style:square;v-text-anchor:top" coordsize="652145,144145" o:gfxdata="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" path="m217792,l,,,144145r217792,l217792,xem434975,l218440,r,144145l434975,144145,434975,xem652145,l435610,r,144145l652145,144145,652145,xe" fillcolor="#91ccdb" stroked="f">
-                  <v:path arrowok="t"/>
-                </v:shape>
-                <v:shape id="Graphic 8" o:spid="_x0000_s1031" style="position:absolute;left:8610;top:7213;width:6522;height:2877;visibility:visible;mso-wrap-style:square;v-text-anchor:top" coordsize="652145,287655" o:gfxdata="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" path="m217792,l,,,142875r217792,l217792,xem434975,143522r-216535,l218440,287655r216535,l434975,143522xem652145,143522r-216535,l435610,287655r216535,l652145,143522xe" fillcolor="#dae4f0" stroked="f">
-                  <v:path arrowok="t"/>
-                </v:shape>
-                <v:shape id="Graphic 9" o:spid="_x0000_s1032" style="position:absolute;left:12966;top:10096;width:16174;height:1429;visibility:visible;mso-wrap-style:square;v-text-anchor:top" coordsize="1617345,142875" o:gfxdata="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" path="m216535,l,,,142875r216535,l216535,xem434975,l217170,r,142875l434975,142875,434975,xem664845,l435610,r,142875l664845,142875,664845,xem940422,l665480,r,142875l940422,142875,940422,xem1273175,l941070,r,142875l1273175,142875,1273175,xem1617345,l1273810,r,142875l1617345,142875,1617345,xe" fillcolor="#c3bb95" stroked="f">
-                  <v:path arrowok="t"/>
-                </v:shape>
-                <w10:wrap anchorx="page"/>
-              </v:group>
+              <v:group id="shape_0" alt="Group 3" style="position:absolute;margin-left:197.9pt;margin-top:0pt;width:229.45pt;height:90.75pt" coordorigin="3958,0" coordsize="4589,1815"/>
             </w:pict>
           </mc:Fallback>
         </mc:AlternateContent>
@@ -5913,8 +6028,9 @@
     </w:p>
     <w:p>
       <w:pPr>
-        <w:spacing w:line="207" w:lineRule="exact"/>
-        <w:ind w:left="104"/>
+        <w:pStyle w:val="Normal"/>
+        <w:spacing w:lineRule="exact" w:line="207"/>
+        <w:ind w:left="104" w:hanging="0"/>
         <w:rPr>
           <w:sz w:val="18"/>
         </w:rPr>
@@ -5929,8 +6045,9 @@
     </w:p>
     <w:p>
       <w:pPr>
-        <w:spacing w:before="17" w:line="259" w:lineRule="auto"/>
-        <w:ind w:left="104" w:right="7693"/>
+        <w:pStyle w:val="Normal"/>
+        <w:spacing w:lineRule="auto" w:line="259" w:before="17" w:after="0"/>
+        <w:ind w:left="104" w:right="7693" w:hanging="0"/>
         <w:rPr>
           <w:sz w:val="18"/>
         </w:rPr>
@@ -6011,8 +6128,18 @@
     </w:p>
     <w:p>
       <w:pPr>
-        <w:spacing w:line="207" w:lineRule="exact"/>
-        <w:ind w:left="104"/>
+        <w:sectPr>
+          <w:type w:val="nextPage"/>
+          <w:pgSz w:w="12240" w:h="15840"/>
+          <w:pgMar w:left="1000" w:right="1060" w:gutter="0" w:header="0" w:top="1360" w:footer="0" w:bottom="280"/>
+          <w:pgNumType w:fmt="decimal"/>
+          <w:formProt w:val="false"/>
+          <w:textDirection w:val="lrTb"/>
+          <w:docGrid w:type="default" w:linePitch="100" w:charSpace="4096"/>
+        </w:sectPr>
+        <w:pStyle w:val="Normal"/>
+        <w:spacing w:lineRule="exact" w:line="207"/>
+        <w:ind w:left="104" w:hanging="0"/>
         <w:rPr>
           <w:sz w:val="18"/>
         </w:rPr>
@@ -6066,676 +6193,296 @@
     </w:p>
     <w:p>
       <w:pPr>
-        <w:jc w:val="both"/>
-        <w:rPr>
-          <w:sz w:val="24"/>
-        </w:rPr>
-        <w:sectPr>
-          <w:pgSz w:w="12240" w:h="15840"/>
-          <w:pgMar w:top="1360" w:right="1060" w:bottom="280" w:left="1000" w:header="720" w:footer="720" w:gutter="0"/>
-          <w:cols w:space="720"/>
-        </w:sectPr>
-      </w:pPr>
-    </w:p>
-    <w:p>
-      <w:pPr>
         <w:pStyle w:val="Heading1"/>
-        <w:spacing w:before="7"/>
+        <w:spacing w:before="7" w:after="0"/>
         <w:rPr>
           <w:color w:val="4E80BC"/>
           <w:spacing w:val="-2"/>
         </w:rPr>
       </w:pPr>
-      <w:bookmarkStart w:id="7" w:name="Platform_for_knowledge_transfer"/>
-      <w:bookmarkEnd w:id="7"/>
+      <w:bookmarkStart w:id="9" w:name="Platform_for_knowledge_transfer"/>
+      <w:bookmarkEnd w:id="9"/>
       <w:r>
         <w:rPr>
           <w:color w:val="4E80BC"/>
           <w:spacing w:val="-2"/>
         </w:rPr>
-        <w:lastRenderedPageBreak/>
         <w:t>Project Team</w:t>
       </w:r>
     </w:p>
     <w:p>
       <w:pPr>
         <w:pStyle w:val="Heading1"/>
-        <w:spacing w:before="7"/>
-        <w:ind w:left="0"/>
-      </w:pPr>
+        <w:spacing w:before="7" w:after="0"/>
+        <w:ind w:left="0" w:hanging="0"/>
+        <w:jc w:val="left"/>
+        <w:rPr/>
+      </w:pPr>
+      <w:r>
+        <w:rPr>
+          <w:rFonts w:ascii="Cambria" w:hAnsi="Cambria"/>
+          <w:b w:val="false"/>
+          <w:bCs w:val="false"/>
+          <w:sz w:val="24"/>
+          <w:szCs w:val="24"/>
+        </w:rPr>
+        <w:t xml:space="preserve">* Dr. </w:t>
+      </w:r>
+      <w:r>
+        <w:rPr>
+          <w:rFonts w:ascii="Cambria" w:hAnsi="Cambria"/>
+          <w:b/>
+          <w:bCs/>
+          <w:sz w:val="24"/>
+          <w:szCs w:val="24"/>
+        </w:rPr>
+        <w:t>Carlos Fernandez Delgado</w:t>
+      </w:r>
+      <w:r>
+        <w:rPr>
+          <w:rFonts w:ascii="Cambria" w:hAnsi="Cambria"/>
+          <w:b w:val="false"/>
+          <w:bCs w:val="false"/>
+          <w:sz w:val="24"/>
+          <w:szCs w:val="24"/>
+        </w:rPr>
+        <w:t xml:space="preserve">, Catedrático de Zoología, Departamento de Zoología, Universidad  de Córdoba, Spain. </w:t>
+      </w:r>
     </w:p>
     <w:p>
       <w:pPr>
         <w:pStyle w:val="Heading1"/>
-        <w:spacing w:before="7"/>
-        <w:ind w:left="0"/>
+        <w:spacing w:before="7" w:after="0"/>
+        <w:ind w:left="0" w:hanging="0"/>
+        <w:jc w:val="left"/>
+        <w:rPr/>
+      </w:pPr>
+      <w:r>
         <w:rPr>
           <w:rFonts w:ascii="Cambria" w:hAnsi="Cambria"/>
-          <w:b w:val="0"/>
-          <w:bCs w:val="0"/>
+          <w:b w:val="false"/>
+          <w:bCs w:val="false"/>
           <w:sz w:val="24"/>
           <w:szCs w:val="24"/>
         </w:rPr>
-      </w:pPr>
-      <w:r>
-        <w:rPr>
-          <w:b w:val="0"/>
-          <w:bCs w:val="0"/>
-        </w:rPr>
-        <w:t xml:space="preserve">- </w:t>
+        <w:t xml:space="preserve">* Dr. </w:t>
       </w:r>
       <w:r>
         <w:rPr>
           <w:rFonts w:ascii="Cambria" w:hAnsi="Cambria"/>
-          <w:b w:val="0"/>
-          <w:bCs w:val="0"/>
+          <w:b/>
+          <w:bCs/>
           <w:sz w:val="24"/>
           <w:szCs w:val="24"/>
         </w:rPr>
-        <w:t xml:space="preserve">Dr. </w:t>
+        <w:t>Lucía Galvez Bravo</w:t>
       </w:r>
       <w:r>
         <w:rPr>
           <w:rFonts w:ascii="Cambria" w:hAnsi="Cambria"/>
-          <w:b w:val="0"/>
-          <w:bCs w:val="0"/>
+          <w:b w:val="false"/>
+          <w:bCs w:val="false"/>
           <w:sz w:val="24"/>
           <w:szCs w:val="24"/>
         </w:rPr>
-        <w:t>Carlos Fernandez Delgado,</w:t>
-      </w:r>
+        <w:t>, Senior Lecturer in Conservation Ecology, School of Biological and Environmental Sciences, Liverpool John Moores University, UK</w:t>
+      </w:r>
+    </w:p>
+    <w:p>
+      <w:pPr>
+        <w:pStyle w:val="Heading1"/>
+        <w:spacing w:before="7" w:after="0"/>
+        <w:ind w:left="0" w:hanging="0"/>
+        <w:jc w:val="left"/>
+        <w:rPr/>
+      </w:pPr>
       <w:r>
         <w:rPr>
           <w:rFonts w:ascii="Cambria" w:hAnsi="Cambria"/>
-          <w:b w:val="0"/>
-          <w:bCs w:val="0"/>
+          <w:b w:val="false"/>
+          <w:bCs w:val="false"/>
           <w:sz w:val="24"/>
           <w:szCs w:val="24"/>
         </w:rPr>
-        <w:t xml:space="preserve"> </w:t>
-      </w:r>
-      <w:proofErr w:type="spellStart"/>
+        <w:t xml:space="preserve">* Dr. </w:t>
+      </w:r>
       <w:r>
         <w:rPr>
           <w:rFonts w:ascii="Cambria" w:hAnsi="Cambria"/>
-          <w:b w:val="0"/>
-          <w:bCs w:val="0"/>
+          <w:b/>
+          <w:bCs/>
           <w:sz w:val="24"/>
           <w:szCs w:val="24"/>
         </w:rPr>
-        <w:t>Catedrático</w:t>
-      </w:r>
-      <w:proofErr w:type="spellEnd"/>
+        <w:t xml:space="preserve">Carlos </w:t>
+      </w:r>
       <w:r>
         <w:rPr>
           <w:rFonts w:ascii="Cambria" w:hAnsi="Cambria"/>
-          <w:b w:val="0"/>
-          <w:bCs w:val="0"/>
+          <w:b/>
+          <w:bCs/>
           <w:sz w:val="24"/>
           <w:szCs w:val="24"/>
         </w:rPr>
-        <w:t xml:space="preserve"> de </w:t>
-      </w:r>
-      <w:proofErr w:type="spellStart"/>
+        <w:t xml:space="preserve">J. </w:t>
+      </w:r>
       <w:r>
         <w:rPr>
           <w:rFonts w:ascii="Cambria" w:hAnsi="Cambria"/>
-          <w:b w:val="0"/>
-          <w:bCs w:val="0"/>
+          <w:b/>
+          <w:bCs/>
           <w:sz w:val="24"/>
           <w:szCs w:val="24"/>
         </w:rPr>
-        <w:t>Zoología</w:t>
-      </w:r>
-      <w:proofErr w:type="spellEnd"/>
+        <w:t>Melián</w:t>
+      </w:r>
       <w:r>
         <w:rPr>
           <w:rFonts w:ascii="Cambria" w:hAnsi="Cambria"/>
-          <w:b w:val="0"/>
-          <w:bCs w:val="0"/>
+          <w:b w:val="false"/>
+          <w:bCs w:val="false"/>
           <w:sz w:val="24"/>
           <w:szCs w:val="24"/>
         </w:rPr>
-        <w:t>,</w:t>
+        <w:t xml:space="preserve">, Group Leader, Department of Fish Ecology and Evolution, EAWAG, </w:t>
       </w:r>
       <w:r>
         <w:rPr>
           <w:rFonts w:ascii="Cambria" w:hAnsi="Cambria"/>
-          <w:b w:val="0"/>
-          <w:bCs w:val="0"/>
+          <w:b w:val="false"/>
+          <w:bCs w:val="false"/>
           <w:sz w:val="24"/>
           <w:szCs w:val="24"/>
         </w:rPr>
-        <w:t xml:space="preserve"> </w:t>
-      </w:r>
-      <w:proofErr w:type="spellStart"/>
+        <w:t xml:space="preserve">ETH-Domain, </w:t>
+      </w:r>
       <w:r>
         <w:rPr>
           <w:rFonts w:ascii="Cambria" w:hAnsi="Cambria"/>
-          <w:b w:val="0"/>
-          <w:bCs w:val="0"/>
+          <w:b w:val="false"/>
+          <w:bCs w:val="false"/>
           <w:sz w:val="24"/>
           <w:szCs w:val="24"/>
         </w:rPr>
-        <w:t>Departamento</w:t>
-      </w:r>
-      <w:proofErr w:type="spellEnd"/>
+        <w:t>Swiss Federal Institute of Aquatic Science and Technology, Switzerland.</w:t>
+      </w:r>
+    </w:p>
+    <w:p>
+      <w:pPr>
+        <w:pStyle w:val="Heading1"/>
+        <w:spacing w:before="7" w:after="0"/>
+        <w:ind w:left="0" w:hanging="0"/>
+        <w:jc w:val="left"/>
+        <w:rPr/>
+      </w:pPr>
       <w:r>
         <w:rPr>
           <w:rFonts w:ascii="Cambria" w:hAnsi="Cambria"/>
-          <w:b w:val="0"/>
-          <w:bCs w:val="0"/>
+          <w:b w:val="false"/>
+          <w:bCs w:val="false"/>
           <w:sz w:val="24"/>
           <w:szCs w:val="24"/>
         </w:rPr>
-        <w:t xml:space="preserve"> de </w:t>
-      </w:r>
-      <w:proofErr w:type="spellStart"/>
+        <w:t xml:space="preserve">* Dr. </w:t>
+      </w:r>
       <w:r>
         <w:rPr>
           <w:rFonts w:ascii="Cambria" w:hAnsi="Cambria"/>
-          <w:b w:val="0"/>
-          <w:bCs w:val="0"/>
+          <w:b/>
+          <w:bCs/>
           <w:sz w:val="24"/>
           <w:szCs w:val="24"/>
         </w:rPr>
-        <w:t>Zoolog</w:t>
+        <w:t>Ramón de Miguel Rubio</w:t>
       </w:r>
       <w:r>
         <w:rPr>
           <w:rFonts w:ascii="Cambria" w:hAnsi="Cambria"/>
-          <w:b w:val="0"/>
-          <w:bCs w:val="0"/>
+          <w:b w:val="false"/>
+          <w:bCs w:val="false"/>
           <w:sz w:val="24"/>
           <w:szCs w:val="24"/>
         </w:rPr>
-        <w:t>í</w:t>
-      </w:r>
+        <w:t>, Enviromental Research Technician, Tragsatec, Madrid, Spain.</w:t>
+      </w:r>
+    </w:p>
+    <w:p>
+      <w:pPr>
+        <w:pStyle w:val="Heading1"/>
+        <w:spacing w:before="7" w:after="0"/>
+        <w:ind w:left="0" w:hanging="0"/>
+        <w:jc w:val="left"/>
+        <w:rPr>
+          <w:color w:val="000000"/>
+        </w:rPr>
+      </w:pPr>
       <w:r>
         <w:rPr>
           <w:rFonts w:ascii="Cambria" w:hAnsi="Cambria"/>
-          <w:b w:val="0"/>
-          <w:bCs w:val="0"/>
+          <w:b w:val="false"/>
+          <w:bCs w:val="false"/>
+          <w:color w:val="000000"/>
           <w:sz w:val="24"/>
           <w:szCs w:val="24"/>
         </w:rPr>
-        <w:t>a</w:t>
-      </w:r>
-      <w:proofErr w:type="spellEnd"/>
+        <w:t xml:space="preserve">* Dr. </w:t>
+      </w:r>
       <w:r>
         <w:rPr>
           <w:rFonts w:ascii="Cambria" w:hAnsi="Cambria"/>
-          <w:b w:val="0"/>
-          <w:bCs w:val="0"/>
+          <w:b/>
+          <w:bCs/>
+          <w:color w:val="000000"/>
           <w:sz w:val="24"/>
           <w:szCs w:val="24"/>
         </w:rPr>
-        <w:t>, Universidad de C</w:t>
+        <w:t>Ali R. Vahdati</w:t>
       </w:r>
       <w:r>
         <w:rPr>
           <w:rFonts w:ascii="Cambria" w:hAnsi="Cambria"/>
-          <w:b w:val="0"/>
-          <w:bCs w:val="0"/>
+          <w:b w:val="false"/>
+          <w:bCs w:val="false"/>
+          <w:color w:val="000000"/>
           <w:sz w:val="24"/>
           <w:szCs w:val="24"/>
         </w:rPr>
-        <w:t>ó</w:t>
+        <w:t xml:space="preserve">, Senior lecturer. Department of anthropology, University of Zurich, </w:t>
       </w:r>
       <w:r>
         <w:rPr>
           <w:rFonts w:ascii="Cambria" w:hAnsi="Cambria"/>
-          <w:b w:val="0"/>
-          <w:bCs w:val="0"/>
+          <w:b w:val="false"/>
+          <w:bCs w:val="false"/>
+          <w:color w:val="000000"/>
           <w:sz w:val="24"/>
           <w:szCs w:val="24"/>
         </w:rPr>
-        <w:t>rdoba, Spain</w:t>
+        <w:t>Switzerland.</w:t>
       </w:r>
     </w:p>
     <w:p>
       <w:pPr>
         <w:pStyle w:val="Heading1"/>
-        <w:spacing w:before="7"/>
-        <w:ind w:left="0"/>
-        <w:rPr>
-          <w:rFonts w:ascii="Cambria" w:hAnsi="Cambria"/>
-          <w:b w:val="0"/>
-          <w:bCs w:val="0"/>
-          <w:sz w:val="24"/>
-          <w:szCs w:val="24"/>
-        </w:rPr>
-      </w:pPr>
-    </w:p>
-    <w:p>
-      <w:pPr>
-        <w:pStyle w:val="Heading1"/>
-        <w:spacing w:before="7"/>
-        <w:ind w:left="0"/>
-        <w:rPr>
-          <w:rFonts w:ascii="Cambria" w:hAnsi="Cambria"/>
-          <w:b w:val="0"/>
-          <w:bCs w:val="0"/>
-          <w:sz w:val="24"/>
-          <w:szCs w:val="24"/>
-        </w:rPr>
-      </w:pPr>
-      <w:r>
-        <w:rPr>
-          <w:rFonts w:ascii="Cambria" w:hAnsi="Cambria"/>
-          <w:b w:val="0"/>
-          <w:bCs w:val="0"/>
-          <w:sz w:val="24"/>
-          <w:szCs w:val="24"/>
-        </w:rPr>
-        <w:t xml:space="preserve">- </w:t>
-      </w:r>
-      <w:r>
-        <w:rPr>
-          <w:rFonts w:ascii="Cambria" w:hAnsi="Cambria"/>
-          <w:b w:val="0"/>
-          <w:bCs w:val="0"/>
-          <w:sz w:val="24"/>
-          <w:szCs w:val="24"/>
-        </w:rPr>
-        <w:t xml:space="preserve">Dr. </w:t>
-      </w:r>
-      <w:r>
-        <w:rPr>
-          <w:rFonts w:ascii="Cambria" w:hAnsi="Cambria"/>
-          <w:b w:val="0"/>
-          <w:bCs w:val="0"/>
-          <w:sz w:val="24"/>
-          <w:szCs w:val="24"/>
-        </w:rPr>
-        <w:t>Luc</w:t>
-      </w:r>
-      <w:r>
-        <w:rPr>
-          <w:rFonts w:ascii="Cambria" w:hAnsi="Cambria"/>
-          <w:b w:val="0"/>
-          <w:bCs w:val="0"/>
-          <w:sz w:val="24"/>
-          <w:szCs w:val="24"/>
-        </w:rPr>
-        <w:t>í</w:t>
-      </w:r>
-      <w:r>
-        <w:rPr>
-          <w:rFonts w:ascii="Cambria" w:hAnsi="Cambria"/>
-          <w:b w:val="0"/>
-          <w:bCs w:val="0"/>
-          <w:sz w:val="24"/>
-          <w:szCs w:val="24"/>
-        </w:rPr>
-        <w:t xml:space="preserve">a Galvez Bravo, </w:t>
-      </w:r>
-      <w:r>
-        <w:rPr>
-          <w:rFonts w:ascii="Cambria" w:hAnsi="Cambria"/>
-          <w:b w:val="0"/>
-          <w:bCs w:val="0"/>
-          <w:sz w:val="24"/>
-          <w:szCs w:val="24"/>
-        </w:rPr>
-        <w:t xml:space="preserve">Senior Lecturer in Conservation Ecology, </w:t>
-      </w:r>
-      <w:r>
-        <w:rPr>
-          <w:rFonts w:ascii="Cambria" w:hAnsi="Cambria"/>
-          <w:b w:val="0"/>
-          <w:bCs w:val="0"/>
-          <w:sz w:val="24"/>
-          <w:szCs w:val="24"/>
-        </w:rPr>
-        <w:t>School of Biological and Environme</w:t>
-      </w:r>
-      <w:r>
-        <w:rPr>
-          <w:rFonts w:ascii="Cambria" w:hAnsi="Cambria"/>
-          <w:b w:val="0"/>
-          <w:bCs w:val="0"/>
-          <w:sz w:val="24"/>
-          <w:szCs w:val="24"/>
-        </w:rPr>
-        <w:t>n</w:t>
-      </w:r>
-      <w:r>
-        <w:rPr>
-          <w:rFonts w:ascii="Cambria" w:hAnsi="Cambria"/>
-          <w:b w:val="0"/>
-          <w:bCs w:val="0"/>
-          <w:sz w:val="24"/>
-          <w:szCs w:val="24"/>
-        </w:rPr>
-        <w:t xml:space="preserve">tal Sciences, Liverpool John </w:t>
-      </w:r>
-      <w:proofErr w:type="spellStart"/>
-      <w:r>
-        <w:rPr>
-          <w:rFonts w:ascii="Cambria" w:hAnsi="Cambria"/>
-          <w:b w:val="0"/>
-          <w:bCs w:val="0"/>
-          <w:sz w:val="24"/>
-          <w:szCs w:val="24"/>
-        </w:rPr>
-        <w:t>Moores</w:t>
-      </w:r>
-      <w:proofErr w:type="spellEnd"/>
-      <w:r>
-        <w:rPr>
-          <w:rFonts w:ascii="Cambria" w:hAnsi="Cambria"/>
-          <w:b w:val="0"/>
-          <w:bCs w:val="0"/>
-          <w:sz w:val="24"/>
-          <w:szCs w:val="24"/>
-        </w:rPr>
-        <w:t xml:space="preserve"> University, UK</w:t>
-      </w:r>
-    </w:p>
-    <w:p>
-      <w:pPr>
-        <w:pStyle w:val="Heading1"/>
-        <w:spacing w:before="7"/>
-        <w:ind w:left="0"/>
-        <w:rPr>
-          <w:rFonts w:ascii="Cambria" w:hAnsi="Cambria"/>
-          <w:b w:val="0"/>
-          <w:bCs w:val="0"/>
-          <w:sz w:val="24"/>
-          <w:szCs w:val="24"/>
-        </w:rPr>
-      </w:pPr>
-    </w:p>
-    <w:p>
-      <w:pPr>
-        <w:pStyle w:val="Heading1"/>
-        <w:spacing w:before="7"/>
-        <w:ind w:left="0"/>
-        <w:rPr>
-          <w:rFonts w:ascii="Cambria" w:hAnsi="Cambria"/>
-          <w:b w:val="0"/>
-          <w:bCs w:val="0"/>
-          <w:sz w:val="24"/>
-          <w:szCs w:val="24"/>
-        </w:rPr>
-      </w:pPr>
-      <w:r>
-        <w:rPr>
-          <w:rFonts w:ascii="Cambria" w:hAnsi="Cambria"/>
-          <w:b w:val="0"/>
-          <w:bCs w:val="0"/>
-          <w:sz w:val="24"/>
-          <w:szCs w:val="24"/>
-        </w:rPr>
-        <w:t xml:space="preserve">- </w:t>
-      </w:r>
-      <w:r>
-        <w:rPr>
-          <w:rFonts w:ascii="Cambria" w:hAnsi="Cambria"/>
-          <w:b w:val="0"/>
-          <w:bCs w:val="0"/>
-          <w:sz w:val="24"/>
-          <w:szCs w:val="24"/>
-        </w:rPr>
-        <w:t xml:space="preserve">Dr. </w:t>
-      </w:r>
-      <w:r>
-        <w:rPr>
-          <w:rFonts w:ascii="Cambria" w:hAnsi="Cambria"/>
-          <w:b w:val="0"/>
-          <w:bCs w:val="0"/>
-          <w:sz w:val="24"/>
-          <w:szCs w:val="24"/>
-        </w:rPr>
-        <w:t xml:space="preserve">Carlos </w:t>
-      </w:r>
-      <w:proofErr w:type="spellStart"/>
-      <w:r>
-        <w:rPr>
-          <w:rFonts w:ascii="Cambria" w:hAnsi="Cambria"/>
-          <w:b w:val="0"/>
-          <w:bCs w:val="0"/>
-          <w:sz w:val="24"/>
-          <w:szCs w:val="24"/>
-        </w:rPr>
-        <w:t>Melián</w:t>
-      </w:r>
-      <w:proofErr w:type="spellEnd"/>
-      <w:r>
-        <w:rPr>
-          <w:rFonts w:ascii="Cambria" w:hAnsi="Cambria"/>
-          <w:b w:val="0"/>
-          <w:bCs w:val="0"/>
-          <w:sz w:val="24"/>
-          <w:szCs w:val="24"/>
-        </w:rPr>
-        <w:t xml:space="preserve">, </w:t>
-      </w:r>
-      <w:r>
-        <w:rPr>
-          <w:rFonts w:ascii="Cambria" w:hAnsi="Cambria"/>
-          <w:b w:val="0"/>
-          <w:bCs w:val="0"/>
-          <w:sz w:val="24"/>
-          <w:szCs w:val="24"/>
-        </w:rPr>
-        <w:t xml:space="preserve">Group Leader, </w:t>
-      </w:r>
-      <w:r>
-        <w:rPr>
-          <w:rFonts w:ascii="Cambria" w:hAnsi="Cambria"/>
-          <w:b w:val="0"/>
-          <w:bCs w:val="0"/>
-          <w:sz w:val="24"/>
-          <w:szCs w:val="24"/>
-        </w:rPr>
-        <w:t>Department of</w:t>
-      </w:r>
-      <w:r>
-        <w:rPr>
-          <w:rFonts w:ascii="Cambria" w:hAnsi="Cambria"/>
-          <w:b w:val="0"/>
-          <w:bCs w:val="0"/>
-          <w:sz w:val="24"/>
-          <w:szCs w:val="24"/>
-        </w:rPr>
-        <w:t xml:space="preserve"> Fish Ecology and Evolution, EAWAG, Swiss Federal Institute of Aquatic Science and Technology, Switzerland.</w:t>
-      </w:r>
-    </w:p>
-    <w:p>
-      <w:pPr>
-        <w:pStyle w:val="Heading1"/>
-        <w:spacing w:before="7"/>
-        <w:ind w:left="0"/>
-        <w:rPr>
-          <w:rFonts w:ascii="Cambria" w:hAnsi="Cambria"/>
-          <w:b w:val="0"/>
-          <w:bCs w:val="0"/>
-          <w:sz w:val="24"/>
-          <w:szCs w:val="24"/>
-        </w:rPr>
-      </w:pPr>
-    </w:p>
-    <w:p>
-      <w:pPr>
-        <w:pStyle w:val="Heading1"/>
-        <w:spacing w:before="7"/>
-        <w:ind w:left="0"/>
-        <w:rPr>
-          <w:rFonts w:ascii="Cambria" w:hAnsi="Cambria"/>
-          <w:b w:val="0"/>
-          <w:bCs w:val="0"/>
-          <w:color w:val="FF0000"/>
-          <w:sz w:val="24"/>
-          <w:szCs w:val="24"/>
-        </w:rPr>
-      </w:pPr>
-      <w:r>
-        <w:rPr>
-          <w:rFonts w:ascii="Cambria" w:hAnsi="Cambria"/>
-          <w:b w:val="0"/>
-          <w:bCs w:val="0"/>
-          <w:sz w:val="24"/>
-          <w:szCs w:val="24"/>
-        </w:rPr>
-        <w:t xml:space="preserve">- </w:t>
-      </w:r>
-      <w:r>
-        <w:rPr>
-          <w:rFonts w:ascii="Cambria" w:hAnsi="Cambria"/>
-          <w:b w:val="0"/>
-          <w:bCs w:val="0"/>
-          <w:sz w:val="24"/>
-          <w:szCs w:val="24"/>
-        </w:rPr>
-        <w:t xml:space="preserve">Dr. </w:t>
-      </w:r>
-      <w:r>
-        <w:rPr>
-          <w:rFonts w:ascii="Cambria" w:hAnsi="Cambria"/>
-          <w:b w:val="0"/>
-          <w:bCs w:val="0"/>
-          <w:sz w:val="24"/>
-          <w:szCs w:val="24"/>
-        </w:rPr>
-        <w:t>Ramón de Miguel Rubio</w:t>
-      </w:r>
-      <w:r>
-        <w:rPr>
-          <w:rFonts w:ascii="Cambria" w:hAnsi="Cambria"/>
-          <w:b w:val="0"/>
-          <w:bCs w:val="0"/>
-          <w:sz w:val="24"/>
-          <w:szCs w:val="24"/>
-        </w:rPr>
-        <w:t xml:space="preserve">, </w:t>
-      </w:r>
-      <w:proofErr w:type="spellStart"/>
-      <w:r>
-        <w:rPr>
-          <w:rFonts w:ascii="Cambria" w:hAnsi="Cambria"/>
-          <w:b w:val="0"/>
-          <w:bCs w:val="0"/>
-          <w:sz w:val="24"/>
-          <w:szCs w:val="24"/>
-        </w:rPr>
-        <w:t>Enviromental</w:t>
-      </w:r>
-      <w:proofErr w:type="spellEnd"/>
-      <w:r>
-        <w:rPr>
-          <w:rFonts w:ascii="Cambria" w:hAnsi="Cambria"/>
-          <w:b w:val="0"/>
-          <w:bCs w:val="0"/>
-          <w:sz w:val="24"/>
-          <w:szCs w:val="24"/>
-        </w:rPr>
-        <w:t xml:space="preserve"> Research Technician, </w:t>
-      </w:r>
-      <w:proofErr w:type="spellStart"/>
-      <w:r>
-        <w:rPr>
-          <w:rFonts w:ascii="Cambria" w:hAnsi="Cambria"/>
-          <w:b w:val="0"/>
-          <w:bCs w:val="0"/>
-          <w:sz w:val="24"/>
-          <w:szCs w:val="24"/>
-        </w:rPr>
-        <w:t>Tragsatec</w:t>
-      </w:r>
-      <w:proofErr w:type="spellEnd"/>
-      <w:r>
-        <w:rPr>
-          <w:rFonts w:ascii="Cambria" w:hAnsi="Cambria"/>
-          <w:b w:val="0"/>
-          <w:bCs w:val="0"/>
-          <w:sz w:val="24"/>
-          <w:szCs w:val="24"/>
-        </w:rPr>
-        <w:t>, Madrid, Spain</w:t>
-      </w:r>
-      <w:r>
-        <w:rPr>
-          <w:rFonts w:ascii="Cambria" w:hAnsi="Cambria"/>
-          <w:b w:val="0"/>
-          <w:bCs w:val="0"/>
-          <w:sz w:val="24"/>
-          <w:szCs w:val="24"/>
-        </w:rPr>
-        <w:t>.</w:t>
-      </w:r>
-    </w:p>
-    <w:p>
-      <w:pPr>
-        <w:pStyle w:val="Heading1"/>
-        <w:spacing w:before="7"/>
-        <w:ind w:left="0"/>
-        <w:rPr>
-          <w:rFonts w:ascii="Cambria" w:hAnsi="Cambria"/>
-          <w:b w:val="0"/>
-          <w:bCs w:val="0"/>
-          <w:color w:val="FF0000"/>
-          <w:sz w:val="24"/>
-          <w:szCs w:val="24"/>
-        </w:rPr>
-      </w:pPr>
-    </w:p>
-    <w:p>
-      <w:pPr>
-        <w:pStyle w:val="Heading1"/>
-        <w:numPr>
-          <w:ilvl w:val="0"/>
-          <w:numId w:val="3"/>
-        </w:numPr>
-        <w:spacing w:before="7"/>
-        <w:rPr>
-          <w:rFonts w:ascii="Cambria" w:hAnsi="Cambria"/>
-          <w:b w:val="0"/>
-          <w:bCs w:val="0"/>
-          <w:color w:val="FF0000"/>
-          <w:spacing w:val="-2"/>
-          <w:sz w:val="24"/>
-          <w:szCs w:val="24"/>
-        </w:rPr>
-      </w:pPr>
-      <w:r>
-        <w:rPr>
-          <w:rFonts w:ascii="Cambria" w:hAnsi="Cambria"/>
-          <w:b w:val="0"/>
-          <w:bCs w:val="0"/>
-          <w:color w:val="FF0000"/>
-          <w:sz w:val="24"/>
-          <w:szCs w:val="24"/>
-        </w:rPr>
-        <w:t>Ali -</w:t>
-      </w:r>
-    </w:p>
-    <w:p>
-      <w:pPr>
-        <w:pStyle w:val="Heading1"/>
-        <w:spacing w:before="7"/>
+        <w:spacing w:before="7" w:after="0"/>
+        <w:jc w:val="left"/>
         <w:rPr>
           <w:color w:val="4E80BC"/>
           <w:spacing w:val="-2"/>
         </w:rPr>
       </w:pPr>
-    </w:p>
-    <w:p>
-      <w:pPr>
-        <w:pStyle w:val="Heading1"/>
-        <w:spacing w:before="7"/>
-        <w:ind w:left="0"/>
+      <w:r>
         <w:rPr>
           <w:color w:val="4E80BC"/>
           <w:spacing w:val="-2"/>
         </w:rPr>
-      </w:pPr>
+      </w:r>
     </w:p>
     <w:p>
       <w:pPr>
         <w:pStyle w:val="Heading1"/>
-        <w:spacing w:before="7"/>
+        <w:spacing w:before="7" w:after="0"/>
+        <w:rPr/>
       </w:pPr>
       <w:r>
         <w:rPr>
@@ -6747,19 +6494,28 @@
     </w:p>
     <w:p>
       <w:pPr>
-        <w:pStyle w:val="BodyText"/>
-        <w:spacing w:before="5"/>
-        <w:rPr>
-          <w:rFonts w:ascii="Calibri"/>
+        <w:pStyle w:val="TextBody"/>
+        <w:spacing w:before="5" w:after="0"/>
+        <w:rPr>
+          <w:rFonts w:ascii="Calibri" w:hAnsi="Calibri"/>
+          <w:b/>
           <w:b/>
           <w:sz w:val="31"/>
         </w:rPr>
       </w:pPr>
-    </w:p>
-    <w:p>
-      <w:pPr>
-        <w:spacing w:before="1"/>
-        <w:ind w:left="172" w:right="383"/>
+      <w:r>
+        <w:rPr>
+          <w:rFonts w:ascii="Calibri" w:hAnsi="Calibri"/>
+          <w:b/>
+          <w:sz w:val="31"/>
+        </w:rPr>
+      </w:r>
+    </w:p>
+    <w:p>
+      <w:pPr>
+        <w:pStyle w:val="Normal"/>
+        <w:spacing w:before="1" w:after="0"/>
+        <w:ind w:left="172" w:right="383" w:hanging="0"/>
         <w:jc w:val="both"/>
         <w:rPr>
           <w:sz w:val="20"/>
@@ -6769,133 +6525,7 @@
         <w:rPr>
           <w:sz w:val="20"/>
         </w:rPr>
-        <w:t xml:space="preserve">Ali, E., Cramer, W., </w:t>
-      </w:r>
-      <w:proofErr w:type="spellStart"/>
-      <w:r>
-        <w:rPr>
-          <w:sz w:val="20"/>
-        </w:rPr>
-        <w:t>Carnicer</w:t>
-      </w:r>
-      <w:proofErr w:type="spellEnd"/>
-      <w:r>
-        <w:rPr>
-          <w:sz w:val="20"/>
-        </w:rPr>
-        <w:t xml:space="preserve">, J., </w:t>
-      </w:r>
-      <w:proofErr w:type="spellStart"/>
-      <w:r>
-        <w:rPr>
-          <w:sz w:val="20"/>
-        </w:rPr>
-        <w:t>Georgopoulou</w:t>
-      </w:r>
-      <w:proofErr w:type="spellEnd"/>
-      <w:r>
-        <w:rPr>
-          <w:sz w:val="20"/>
-        </w:rPr>
-        <w:t xml:space="preserve">, E., </w:t>
-      </w:r>
-      <w:proofErr w:type="spellStart"/>
-      <w:r>
-        <w:rPr>
-          <w:sz w:val="20"/>
-        </w:rPr>
-        <w:t>Hilmi</w:t>
-      </w:r>
-      <w:proofErr w:type="spellEnd"/>
-      <w:r>
-        <w:rPr>
-          <w:sz w:val="20"/>
-        </w:rPr>
-        <w:t xml:space="preserve">, N.J.M., Le </w:t>
-      </w:r>
-      <w:proofErr w:type="spellStart"/>
-      <w:r>
-        <w:rPr>
-          <w:sz w:val="20"/>
-        </w:rPr>
-        <w:t>Cozannet</w:t>
-      </w:r>
-      <w:proofErr w:type="spellEnd"/>
-      <w:r>
-        <w:rPr>
-          <w:sz w:val="20"/>
-        </w:rPr>
-        <w:t xml:space="preserve">, G. et al. (2022). Cross-Chapter Paper 4: Mediterranean Region. In: H.O. </w:t>
-      </w:r>
-      <w:proofErr w:type="spellStart"/>
-      <w:r>
-        <w:rPr>
-          <w:sz w:val="20"/>
-        </w:rPr>
-        <w:t>Pörtner</w:t>
-      </w:r>
-      <w:proofErr w:type="spellEnd"/>
-      <w:r>
-        <w:rPr>
-          <w:sz w:val="20"/>
-        </w:rPr>
-        <w:t xml:space="preserve">, D.C. Roberts, M. </w:t>
-      </w:r>
-      <w:proofErr w:type="spellStart"/>
-      <w:r>
-        <w:rPr>
-          <w:sz w:val="20"/>
-        </w:rPr>
-        <w:t>Tignor</w:t>
-      </w:r>
-      <w:proofErr w:type="spellEnd"/>
-      <w:r>
-        <w:rPr>
-          <w:sz w:val="20"/>
-        </w:rPr>
-        <w:t xml:space="preserve">, E.S. </w:t>
-      </w:r>
-      <w:proofErr w:type="spellStart"/>
-      <w:r>
-        <w:rPr>
-          <w:sz w:val="20"/>
-        </w:rPr>
-        <w:t>Poloczanska</w:t>
-      </w:r>
-      <w:proofErr w:type="spellEnd"/>
-      <w:r>
-        <w:rPr>
-          <w:sz w:val="20"/>
-        </w:rPr>
-        <w:t xml:space="preserve">, K. </w:t>
-      </w:r>
-      <w:proofErr w:type="spellStart"/>
-      <w:r>
-        <w:rPr>
-          <w:sz w:val="20"/>
-        </w:rPr>
-        <w:t>Mintenbeck</w:t>
-      </w:r>
-      <w:proofErr w:type="spellEnd"/>
-      <w:r>
-        <w:rPr>
-          <w:sz w:val="20"/>
-        </w:rPr>
-        <w:t xml:space="preserve">, A. </w:t>
-      </w:r>
-      <w:proofErr w:type="spellStart"/>
-      <w:r>
-        <w:rPr>
-          <w:sz w:val="20"/>
-        </w:rPr>
-        <w:t>Alegría</w:t>
-      </w:r>
-      <w:proofErr w:type="spellEnd"/>
-      <w:r>
-        <w:rPr>
-          <w:sz w:val="20"/>
-        </w:rPr>
-        <w:t xml:space="preserve">, M. Craig, S. et al. (Eds.). </w:t>
+        <w:t xml:space="preserve">Ali, E., Cramer, W., Carnicer, J., Georgopoulou, E., Hilmi, N.J.M., Le Cozannet, G. et al. (2022). Cross-Chapter Paper 4: Mediterranean Region. In: H.O. Pörtner, D.C. Roberts, M. Tignor, E.S. Poloczanska, K. Mintenbeck, A. Alegría, M. Craig, S. et al. (Eds.). </w:t>
       </w:r>
       <w:r>
         <w:rPr>
@@ -7160,8 +6790,9 @@
     </w:p>
     <w:p>
       <w:pPr>
-        <w:spacing w:before="197"/>
-        <w:ind w:left="172" w:right="398"/>
+        <w:pStyle w:val="Normal"/>
+        <w:spacing w:before="197" w:after="0"/>
+        <w:ind w:left="172" w:right="398" w:hanging="0"/>
         <w:jc w:val="both"/>
         <w:rPr>
           <w:sz w:val="20"/>
@@ -7176,15 +6807,21 @@
     </w:p>
     <w:p>
       <w:pPr>
-        <w:pStyle w:val="BodyText"/>
+        <w:pStyle w:val="TextBody"/>
         <w:rPr>
           <w:sz w:val="17"/>
         </w:rPr>
       </w:pPr>
-    </w:p>
-    <w:p>
-      <w:pPr>
-        <w:ind w:left="172" w:right="376"/>
+      <w:r>
+        <w:rPr>
+          <w:sz w:val="17"/>
+        </w:rPr>
+      </w:r>
+    </w:p>
+    <w:p>
+      <w:pPr>
+        <w:pStyle w:val="Normal"/>
+        <w:ind w:left="172" w:right="376" w:hanging="0"/>
         <w:jc w:val="both"/>
         <w:rPr>
           <w:sz w:val="20"/>
@@ -7194,35 +6831,7 @@
         <w:rPr>
           <w:sz w:val="20"/>
         </w:rPr>
-        <w:t xml:space="preserve">Bernardo, J.M., </w:t>
-      </w:r>
-      <w:proofErr w:type="spellStart"/>
-      <w:r>
-        <w:rPr>
-          <w:sz w:val="20"/>
-        </w:rPr>
-        <w:t>Ilhéu</w:t>
-      </w:r>
-      <w:proofErr w:type="spellEnd"/>
-      <w:r>
-        <w:rPr>
-          <w:sz w:val="20"/>
-        </w:rPr>
-        <w:t xml:space="preserve">, M., </w:t>
-      </w:r>
-      <w:proofErr w:type="spellStart"/>
-      <w:r>
-        <w:rPr>
-          <w:sz w:val="20"/>
-        </w:rPr>
-        <w:t>Matono</w:t>
-      </w:r>
-      <w:proofErr w:type="spellEnd"/>
-      <w:r>
-        <w:rPr>
-          <w:sz w:val="20"/>
-        </w:rPr>
-        <w:t>, P. &amp; Costa, A.M. (2003). Interannual variation of fish assemblage structure in a Mediterranean</w:t>
+        <w:t>Bernardo, J.M., Ilhéu, M., Matono, P. &amp; Costa, A.M. (2003). Interannual variation of fish assemblage structure in a Mediterranean</w:t>
       </w:r>
       <w:r>
         <w:rPr>
@@ -7426,48 +7035,32 @@
     </w:p>
     <w:p>
       <w:pPr>
-        <w:pStyle w:val="BodyText"/>
-        <w:spacing w:before="11"/>
+        <w:pStyle w:val="TextBody"/>
+        <w:spacing w:before="11" w:after="0"/>
         <w:rPr>
           <w:sz w:val="16"/>
         </w:rPr>
       </w:pPr>
-    </w:p>
-    <w:p>
-      <w:pPr>
-        <w:ind w:left="172" w:right="400"/>
+      <w:r>
+        <w:rPr>
+          <w:sz w:val="16"/>
+        </w:rPr>
+      </w:r>
+    </w:p>
+    <w:p>
+      <w:pPr>
+        <w:pStyle w:val="Normal"/>
+        <w:ind w:left="172" w:right="400" w:hanging="0"/>
         <w:jc w:val="both"/>
         <w:rPr>
           <w:sz w:val="20"/>
         </w:rPr>
       </w:pPr>
-      <w:proofErr w:type="spellStart"/>
-      <w:r>
-        <w:rPr>
-          <w:sz w:val="20"/>
-        </w:rPr>
-        <w:t>Gasith</w:t>
-      </w:r>
-      <w:proofErr w:type="spellEnd"/>
-      <w:r>
-        <w:rPr>
-          <w:sz w:val="20"/>
-        </w:rPr>
-        <w:t xml:space="preserve">, A. &amp; </w:t>
-      </w:r>
-      <w:proofErr w:type="spellStart"/>
-      <w:r>
-        <w:rPr>
-          <w:sz w:val="20"/>
-        </w:rPr>
-        <w:t>Resh</w:t>
-      </w:r>
-      <w:proofErr w:type="spellEnd"/>
-      <w:r>
-        <w:rPr>
-          <w:sz w:val="20"/>
-        </w:rPr>
-        <w:t xml:space="preserve">, V.H. (1999) Streams in Mediterranean climate regions: Abiotic influences and biotic responses to predictable seasonal events. </w:t>
+      <w:r>
+        <w:rPr>
+          <w:sz w:val="20"/>
+        </w:rPr>
+        <w:t xml:space="preserve">Gasith, A. &amp; Resh, V.H. (1999) Streams in Mediterranean climate regions: Abiotic influences and biotic responses to predictable seasonal events. </w:t>
       </w:r>
       <w:r>
         <w:rPr>
@@ -7485,75 +7078,31 @@
     </w:p>
     <w:p>
       <w:pPr>
-        <w:pStyle w:val="BodyText"/>
+        <w:pStyle w:val="TextBody"/>
         <w:rPr>
           <w:sz w:val="17"/>
         </w:rPr>
       </w:pPr>
-    </w:p>
-    <w:p>
-      <w:pPr>
-        <w:ind w:left="172" w:right="390"/>
+      <w:r>
+        <w:rPr>
+          <w:sz w:val="17"/>
+        </w:rPr>
+      </w:r>
+    </w:p>
+    <w:p>
+      <w:pPr>
+        <w:pStyle w:val="Normal"/>
+        <w:ind w:left="172" w:right="390" w:hanging="0"/>
         <w:jc w:val="both"/>
         <w:rPr>
           <w:sz w:val="20"/>
         </w:rPr>
       </w:pPr>
-      <w:proofErr w:type="spellStart"/>
-      <w:r>
-        <w:rPr>
-          <w:sz w:val="20"/>
-        </w:rPr>
-        <w:t>Jarić</w:t>
-      </w:r>
-      <w:proofErr w:type="spellEnd"/>
-      <w:r>
-        <w:rPr>
-          <w:sz w:val="20"/>
-        </w:rPr>
-        <w:t xml:space="preserve"> I, Lennox RJ, </w:t>
-      </w:r>
-      <w:proofErr w:type="spellStart"/>
-      <w:r>
-        <w:rPr>
-          <w:sz w:val="20"/>
-        </w:rPr>
-        <w:t>Kalinkat</w:t>
-      </w:r>
-      <w:proofErr w:type="spellEnd"/>
-      <w:r>
-        <w:rPr>
-          <w:sz w:val="20"/>
-        </w:rPr>
-        <w:t xml:space="preserve"> G, </w:t>
-      </w:r>
-      <w:proofErr w:type="spellStart"/>
-      <w:r>
-        <w:rPr>
-          <w:sz w:val="20"/>
-        </w:rPr>
-        <w:t>CvijanovićG</w:t>
-      </w:r>
-      <w:proofErr w:type="spellEnd"/>
-      <w:r>
-        <w:rPr>
-          <w:sz w:val="20"/>
-        </w:rPr>
-        <w:t xml:space="preserve">, </w:t>
-      </w:r>
-      <w:proofErr w:type="spellStart"/>
-      <w:r>
-        <w:rPr>
-          <w:sz w:val="20"/>
-        </w:rPr>
-        <w:t>Radinger</w:t>
-      </w:r>
-      <w:proofErr w:type="spellEnd"/>
-      <w:r>
-        <w:rPr>
-          <w:sz w:val="20"/>
-        </w:rPr>
-        <w:t xml:space="preserve"> J. Susceptibility of European freshwater fish to climate change: Species profiling based on life</w:t>
+      <w:r>
+        <w:rPr>
+          <w:sz w:val="20"/>
+        </w:rPr>
+        <w:t>Jarić I, Lennox RJ, Kalinkat G, CvijanovićG, Radinger J. Susceptibility of European freshwater fish to climate change: Species profiling based on life</w:t>
       </w:r>
       <w:r>
         <w:rPr>
@@ -7566,21 +7115,7 @@
         <w:rPr>
           <w:sz w:val="20"/>
         </w:rPr>
-        <w:t xml:space="preserve">history and environmental characteristics. Glob </w:t>
-      </w:r>
-      <w:proofErr w:type="spellStart"/>
-      <w:r>
-        <w:rPr>
-          <w:sz w:val="20"/>
-        </w:rPr>
-        <w:t>ChangeBiol</w:t>
-      </w:r>
-      <w:proofErr w:type="spellEnd"/>
-      <w:r>
-        <w:rPr>
-          <w:sz w:val="20"/>
-        </w:rPr>
-        <w:t xml:space="preserve">. </w:t>
+        <w:t xml:space="preserve">history and environmental characteristics. Glob ChangeBiol. </w:t>
       </w:r>
       <w:r>
         <w:rPr>
@@ -7592,48 +7127,32 @@
     </w:p>
     <w:p>
       <w:pPr>
-        <w:pStyle w:val="BodyText"/>
-        <w:spacing w:before="11"/>
+        <w:pStyle w:val="TextBody"/>
+        <w:spacing w:before="11" w:after="0"/>
         <w:rPr>
           <w:sz w:val="16"/>
         </w:rPr>
       </w:pPr>
-    </w:p>
-    <w:p>
-      <w:pPr>
-        <w:ind w:left="172" w:right="391"/>
+      <w:r>
+        <w:rPr>
+          <w:sz w:val="16"/>
+        </w:rPr>
+      </w:r>
+    </w:p>
+    <w:p>
+      <w:pPr>
+        <w:pStyle w:val="Normal"/>
+        <w:ind w:left="172" w:right="391" w:hanging="0"/>
         <w:jc w:val="both"/>
         <w:rPr>
           <w:sz w:val="20"/>
         </w:rPr>
       </w:pPr>
-      <w:proofErr w:type="spellStart"/>
-      <w:r>
-        <w:rPr>
-          <w:sz w:val="20"/>
-        </w:rPr>
-        <w:t>Magalhães</w:t>
-      </w:r>
-      <w:proofErr w:type="spellEnd"/>
-      <w:r>
-        <w:rPr>
-          <w:sz w:val="20"/>
-        </w:rPr>
-        <w:t xml:space="preserve">, M.F., Beja, P., Schlosser, I.J. &amp; </w:t>
-      </w:r>
-      <w:proofErr w:type="spellStart"/>
-      <w:r>
-        <w:rPr>
-          <w:sz w:val="20"/>
-        </w:rPr>
-        <w:t>Collares</w:t>
-      </w:r>
-      <w:proofErr w:type="spellEnd"/>
-      <w:r>
-        <w:rPr>
-          <w:sz w:val="20"/>
-        </w:rPr>
-        <w:t xml:space="preserve">-Pereira, M.J. (2007). Effects of multi-year droughts on fish assemblages of seasonally drying Mediterranean streams. </w:t>
+      <w:r>
+        <w:rPr>
+          <w:sz w:val="20"/>
+        </w:rPr>
+        <w:t xml:space="preserve">Magalhães, M.F., Beja, P., Schlosser, I.J. &amp; Collares-Pereira, M.J. (2007). Effects of multi-year droughts on fish assemblages of seasonally drying Mediterranean streams. </w:t>
       </w:r>
       <w:r>
         <w:rPr>
@@ -7651,16 +7170,23 @@
     </w:p>
     <w:p>
       <w:pPr>
-        <w:ind w:left="172" w:right="391"/>
+        <w:pStyle w:val="Normal"/>
+        <w:ind w:left="172" w:right="391" w:hanging="0"/>
         <w:jc w:val="both"/>
         <w:rPr>
           <w:sz w:val="20"/>
         </w:rPr>
       </w:pPr>
-    </w:p>
-    <w:p>
-      <w:pPr>
-        <w:ind w:left="172" w:right="391"/>
+      <w:r>
+        <w:rPr>
+          <w:sz w:val="20"/>
+        </w:rPr>
+      </w:r>
+    </w:p>
+    <w:p>
+      <w:pPr>
+        <w:pStyle w:val="Normal"/>
+        <w:ind w:left="172" w:right="391" w:hanging="0"/>
         <w:jc w:val="both"/>
         <w:rPr>
           <w:sz w:val="20"/>
@@ -7670,269 +7196,37 @@
         <w:rPr>
           <w:sz w:val="20"/>
         </w:rPr>
-        <w:t xml:space="preserve">MITECO (2022) </w:t>
-      </w:r>
-      <w:proofErr w:type="spellStart"/>
-      <w:r>
-        <w:rPr>
-          <w:sz w:val="20"/>
-        </w:rPr>
-        <w:t>Estrategia</w:t>
-      </w:r>
-      <w:proofErr w:type="spellEnd"/>
-      <w:r>
-        <w:rPr>
-          <w:sz w:val="20"/>
-        </w:rPr>
-        <w:t xml:space="preserve"> Nacional de </w:t>
-      </w:r>
-      <w:proofErr w:type="spellStart"/>
-      <w:r>
-        <w:rPr>
-          <w:sz w:val="20"/>
-        </w:rPr>
-        <w:t>Restauración</w:t>
-      </w:r>
-      <w:proofErr w:type="spellEnd"/>
-      <w:r>
-        <w:rPr>
-          <w:sz w:val="20"/>
-        </w:rPr>
-        <w:t xml:space="preserve"> de Ríos 2022-2030. </w:t>
-      </w:r>
-      <w:proofErr w:type="spellStart"/>
-      <w:r>
-        <w:rPr>
-          <w:sz w:val="20"/>
-        </w:rPr>
-        <w:t>Ministerio</w:t>
-      </w:r>
-      <w:proofErr w:type="spellEnd"/>
-      <w:r>
-        <w:rPr>
-          <w:sz w:val="20"/>
-        </w:rPr>
-        <w:t xml:space="preserve"> para la </w:t>
-      </w:r>
-      <w:proofErr w:type="spellStart"/>
-      <w:r>
-        <w:rPr>
-          <w:sz w:val="20"/>
-        </w:rPr>
-        <w:t>Transición</w:t>
-      </w:r>
-      <w:proofErr w:type="spellEnd"/>
-      <w:r>
-        <w:rPr>
-          <w:sz w:val="20"/>
-        </w:rPr>
-        <w:t xml:space="preserve"> </w:t>
-      </w:r>
-      <w:proofErr w:type="spellStart"/>
-      <w:r>
-        <w:rPr>
-          <w:sz w:val="20"/>
-        </w:rPr>
-        <w:t>Ecológica</w:t>
-      </w:r>
-      <w:proofErr w:type="spellEnd"/>
-      <w:r>
-        <w:rPr>
-          <w:sz w:val="20"/>
-        </w:rPr>
-        <w:t xml:space="preserve"> y </w:t>
-      </w:r>
-      <w:proofErr w:type="spellStart"/>
-      <w:r>
-        <w:rPr>
-          <w:sz w:val="20"/>
-        </w:rPr>
-        <w:t>el</w:t>
-      </w:r>
-      <w:proofErr w:type="spellEnd"/>
-      <w:r>
-        <w:rPr>
-          <w:sz w:val="20"/>
-        </w:rPr>
-        <w:t xml:space="preserve"> </w:t>
-      </w:r>
-      <w:proofErr w:type="spellStart"/>
-      <w:r>
-        <w:rPr>
-          <w:sz w:val="20"/>
-        </w:rPr>
-        <w:t>Reto</w:t>
-      </w:r>
-      <w:proofErr w:type="spellEnd"/>
-      <w:r>
-        <w:rPr>
-          <w:sz w:val="20"/>
-        </w:rPr>
-        <w:t xml:space="preserve"> </w:t>
-      </w:r>
-      <w:proofErr w:type="spellStart"/>
-      <w:r>
-        <w:rPr>
-          <w:sz w:val="20"/>
-        </w:rPr>
-        <w:t>Demográfico</w:t>
-      </w:r>
-      <w:proofErr w:type="spellEnd"/>
-      <w:r>
-        <w:rPr>
-          <w:sz w:val="20"/>
-        </w:rPr>
-        <w:t xml:space="preserve">. </w:t>
-      </w:r>
-      <w:proofErr w:type="spellStart"/>
-      <w:r>
-        <w:rPr>
-          <w:sz w:val="20"/>
-        </w:rPr>
-        <w:t>Secretaría</w:t>
-      </w:r>
-      <w:proofErr w:type="spellEnd"/>
-      <w:r>
-        <w:rPr>
-          <w:sz w:val="20"/>
-        </w:rPr>
-        <w:t xml:space="preserve"> de Estado de Medio </w:t>
-      </w:r>
-      <w:proofErr w:type="spellStart"/>
-      <w:r>
-        <w:rPr>
-          <w:sz w:val="20"/>
-        </w:rPr>
-        <w:t>Ambiente</w:t>
-      </w:r>
-      <w:proofErr w:type="spellEnd"/>
-      <w:r>
-        <w:rPr>
-          <w:sz w:val="20"/>
-        </w:rPr>
-        <w:t xml:space="preserve">, </w:t>
-      </w:r>
-      <w:proofErr w:type="spellStart"/>
-      <w:r>
-        <w:rPr>
-          <w:sz w:val="20"/>
-        </w:rPr>
-        <w:t>Dirección</w:t>
-      </w:r>
-      <w:proofErr w:type="spellEnd"/>
-      <w:r>
-        <w:rPr>
-          <w:sz w:val="20"/>
-        </w:rPr>
-        <w:t xml:space="preserve"> General del Agua</w:t>
-      </w:r>
-      <w:r>
-        <w:rPr>
-          <w:sz w:val="20"/>
-        </w:rPr>
-        <w:t xml:space="preserve">. </w:t>
-      </w:r>
-      <w:proofErr w:type="spellStart"/>
-      <w:r>
-        <w:rPr>
-          <w:sz w:val="20"/>
-        </w:rPr>
-        <w:t>Gobierno</w:t>
-      </w:r>
-      <w:proofErr w:type="spellEnd"/>
-      <w:r>
-        <w:rPr>
-          <w:sz w:val="20"/>
-        </w:rPr>
-        <w:t xml:space="preserve"> de </w:t>
-      </w:r>
-      <w:proofErr w:type="spellStart"/>
-      <w:r>
-        <w:rPr>
-          <w:sz w:val="20"/>
-        </w:rPr>
-        <w:t>España</w:t>
-      </w:r>
-      <w:proofErr w:type="spellEnd"/>
-      <w:r>
-        <w:rPr>
-          <w:sz w:val="20"/>
-        </w:rPr>
-        <w:t>.</w:t>
-      </w:r>
-    </w:p>
-    <w:p>
-      <w:pPr>
-        <w:pStyle w:val="BodyText"/>
-        <w:spacing w:before="11"/>
+        <w:t>MITECO (2022) Estrategia Nacional de Restauración de Ríos 2022-2030. Ministerio para la Transición Ecológica y el Reto Demográfico. Secretaría de Estado de Medio Ambiente, Dirección General del Agua. Gobierno de España.</w:t>
+      </w:r>
+    </w:p>
+    <w:p>
+      <w:pPr>
+        <w:pStyle w:val="TextBody"/>
+        <w:spacing w:before="11" w:after="0"/>
         <w:rPr>
           <w:sz w:val="16"/>
         </w:rPr>
       </w:pPr>
-    </w:p>
-    <w:p>
-      <w:pPr>
-        <w:ind w:left="172" w:right="405"/>
+      <w:r>
+        <w:rPr>
+          <w:sz w:val="16"/>
+        </w:rPr>
+      </w:r>
+    </w:p>
+    <w:p>
+      <w:pPr>
+        <w:pStyle w:val="Normal"/>
+        <w:ind w:left="172" w:right="405" w:hanging="0"/>
         <w:jc w:val="both"/>
         <w:rPr>
           <w:sz w:val="20"/>
         </w:rPr>
       </w:pPr>
-      <w:proofErr w:type="spellStart"/>
-      <w:r>
-        <w:rPr>
-          <w:sz w:val="20"/>
-        </w:rPr>
-        <w:t>Reyjol</w:t>
-      </w:r>
-      <w:proofErr w:type="spellEnd"/>
-      <w:r>
-        <w:rPr>
-          <w:sz w:val="20"/>
-        </w:rPr>
-        <w:t xml:space="preserve">, Y., </w:t>
-      </w:r>
-      <w:proofErr w:type="spellStart"/>
-      <w:r>
-        <w:rPr>
-          <w:sz w:val="20"/>
-        </w:rPr>
-        <w:t>Hugueny</w:t>
-      </w:r>
-      <w:proofErr w:type="spellEnd"/>
-      <w:r>
-        <w:rPr>
-          <w:sz w:val="20"/>
-        </w:rPr>
-        <w:t xml:space="preserve">, B., Pont, D., Bianco, P.G., </w:t>
-      </w:r>
-      <w:proofErr w:type="spellStart"/>
-      <w:r>
-        <w:rPr>
-          <w:sz w:val="20"/>
-        </w:rPr>
-        <w:t>Beier</w:t>
-      </w:r>
-      <w:proofErr w:type="spellEnd"/>
-      <w:r>
-        <w:rPr>
-          <w:sz w:val="20"/>
-        </w:rPr>
-        <w:t xml:space="preserve">, U., </w:t>
-      </w:r>
-      <w:proofErr w:type="spellStart"/>
-      <w:r>
-        <w:rPr>
-          <w:sz w:val="20"/>
-        </w:rPr>
-        <w:t>Caiola</w:t>
-      </w:r>
-      <w:proofErr w:type="spellEnd"/>
-      <w:r>
-        <w:rPr>
-          <w:sz w:val="20"/>
-        </w:rPr>
-        <w:t xml:space="preserve">, N. et al. (2007). Patterns in species richness and endemism of European freshwater fish. </w:t>
+      <w:r>
+        <w:rPr>
+          <w:sz w:val="20"/>
+        </w:rPr>
+        <w:t xml:space="preserve">Reyjol, Y., Hugueny, B., Pont, D., Bianco, P.G., Beier, U., Caiola, N. et al. (2007). Patterns in species richness and endemism of European freshwater fish. </w:t>
       </w:r>
       <w:r>
         <w:rPr>
@@ -7950,15 +7244,21 @@
     </w:p>
     <w:p>
       <w:pPr>
-        <w:pStyle w:val="BodyText"/>
+        <w:pStyle w:val="TextBody"/>
         <w:rPr>
           <w:sz w:val="17"/>
         </w:rPr>
       </w:pPr>
-    </w:p>
-    <w:p>
-      <w:pPr>
-        <w:ind w:left="172" w:right="383"/>
+      <w:r>
+        <w:rPr>
+          <w:sz w:val="17"/>
+        </w:rPr>
+      </w:r>
+    </w:p>
+    <w:p>
+      <w:pPr>
+        <w:pStyle w:val="Normal"/>
+        <w:ind w:left="172" w:right="383" w:hanging="0"/>
         <w:jc w:val="both"/>
         <w:rPr>
           <w:sz w:val="20"/>
@@ -7968,21 +7268,7 @@
         <w:rPr>
           <w:sz w:val="20"/>
         </w:rPr>
-        <w:t xml:space="preserve">Smith, K. G., &amp; </w:t>
-      </w:r>
-      <w:proofErr w:type="spellStart"/>
-      <w:r>
-        <w:rPr>
-          <w:sz w:val="20"/>
-        </w:rPr>
-        <w:t>Darwall</w:t>
-      </w:r>
-      <w:proofErr w:type="spellEnd"/>
-      <w:r>
-        <w:rPr>
-          <w:sz w:val="20"/>
-        </w:rPr>
-        <w:t xml:space="preserve">, W. R. (Eds.) (2006). </w:t>
+        <w:t xml:space="preserve">Smith, K. G., &amp; Darwall, W. R. (Eds.) (2006). </w:t>
       </w:r>
       <w:r>
         <w:rPr>
@@ -8000,15 +7286,21 @@
     </w:p>
     <w:p>
       <w:pPr>
-        <w:pStyle w:val="BodyText"/>
+        <w:pStyle w:val="TextBody"/>
         <w:rPr>
           <w:sz w:val="17"/>
         </w:rPr>
       </w:pPr>
-    </w:p>
-    <w:p>
-      <w:pPr>
-        <w:ind w:left="172" w:right="405"/>
+      <w:r>
+        <w:rPr>
+          <w:sz w:val="17"/>
+        </w:rPr>
+      </w:r>
+    </w:p>
+    <w:p>
+      <w:pPr>
+        <w:pStyle w:val="Normal"/>
+        <w:ind w:left="172" w:right="405" w:hanging="0"/>
         <w:jc w:val="both"/>
         <w:rPr>
           <w:sz w:val="20"/>
@@ -8018,429 +7310,336 @@
         <w:rPr>
           <w:sz w:val="20"/>
         </w:rPr>
-        <w:t xml:space="preserve">Valerio, C., </w:t>
-      </w:r>
-      <w:proofErr w:type="spellStart"/>
-      <w:r>
-        <w:rPr>
-          <w:sz w:val="20"/>
-        </w:rPr>
-        <w:t>Baquero</w:t>
-      </w:r>
-      <w:proofErr w:type="spellEnd"/>
-      <w:r>
-        <w:rPr>
-          <w:sz w:val="20"/>
-        </w:rPr>
-        <w:t>, R. A., Gómez Nicola, G., Garrido, A., &amp; De Stefano, L. (2022). Shedding light on the decline of Iberian freshwater fish species over the period 1980–2020. Freshwater Biology, 67, 169.</w:t>
+        <w:t>Valerio, C., Baquero, R. A., Gómez Nicola, G., Garrido, A., &amp; De Stefano, L. (2022). Shedding light on the decline of Iberian freshwater fish species over the period 1980–2020. Freshwater Biology, 67, 169.</w:t>
       </w:r>
     </w:p>
     <w:sectPr>
+      <w:type w:val="nextPage"/>
       <w:pgSz w:w="12240" w:h="15840"/>
-      <w:pgMar w:top="1440" w:right="1060" w:bottom="280" w:left="1000" w:header="720" w:footer="720" w:gutter="0"/>
-      <w:cols w:space="720"/>
+      <w:pgMar w:left="1000" w:right="1060" w:gutter="0" w:header="0" w:top="1440" w:footer="0" w:bottom="280"/>
+      <w:pgNumType w:fmt="decimal"/>
+      <w:formProt w:val="false"/>
+      <w:textDirection w:val="lrTb"/>
+      <w:docGrid w:type="default" w:linePitch="100" w:charSpace="4096"/>
     </w:sectPr>
   </w:body>
 </w:document>
 </file>
 
 <file path=word/numbering.xml><?xml version="1.0" encoding="utf-8"?>
-<w:numbering xmlns:wpc="http://schemas.microsoft.com/office/word/2010/wordprocessingCanvas" xmlns:cx="http://schemas.microsoft.com/office/drawing/2014/chartex" xmlns:cx1="http://schemas.microsoft.com/office/drawing/2015/9/8/chartex" xmlns:cx2="http://schemas.microsoft.com/office/drawing/2015/10/21/chartex" xmlns:cx3="http://schemas.microsoft.com/office/drawing/2016/5/9/chartex" xmlns:cx4="http://schemas.microsoft.com/office/drawing/2016/5/10/chartex" xmlns:cx5="http://schemas.microsoft.com/office/drawing/2016/5/11/chartex" xmlns:cx6="http://schemas.microsoft.com/office/drawing/2016/5/12/chartex" xmlns:cx7="http://schemas.microsoft.com/office/drawing/2016/5/13/chartex" xmlns:cx8="http://schemas.microsoft.com/office/drawing/2016/5/14/chartex" xmlns:mc="http://schemas.openxmlformats.org/markup-compatibility/2006" xmlns:aink="http://schemas.microsoft.com/office/drawing/2016/ink" xmlns:am3d="http://schemas.microsoft.com/office/drawing/2017/model3d" xmlns:o="urn:schemas-microsoft-com:office:office" xmlns:oel="http://schemas.microsoft.com/office/2019/extlst" xmlns:r="http://schemas.openxmlformats.org/officeDocument/2006/relationships" xmlns:m="http://schemas.openxmlformats.org/officeDocument/2006/math" xmlns:v="urn:schemas-microsoft-com:vml" xmlns:wp14="http://schemas.microsoft.com/office/word/2010/wordprocessingDrawing" xmlns:wp="http://schemas.openxmlformats.org/drawingml/2006/wordprocessingDrawing" xmlns:w10="urn:schemas-microsoft-com:office:word" xmlns:w="http://schemas.openxmlformats.org/wordprocessingml/2006/main" xmlns:w14="http://schemas.microsoft.com/office/word/2010/wordml" xmlns:w15="http://schemas.microsoft.com/office/word/2012/wordml" xmlns:w16cex="http://schemas.microsoft.com/office/word/2018/wordml/cex" xmlns:w16cid="http://schemas.microsoft.com/office/word/2016/wordml/cid" xmlns:w16="http://schemas.microsoft.com/office/word/2018/wordml" xmlns:w16sdtdh="http://schemas.microsoft.com/office/word/2020/wordml/sdtdatahash" xmlns:w16se="http://schemas.microsoft.com/office/word/2015/wordml/symex" xmlns:wpg="http://schemas.microsoft.com/office/word/2010/wordprocessingGroup" xmlns:wpi="http://schemas.microsoft.com/office/word/2010/wordprocessingInk" xmlns:wne="http://schemas.microsoft.com/office/word/2006/wordml" xmlns:wps="http://schemas.microsoft.com/office/word/2010/wordprocessingShape" mc:Ignorable="w14 w15 w16se w16cid w16 w16cex w16sdtdh wp14">
-  <w:abstractNum w:abstractNumId="0" w15:restartNumberingAfterBreak="0">
-    <w:nsid w:val="0F3A496B"/>
-    <w:multiLevelType w:val="hybridMultilevel"/>
-    <w:tmpl w:val="C62AAC2E"/>
-    <w:lvl w:ilvl="0" w:tplc="ABAA4836">
-      <w:start w:val="1"/>
-      <w:numFmt w:val="bullet"/>
-      <w:lvlText w:val="-"/>
-      <w:lvlJc w:val="left"/>
-      <w:pPr>
-        <w:ind w:left="720" w:hanging="360"/>
-      </w:pPr>
-      <w:rPr>
-        <w:rFonts w:ascii="Calibri" w:eastAsia="Calibri" w:hAnsi="Calibri" w:cs="Calibri" w:hint="default"/>
-      </w:rPr>
-    </w:lvl>
-    <w:lvl w:ilvl="1" w:tplc="08090003" w:tentative="1">
-      <w:start w:val="1"/>
-      <w:numFmt w:val="bullet"/>
-      <w:lvlText w:val="o"/>
-      <w:lvlJc w:val="left"/>
-      <w:pPr>
-        <w:ind w:left="1440" w:hanging="360"/>
-      </w:pPr>
-      <w:rPr>
-        <w:rFonts w:ascii="Courier New" w:hAnsi="Courier New" w:cs="Courier New" w:hint="default"/>
-      </w:rPr>
-    </w:lvl>
-    <w:lvl w:ilvl="2" w:tplc="08090005" w:tentative="1">
-      <w:start w:val="1"/>
-      <w:numFmt w:val="bullet"/>
-      <w:lvlText w:val=""/>
-      <w:lvlJc w:val="left"/>
-      <w:pPr>
-        <w:ind w:left="2160" w:hanging="360"/>
-      </w:pPr>
-      <w:rPr>
-        <w:rFonts w:ascii="Wingdings" w:hAnsi="Wingdings" w:hint="default"/>
-      </w:rPr>
-    </w:lvl>
-    <w:lvl w:ilvl="3" w:tplc="08090001" w:tentative="1">
-      <w:start w:val="1"/>
-      <w:numFmt w:val="bullet"/>
-      <w:lvlText w:val=""/>
-      <w:lvlJc w:val="left"/>
-      <w:pPr>
-        <w:ind w:left="2880" w:hanging="360"/>
-      </w:pPr>
-      <w:rPr>
-        <w:rFonts w:ascii="Symbol" w:hAnsi="Symbol" w:hint="default"/>
-      </w:rPr>
-    </w:lvl>
-    <w:lvl w:ilvl="4" w:tplc="08090003" w:tentative="1">
-      <w:start w:val="1"/>
-      <w:numFmt w:val="bullet"/>
-      <w:lvlText w:val="o"/>
-      <w:lvlJc w:val="left"/>
-      <w:pPr>
-        <w:ind w:left="3600" w:hanging="360"/>
-      </w:pPr>
-      <w:rPr>
-        <w:rFonts w:ascii="Courier New" w:hAnsi="Courier New" w:cs="Courier New" w:hint="default"/>
-      </w:rPr>
-    </w:lvl>
-    <w:lvl w:ilvl="5" w:tplc="08090005" w:tentative="1">
-      <w:start w:val="1"/>
-      <w:numFmt w:val="bullet"/>
-      <w:lvlText w:val=""/>
-      <w:lvlJc w:val="left"/>
-      <w:pPr>
-        <w:ind w:left="4320" w:hanging="360"/>
-      </w:pPr>
-      <w:rPr>
-        <w:rFonts w:ascii="Wingdings" w:hAnsi="Wingdings" w:hint="default"/>
-      </w:rPr>
-    </w:lvl>
-    <w:lvl w:ilvl="6" w:tplc="08090001" w:tentative="1">
-      <w:start w:val="1"/>
-      <w:numFmt w:val="bullet"/>
-      <w:lvlText w:val=""/>
-      <w:lvlJc w:val="left"/>
-      <w:pPr>
-        <w:ind w:left="5040" w:hanging="360"/>
-      </w:pPr>
-      <w:rPr>
-        <w:rFonts w:ascii="Symbol" w:hAnsi="Symbol" w:hint="default"/>
-      </w:rPr>
-    </w:lvl>
-    <w:lvl w:ilvl="7" w:tplc="08090003" w:tentative="1">
-      <w:start w:val="1"/>
-      <w:numFmt w:val="bullet"/>
-      <w:lvlText w:val="o"/>
-      <w:lvlJc w:val="left"/>
-      <w:pPr>
-        <w:ind w:left="5760" w:hanging="360"/>
-      </w:pPr>
-      <w:rPr>
-        <w:rFonts w:ascii="Courier New" w:hAnsi="Courier New" w:cs="Courier New" w:hint="default"/>
-      </w:rPr>
-    </w:lvl>
-    <w:lvl w:ilvl="8" w:tplc="08090005" w:tentative="1">
-      <w:start w:val="1"/>
-      <w:numFmt w:val="bullet"/>
-      <w:lvlText w:val=""/>
-      <w:lvlJc w:val="left"/>
-      <w:pPr>
-        <w:ind w:left="6480" w:hanging="360"/>
-      </w:pPr>
-      <w:rPr>
-        <w:rFonts w:ascii="Wingdings" w:hAnsi="Wingdings" w:hint="default"/>
-      </w:rPr>
-    </w:lvl>
-  </w:abstractNum>
-  <w:abstractNum w:abstractNumId="1" w15:restartNumberingAfterBreak="0">
-    <w:nsid w:val="2E275039"/>
-    <w:multiLevelType w:val="hybridMultilevel"/>
-    <w:tmpl w:val="CC1E4DC6"/>
-    <w:lvl w:ilvl="0" w:tplc="147C319C">
+<w:numbering xmlns:w="http://schemas.openxmlformats.org/wordprocessingml/2006/main" xmlns:o="urn:schemas-microsoft-com:office:office" xmlns:r="http://schemas.openxmlformats.org/officeDocument/2006/relationships" xmlns:v="urn:schemas-microsoft-com:vml" xmlns:mc="http://schemas.openxmlformats.org/markup-compatibility/2006" xmlns:w14="http://schemas.microsoft.com/office/word/2010/wordml" mc:Ignorable="w14">
+  <w:abstractNum w:abstractNumId="1">
+    <w:lvl w:ilvl="0">
       <w:start w:val="1"/>
       <w:numFmt w:val="decimal"/>
       <w:lvlText w:val="%1)"/>
       <w:lvlJc w:val="left"/>
       <w:pPr>
+        <w:tabs>
+          <w:tab w:val="num" w:pos="0"/>
+        </w:tabs>
         <w:ind w:left="622" w:hanging="360"/>
-        <w:jc w:val="left"/>
       </w:pPr>
       <w:rPr>
-        <w:rFonts w:ascii="Cambria" w:eastAsia="Cambria" w:hAnsi="Cambria" w:cs="Cambria" w:hint="default"/>
+        <w:sz w:val="24"/>
+        <w:spacing w:val="0"/>
+        <w:i w:val="false"/>
         <w:b/>
+        <w:szCs w:val="24"/>
+        <w:iCs w:val="false"/>
         <w:bCs/>
-        <w:i w:val="0"/>
-        <w:iCs w:val="0"/>
-        <w:spacing w:val="0"/>
         <w:w w:val="99"/>
-        <w:sz w:val="24"/>
-        <w:szCs w:val="24"/>
+        <w:rFonts w:ascii="Cambria" w:hAnsi="Cambria" w:eastAsia="Cambria" w:cs="Cambria"/>
         <w:lang w:val="en-US" w:eastAsia="en-US" w:bidi="ar-SA"/>
       </w:rPr>
     </w:lvl>
-    <w:lvl w:ilvl="1" w:tplc="89981A4A">
+    <w:lvl w:ilvl="1">
       <w:start w:val="1"/>
       <w:numFmt w:val="decimal"/>
       <w:lvlText w:val="%2."/>
       <w:lvlJc w:val="left"/>
       <w:pPr>
+        <w:tabs>
+          <w:tab w:val="num" w:pos="0"/>
+        </w:tabs>
         <w:ind w:left="892" w:hanging="480"/>
-        <w:jc w:val="left"/>
       </w:pPr>
       <w:rPr>
-        <w:rFonts w:ascii="Cambria" w:eastAsia="Cambria" w:hAnsi="Cambria" w:cs="Cambria" w:hint="default"/>
-        <w:b w:val="0"/>
-        <w:bCs w:val="0"/>
-        <w:i w:val="0"/>
-        <w:iCs w:val="0"/>
+        <w:sz w:val="24"/>
         <w:spacing w:val="-1"/>
+        <w:i w:val="false"/>
+        <w:b w:val="false"/>
+        <w:szCs w:val="24"/>
+        <w:iCs w:val="false"/>
+        <w:bCs w:val="false"/>
         <w:w w:val="99"/>
-        <w:sz w:val="24"/>
-        <w:szCs w:val="24"/>
+        <w:rFonts w:ascii="Cambria" w:hAnsi="Cambria" w:eastAsia="Cambria" w:cs="Cambria"/>
         <w:lang w:val="en-US" w:eastAsia="en-US" w:bidi="ar-SA"/>
       </w:rPr>
     </w:lvl>
-    <w:lvl w:ilvl="2" w:tplc="E2B277AC">
+    <w:lvl w:ilvl="2">
       <w:start w:val="1"/>
       <w:numFmt w:val="decimal"/>
       <w:lvlText w:val="%3."/>
       <w:lvlJc w:val="left"/>
       <w:pPr>
+        <w:tabs>
+          <w:tab w:val="num" w:pos="0"/>
+        </w:tabs>
         <w:ind w:left="892" w:hanging="480"/>
-        <w:jc w:val="left"/>
       </w:pPr>
       <w:rPr>
-        <w:rFonts w:ascii="Cambria" w:eastAsia="Cambria" w:hAnsi="Cambria" w:cs="Cambria" w:hint="default"/>
-        <w:b w:val="0"/>
-        <w:bCs w:val="0"/>
-        <w:i w:val="0"/>
-        <w:iCs w:val="0"/>
+        <w:sz w:val="24"/>
         <w:spacing w:val="-1"/>
+        <w:i w:val="false"/>
+        <w:b w:val="false"/>
+        <w:szCs w:val="24"/>
+        <w:iCs w:val="false"/>
+        <w:bCs w:val="false"/>
         <w:w w:val="99"/>
-        <w:sz w:val="24"/>
-        <w:szCs w:val="24"/>
+        <w:rFonts w:ascii="Cambria" w:hAnsi="Cambria" w:eastAsia="Cambria" w:cs="Cambria"/>
         <w:lang w:val="en-US" w:eastAsia="en-US" w:bidi="ar-SA"/>
       </w:rPr>
     </w:lvl>
-    <w:lvl w:ilvl="3" w:tplc="A6B27DE4">
+    <w:lvl w:ilvl="3">
+      <w:start w:val="0"/>
       <w:numFmt w:val="bullet"/>
       <w:lvlText w:val="•"/>
       <w:lvlJc w:val="left"/>
       <w:pPr>
+        <w:tabs>
+          <w:tab w:val="num" w:pos="0"/>
+        </w:tabs>
         <w:ind w:left="892" w:hanging="480"/>
       </w:pPr>
       <w:rPr>
-        <w:rFonts w:ascii="Arial" w:eastAsia="Arial" w:hAnsi="Arial" w:cs="Arial" w:hint="default"/>
-        <w:b w:val="0"/>
-        <w:bCs w:val="0"/>
-        <w:i w:val="0"/>
-        <w:iCs w:val="0"/>
+        <w:rFonts w:ascii="Arial" w:hAnsi="Arial" w:cs="Arial" w:hint="default"/>
+        <w:sz w:val="24"/>
         <w:spacing w:val="0"/>
+        <w:i w:val="false"/>
+        <w:b w:val="false"/>
+        <w:szCs w:val="24"/>
+        <w:iCs w:val="false"/>
+        <w:bCs w:val="false"/>
         <w:w w:val="117"/>
-        <w:sz w:val="24"/>
-        <w:szCs w:val="24"/>
         <w:lang w:val="en-US" w:eastAsia="en-US" w:bidi="ar-SA"/>
       </w:rPr>
     </w:lvl>
-    <w:lvl w:ilvl="4" w:tplc="F202BE2E">
+    <w:lvl w:ilvl="4">
+      <w:start w:val="0"/>
       <w:numFmt w:val="bullet"/>
-      <w:lvlText w:val="•"/>
+      <w:lvlText w:val=""/>
       <w:lvlJc w:val="left"/>
       <w:pPr>
+        <w:tabs>
+          <w:tab w:val="num" w:pos="0"/>
+        </w:tabs>
         <w:ind w:left="3993" w:hanging="480"/>
       </w:pPr>
       <w:rPr>
-        <w:rFonts w:hint="default"/>
+        <w:rFonts w:ascii="Symbol" w:hAnsi="Symbol" w:cs="Symbol" w:hint="default"/>
         <w:lang w:val="en-US" w:eastAsia="en-US" w:bidi="ar-SA"/>
       </w:rPr>
     </w:lvl>
-    <w:lvl w:ilvl="5" w:tplc="67E8CCEE">
+    <w:lvl w:ilvl="5">
+      <w:start w:val="0"/>
       <w:numFmt w:val="bullet"/>
-      <w:lvlText w:val="•"/>
+      <w:lvlText w:val=""/>
       <w:lvlJc w:val="left"/>
       <w:pPr>
+        <w:tabs>
+          <w:tab w:val="num" w:pos="0"/>
+        </w:tabs>
         <w:ind w:left="5024" w:hanging="480"/>
       </w:pPr>
       <w:rPr>
-        <w:rFonts w:hint="default"/>
+        <w:rFonts w:ascii="Symbol" w:hAnsi="Symbol" w:cs="Symbol" w:hint="default"/>
         <w:lang w:val="en-US" w:eastAsia="en-US" w:bidi="ar-SA"/>
       </w:rPr>
     </w:lvl>
-    <w:lvl w:ilvl="6" w:tplc="80FA7348">
+    <w:lvl w:ilvl="6">
+      <w:start w:val="0"/>
       <w:numFmt w:val="bullet"/>
-      <w:lvlText w:val="•"/>
+      <w:lvlText w:val=""/>
       <w:lvlJc w:val="left"/>
       <w:pPr>
+        <w:tabs>
+          <w:tab w:val="num" w:pos="0"/>
+        </w:tabs>
         <w:ind w:left="6055" w:hanging="480"/>
       </w:pPr>
       <w:rPr>
-        <w:rFonts w:hint="default"/>
+        <w:rFonts w:ascii="Symbol" w:hAnsi="Symbol" w:cs="Symbol" w:hint="default"/>
         <w:lang w:val="en-US" w:eastAsia="en-US" w:bidi="ar-SA"/>
       </w:rPr>
     </w:lvl>
-    <w:lvl w:ilvl="7" w:tplc="0B3071BA">
+    <w:lvl w:ilvl="7">
+      <w:start w:val="0"/>
       <w:numFmt w:val="bullet"/>
-      <w:lvlText w:val="•"/>
+      <w:lvlText w:val=""/>
       <w:lvlJc w:val="left"/>
       <w:pPr>
+        <w:tabs>
+          <w:tab w:val="num" w:pos="0"/>
+        </w:tabs>
         <w:ind w:left="7086" w:hanging="480"/>
       </w:pPr>
       <w:rPr>
-        <w:rFonts w:hint="default"/>
+        <w:rFonts w:ascii="Symbol" w:hAnsi="Symbol" w:cs="Symbol" w:hint="default"/>
         <w:lang w:val="en-US" w:eastAsia="en-US" w:bidi="ar-SA"/>
       </w:rPr>
     </w:lvl>
-    <w:lvl w:ilvl="8" w:tplc="88D83B06">
+    <w:lvl w:ilvl="8">
+      <w:start w:val="0"/>
       <w:numFmt w:val="bullet"/>
-      <w:lvlText w:val="•"/>
+      <w:lvlText w:val=""/>
       <w:lvlJc w:val="left"/>
       <w:pPr>
+        <w:tabs>
+          <w:tab w:val="num" w:pos="0"/>
+        </w:tabs>
         <w:ind w:left="8117" w:hanging="480"/>
       </w:pPr>
       <w:rPr>
-        <w:rFonts w:hint="default"/>
+        <w:rFonts w:ascii="Symbol" w:hAnsi="Symbol" w:cs="Symbol" w:hint="default"/>
         <w:lang w:val="en-US" w:eastAsia="en-US" w:bidi="ar-SA"/>
       </w:rPr>
     </w:lvl>
   </w:abstractNum>
-  <w:abstractNum w:abstractNumId="2" w15:restartNumberingAfterBreak="0">
-    <w:nsid w:val="78471471"/>
-    <w:multiLevelType w:val="hybridMultilevel"/>
-    <w:tmpl w:val="4B185ACE"/>
-    <w:lvl w:ilvl="0" w:tplc="7EAC21DC">
-      <w:numFmt w:val="bullet"/>
-      <w:lvlText w:val="-"/>
+  <w:abstractNum w:abstractNumId="2">
+    <w:lvl w:ilvl="0">
+      <w:start w:val="1"/>
+      <w:numFmt w:val="none"/>
+      <w:suff w:val="nothing"/>
+      <w:lvlText w:val=""/>
       <w:lvlJc w:val="left"/>
       <w:pPr>
-        <w:ind w:left="720" w:hanging="360"/>
-      </w:pPr>
-      <w:rPr>
-        <w:rFonts w:ascii="Calibri" w:eastAsia="Calibri" w:hAnsi="Calibri" w:cs="Calibri" w:hint="default"/>
-        <w:color w:val="auto"/>
-      </w:rPr>
+        <w:tabs>
+          <w:tab w:val="num" w:pos="0"/>
+        </w:tabs>
+        <w:ind w:left="0" w:hanging="0"/>
+      </w:pPr>
     </w:lvl>
-    <w:lvl w:ilvl="1" w:tplc="08090003" w:tentative="1">
+    <w:lvl w:ilvl="1">
       <w:start w:val="1"/>
-      <w:numFmt w:val="bullet"/>
-      <w:lvlText w:val="o"/>
+      <w:numFmt w:val="none"/>
+      <w:suff w:val="nothing"/>
+      <w:lvlText w:val=""/>
       <w:lvlJc w:val="left"/>
       <w:pPr>
-        <w:ind w:left="1440" w:hanging="360"/>
-      </w:pPr>
-      <w:rPr>
-        <w:rFonts w:ascii="Courier New" w:hAnsi="Courier New" w:cs="Courier New" w:hint="default"/>
-      </w:rPr>
+        <w:tabs>
+          <w:tab w:val="num" w:pos="0"/>
+        </w:tabs>
+        <w:ind w:left="0" w:hanging="0"/>
+      </w:pPr>
     </w:lvl>
-    <w:lvl w:ilvl="2" w:tplc="08090005" w:tentative="1">
+    <w:lvl w:ilvl="2">
       <w:start w:val="1"/>
-      <w:numFmt w:val="bullet"/>
-      <w:lvlText w:val=""/>
+      <w:numFmt w:val="none"/>
+      <w:suff w:val="nothing"/>
+      <w:lvlText w:val=""/>
       <w:lvlJc w:val="left"/>
       <w:pPr>
-        <w:ind w:left="2160" w:hanging="360"/>
-      </w:pPr>
-      <w:rPr>
-        <w:rFonts w:ascii="Wingdings" w:hAnsi="Wingdings" w:hint="default"/>
-      </w:rPr>
+        <w:tabs>
+          <w:tab w:val="num" w:pos="0"/>
+        </w:tabs>
+        <w:ind w:left="0" w:hanging="0"/>
+      </w:pPr>
     </w:lvl>
-    <w:lvl w:ilvl="3" w:tplc="08090001" w:tentative="1">
+    <w:lvl w:ilvl="3">
       <w:start w:val="1"/>
-      <w:numFmt w:val="bullet"/>
-      <w:lvlText w:val=""/>
+      <w:numFmt w:val="none"/>
+      <w:suff w:val="nothing"/>
+      <w:lvlText w:val=""/>
       <w:lvlJc w:val="left"/>
       <w:pPr>
-        <w:ind w:left="2880" w:hanging="360"/>
-      </w:pPr>
-      <w:rPr>
-        <w:rFonts w:ascii="Symbol" w:hAnsi="Symbol" w:hint="default"/>
-      </w:rPr>
+        <w:tabs>
+          <w:tab w:val="num" w:pos="0"/>
+        </w:tabs>
+        <w:ind w:left="0" w:hanging="0"/>
+      </w:pPr>
     </w:lvl>
-    <w:lvl w:ilvl="4" w:tplc="08090003" w:tentative="1">
+    <w:lvl w:ilvl="4">
       <w:start w:val="1"/>
-      <w:numFmt w:val="bullet"/>
-      <w:lvlText w:val="o"/>
+      <w:numFmt w:val="none"/>
+      <w:suff w:val="nothing"/>
+      <w:lvlText w:val=""/>
       <w:lvlJc w:val="left"/>
       <w:pPr>
-        <w:ind w:left="3600" w:hanging="360"/>
-      </w:pPr>
-      <w:rPr>
-        <w:rFonts w:ascii="Courier New" w:hAnsi="Courier New" w:cs="Courier New" w:hint="default"/>
-      </w:rPr>
+        <w:tabs>
+          <w:tab w:val="num" w:pos="0"/>
+        </w:tabs>
+        <w:ind w:left="0" w:hanging="0"/>
+      </w:pPr>
     </w:lvl>
-    <w:lvl w:ilvl="5" w:tplc="08090005" w:tentative="1">
+    <w:lvl w:ilvl="5">
       <w:start w:val="1"/>
-      <w:numFmt w:val="bullet"/>
-      <w:lvlText w:val=""/>
+      <w:numFmt w:val="none"/>
+      <w:suff w:val="nothing"/>
+      <w:lvlText w:val=""/>
       <w:lvlJc w:val="left"/>
       <w:pPr>
-        <w:ind w:left="4320" w:hanging="360"/>
-      </w:pPr>
-      <w:rPr>
-        <w:rFonts w:ascii="Wingdings" w:hAnsi="Wingdings" w:hint="default"/>
-      </w:rPr>
+        <w:tabs>
+          <w:tab w:val="num" w:pos="0"/>
+        </w:tabs>
+        <w:ind w:left="0" w:hanging="0"/>
+      </w:pPr>
     </w:lvl>
-    <w:lvl w:ilvl="6" w:tplc="08090001" w:tentative="1">
+    <w:lvl w:ilvl="6">
       <w:start w:val="1"/>
-      <w:numFmt w:val="bullet"/>
-      <w:lvlText w:val=""/>
+      <w:numFmt w:val="none"/>
+      <w:suff w:val="nothing"/>
+      <w:lvlText w:val=""/>
       <w:lvlJc w:val="left"/>
       <w:pPr>
-        <w:ind w:left="5040" w:hanging="360"/>
-      </w:pPr>
-      <w:rPr>
-        <w:rFonts w:ascii="Symbol" w:hAnsi="Symbol" w:hint="default"/>
-      </w:rPr>
+        <w:tabs>
+          <w:tab w:val="num" w:pos="0"/>
+        </w:tabs>
+        <w:ind w:left="0" w:hanging="0"/>
+      </w:pPr>
     </w:lvl>
-    <w:lvl w:ilvl="7" w:tplc="08090003" w:tentative="1">
+    <w:lvl w:ilvl="7">
       <w:start w:val="1"/>
-      <w:numFmt w:val="bullet"/>
-      <w:lvlText w:val="o"/>
+      <w:numFmt w:val="none"/>
+      <w:suff w:val="nothing"/>
+      <w:lvlText w:val=""/>
       <w:lvlJc w:val="left"/>
       <w:pPr>
-        <w:ind w:left="5760" w:hanging="360"/>
-      </w:pPr>
-      <w:rPr>
-        <w:rFonts w:ascii="Courier New" w:hAnsi="Courier New" w:cs="Courier New" w:hint="default"/>
-      </w:rPr>
+        <w:tabs>
+          <w:tab w:val="num" w:pos="0"/>
+        </w:tabs>
+        <w:ind w:left="0" w:hanging="0"/>
+      </w:pPr>
     </w:lvl>
-    <w:lvl w:ilvl="8" w:tplc="08090005" w:tentative="1">
+    <w:lvl w:ilvl="8">
       <w:start w:val="1"/>
-      <w:numFmt w:val="bullet"/>
-      <w:lvlText w:val=""/>
+      <w:numFmt w:val="none"/>
+      <w:suff w:val="nothing"/>
+      <w:lvlText w:val=""/>
       <w:lvlJc w:val="left"/>
       <w:pPr>
-        <w:ind w:left="6480" w:hanging="360"/>
-      </w:pPr>
-      <w:rPr>
-        <w:rFonts w:ascii="Wingdings" w:hAnsi="Wingdings" w:hint="default"/>
-      </w:rPr>
+        <w:tabs>
+          <w:tab w:val="num" w:pos="0"/>
+        </w:tabs>
+        <w:ind w:left="0" w:hanging="0"/>
+      </w:pPr>
     </w:lvl>
   </w:abstractNum>
-  <w:num w:numId="1" w16cid:durableId="1931116475">
+  <w:num w:numId="1">
     <w:abstractNumId w:val="1"/>
   </w:num>
-  <w:num w:numId="2" w16cid:durableId="992023047">
+  <w:num w:numId="2">
     <w:abstractNumId w:val="2"/>
-  </w:num>
-  <w:num w:numId="3" w16cid:durableId="962463422">
-    <w:abstractNumId w:val="0"/>
   </w:num>
 </w:numbering>
 </file>
 
 <file path=word/styles.xml><?xml version="1.0" encoding="utf-8"?>
-<w:styles xmlns:mc="http://schemas.openxmlformats.org/markup-compatibility/2006" xmlns:r="http://schemas.openxmlformats.org/officeDocument/2006/relationships" xmlns:w="http://schemas.openxmlformats.org/wordprocessingml/2006/main" xmlns:w14="http://schemas.microsoft.com/office/word/2010/wordml" xmlns:w15="http://schemas.microsoft.com/office/word/2012/wordml" xmlns:w16cex="http://schemas.microsoft.com/office/word/2018/wordml/cex" xmlns:w16cid="http://schemas.microsoft.com/office/word/2016/wordml/cid" xmlns:w16="http://schemas.microsoft.com/office/word/2018/wordml" xmlns:w16sdtdh="http://schemas.microsoft.com/office/word/2020/wordml/sdtdatahash" xmlns:w16se="http://schemas.microsoft.com/office/word/2015/wordml/symex" mc:Ignorable="w14 w15 w16se w16cid w16 w16cex w16sdtdh">
+<w:styles xmlns:w="http://schemas.openxmlformats.org/wordprocessingml/2006/main" xmlns:w14="http://schemas.microsoft.com/office/word/2010/wordml" xmlns:mc="http://schemas.openxmlformats.org/markup-compatibility/2006" mc:Ignorable="w14">
   <w:docDefaults>
     <w:rPrDefault>
       <w:rPr>
-        <w:rFonts w:asciiTheme="minorHAnsi" w:eastAsiaTheme="minorHAnsi" w:hAnsiTheme="minorHAnsi" w:cstheme="minorBidi"/>
+        <w:rFonts w:ascii="Calibri" w:hAnsi="Calibri" w:eastAsia="Calibri" w:cs="" w:asciiTheme="minorHAnsi" w:cstheme="minorBidi" w:eastAsiaTheme="minorHAnsi" w:hAnsiTheme="minorHAnsi"/>
         <w:sz w:val="22"/>
         <w:szCs w:val="22"/>
         <w:lang w:val="en-US" w:eastAsia="en-US" w:bidi="ar-SA"/>
@@ -8448,23 +7647,21 @@
     </w:rPrDefault>
     <w:pPrDefault>
       <w:pPr>
-        <w:widowControl w:val="0"/>
-        <w:autoSpaceDE w:val="0"/>
-        <w:autoSpaceDN w:val="0"/>
+        <w:suppressAutoHyphens w:val="true"/>
       </w:pPr>
     </w:pPrDefault>
   </w:docDefaults>
   <w:latentStyles w:defLockedState="0" w:defUIPriority="99" w:defSemiHidden="0" w:defUnhideWhenUsed="0" w:defQFormat="0" w:count="376">
     <w:lsdException w:name="Normal" w:uiPriority="0" w:qFormat="1"/>
     <w:lsdException w:name="heading 1" w:uiPriority="9" w:qFormat="1"/>
-    <w:lsdException w:name="heading 2" w:semiHidden="1" w:uiPriority="9" w:unhideWhenUsed="1" w:qFormat="1"/>
-    <w:lsdException w:name="heading 3" w:semiHidden="1" w:uiPriority="9" w:unhideWhenUsed="1" w:qFormat="1"/>
-    <w:lsdException w:name="heading 4" w:semiHidden="1" w:uiPriority="9" w:unhideWhenUsed="1" w:qFormat="1"/>
-    <w:lsdException w:name="heading 5" w:semiHidden="1" w:uiPriority="9" w:unhideWhenUsed="1" w:qFormat="1"/>
-    <w:lsdException w:name="heading 6" w:semiHidden="1" w:uiPriority="9" w:unhideWhenUsed="1" w:qFormat="1"/>
-    <w:lsdException w:name="heading 7" w:semiHidden="1" w:uiPriority="9" w:unhideWhenUsed="1" w:qFormat="1"/>
-    <w:lsdException w:name="heading 8" w:semiHidden="1" w:uiPriority="9" w:unhideWhenUsed="1" w:qFormat="1"/>
-    <w:lsdException w:name="heading 9" w:semiHidden="1" w:uiPriority="9" w:unhideWhenUsed="1" w:qFormat="1"/>
+    <w:lsdException w:name="heading 2" w:uiPriority="9" w:semiHidden="1" w:unhideWhenUsed="1" w:qFormat="1"/>
+    <w:lsdException w:name="heading 3" w:uiPriority="9" w:semiHidden="1" w:unhideWhenUsed="1" w:qFormat="1"/>
+    <w:lsdException w:name="heading 4" w:uiPriority="9" w:semiHidden="1" w:unhideWhenUsed="1" w:qFormat="1"/>
+    <w:lsdException w:name="heading 5" w:uiPriority="9" w:semiHidden="1" w:unhideWhenUsed="1" w:qFormat="1"/>
+    <w:lsdException w:name="heading 6" w:uiPriority="9" w:semiHidden="1" w:unhideWhenUsed="1" w:qFormat="1"/>
+    <w:lsdException w:name="heading 7" w:uiPriority="9" w:semiHidden="1" w:unhideWhenUsed="1" w:qFormat="1"/>
+    <w:lsdException w:name="heading 8" w:uiPriority="9" w:semiHidden="1" w:unhideWhenUsed="1" w:qFormat="1"/>
+    <w:lsdException w:name="heading 9" w:uiPriority="9" w:semiHidden="1" w:unhideWhenUsed="1" w:qFormat="1"/>
     <w:lsdException w:name="index 1" w:semiHidden="1" w:unhideWhenUsed="1"/>
     <w:lsdException w:name="index 2" w:semiHidden="1" w:unhideWhenUsed="1"/>
     <w:lsdException w:name="index 3" w:semiHidden="1" w:unhideWhenUsed="1"/>
@@ -8474,22 +7671,22 @@
     <w:lsdException w:name="index 7" w:semiHidden="1" w:unhideWhenUsed="1"/>
     <w:lsdException w:name="index 8" w:semiHidden="1" w:unhideWhenUsed="1"/>
     <w:lsdException w:name="index 9" w:semiHidden="1" w:unhideWhenUsed="1"/>
-    <w:lsdException w:name="toc 1" w:semiHidden="1" w:uiPriority="39" w:unhideWhenUsed="1"/>
-    <w:lsdException w:name="toc 2" w:semiHidden="1" w:uiPriority="39" w:unhideWhenUsed="1"/>
-    <w:lsdException w:name="toc 3" w:semiHidden="1" w:uiPriority="39" w:unhideWhenUsed="1"/>
-    <w:lsdException w:name="toc 4" w:semiHidden="1" w:uiPriority="39" w:unhideWhenUsed="1"/>
-    <w:lsdException w:name="toc 5" w:semiHidden="1" w:uiPriority="39" w:unhideWhenUsed="1"/>
-    <w:lsdException w:name="toc 6" w:semiHidden="1" w:uiPriority="39" w:unhideWhenUsed="1"/>
-    <w:lsdException w:name="toc 7" w:semiHidden="1" w:uiPriority="39" w:unhideWhenUsed="1"/>
-    <w:lsdException w:name="toc 8" w:semiHidden="1" w:uiPriority="39" w:unhideWhenUsed="1"/>
-    <w:lsdException w:name="toc 9" w:semiHidden="1" w:uiPriority="39" w:unhideWhenUsed="1"/>
+    <w:lsdException w:name="toc 1" w:uiPriority="39" w:semiHidden="1" w:unhideWhenUsed="1"/>
+    <w:lsdException w:name="toc 2" w:uiPriority="39" w:semiHidden="1" w:unhideWhenUsed="1"/>
+    <w:lsdException w:name="toc 3" w:uiPriority="39" w:semiHidden="1" w:unhideWhenUsed="1"/>
+    <w:lsdException w:name="toc 4" w:uiPriority="39" w:semiHidden="1" w:unhideWhenUsed="1"/>
+    <w:lsdException w:name="toc 5" w:uiPriority="39" w:semiHidden="1" w:unhideWhenUsed="1"/>
+    <w:lsdException w:name="toc 6" w:uiPriority="39" w:semiHidden="1" w:unhideWhenUsed="1"/>
+    <w:lsdException w:name="toc 7" w:uiPriority="39" w:semiHidden="1" w:unhideWhenUsed="1"/>
+    <w:lsdException w:name="toc 8" w:uiPriority="39" w:semiHidden="1" w:unhideWhenUsed="1"/>
+    <w:lsdException w:name="toc 9" w:uiPriority="39" w:semiHidden="1" w:unhideWhenUsed="1"/>
     <w:lsdException w:name="Normal Indent" w:semiHidden="1" w:unhideWhenUsed="1"/>
     <w:lsdException w:name="footnote text" w:semiHidden="1" w:unhideWhenUsed="1"/>
     <w:lsdException w:name="annotation text" w:semiHidden="1" w:unhideWhenUsed="1"/>
     <w:lsdException w:name="header" w:semiHidden="1" w:unhideWhenUsed="1"/>
     <w:lsdException w:name="footer" w:semiHidden="1" w:unhideWhenUsed="1"/>
     <w:lsdException w:name="index heading" w:semiHidden="1" w:unhideWhenUsed="1"/>
-    <w:lsdException w:name="caption" w:semiHidden="1" w:uiPriority="35" w:unhideWhenUsed="1" w:qFormat="1"/>
+    <w:lsdException w:name="caption" w:uiPriority="35" w:semiHidden="1" w:unhideWhenUsed="1" w:qFormat="1"/>
     <w:lsdException w:name="table of figures" w:semiHidden="1" w:unhideWhenUsed="1"/>
     <w:lsdException w:name="envelope address" w:semiHidden="1" w:unhideWhenUsed="1"/>
     <w:lsdException w:name="envelope return" w:semiHidden="1" w:unhideWhenUsed="1"/>
@@ -8520,7 +7717,7 @@
     <w:lsdException w:name="Title" w:uiPriority="10" w:qFormat="1"/>
     <w:lsdException w:name="Closing" w:semiHidden="1" w:unhideWhenUsed="1"/>
     <w:lsdException w:name="Signature" w:semiHidden="1" w:unhideWhenUsed="1"/>
-    <w:lsdException w:name="Default Paragraph Font" w:semiHidden="1" w:uiPriority="1" w:unhideWhenUsed="1"/>
+    <w:lsdException w:name="Default Paragraph Font" w:uiPriority="1" w:semiHidden="1" w:unhideWhenUsed="1"/>
     <w:lsdException w:name="Body Text" w:semiHidden="1" w:unhideWhenUsed="1"/>
     <w:lsdException w:name="Body Text Indent" w:semiHidden="1" w:unhideWhenUsed="1"/>
     <w:lsdException w:name="List Continue" w:semiHidden="1" w:unhideWhenUsed="1"/>
@@ -8720,8 +7917,8 @@
     <w:lsdException w:name="Subtle Reference" w:uiPriority="31" w:qFormat="1"/>
     <w:lsdException w:name="Intense Reference" w:uiPriority="32" w:qFormat="1"/>
     <w:lsdException w:name="Book Title" w:uiPriority="33" w:qFormat="1"/>
-    <w:lsdException w:name="Bibliography" w:semiHidden="1" w:uiPriority="37" w:unhideWhenUsed="1"/>
-    <w:lsdException w:name="TOC Heading" w:semiHidden="1" w:uiPriority="39" w:unhideWhenUsed="1" w:qFormat="1"/>
+    <w:lsdException w:name="Bibliography" w:uiPriority="37" w:semiHidden="1" w:unhideWhenUsed="1"/>
+    <w:lsdException w:name="TOC Heading" w:uiPriority="39" w:semiHidden="1" w:unhideWhenUsed="1" w:qFormat="1"/>
     <w:lsdException w:name="Plain Table 1" w:uiPriority="41"/>
     <w:lsdException w:name="Plain Table 2" w:uiPriority="42"/>
     <w:lsdException w:name="Plain Table 3" w:uiPriority="43"/>
@@ -8832,24 +8029,35 @@
     <w:lsdException w:name="Unresolved Mention" w:semiHidden="1" w:unhideWhenUsed="1"/>
     <w:lsdException w:name="Smart Link" w:semiHidden="1" w:unhideWhenUsed="1"/>
   </w:latentStyles>
-  <w:style w:type="paragraph" w:default="1" w:styleId="Normal">
+  <w:style w:type="paragraph" w:styleId="Normal" w:default="1">
     <w:name w:val="Normal"/>
     <w:qFormat/>
+    <w:pPr>
+      <w:widowControl w:val="false"/>
+      <w:bidi w:val="0"/>
+      <w:spacing w:before="0" w:after="0"/>
+      <w:jc w:val="left"/>
+    </w:pPr>
     <w:rPr>
-      <w:rFonts w:ascii="Cambria" w:eastAsia="Cambria" w:hAnsi="Cambria" w:cs="Cambria"/>
+      <w:rFonts w:ascii="Cambria" w:hAnsi="Cambria" w:eastAsia="Cambria" w:cs="Cambria"/>
+      <w:color w:val="auto"/>
+      <w:kern w:val="0"/>
+      <w:sz w:val="22"/>
+      <w:szCs w:val="22"/>
+      <w:lang w:val="en-US" w:eastAsia="en-US" w:bidi="ar-SA"/>
     </w:rPr>
   </w:style>
   <w:style w:type="paragraph" w:styleId="Heading1">
-    <w:name w:val="heading 1"/>
+    <w:name w:val="Heading 1"/>
     <w:basedOn w:val="Normal"/>
     <w:uiPriority w:val="9"/>
     <w:qFormat/>
     <w:pPr>
-      <w:ind w:left="172"/>
+      <w:ind w:left="172" w:hanging="0"/>
       <w:outlineLvl w:val="0"/>
     </w:pPr>
     <w:rPr>
-      <w:rFonts w:ascii="Calibri" w:eastAsia="Calibri" w:hAnsi="Calibri" w:cs="Calibri"/>
+      <w:rFonts w:ascii="Calibri" w:hAnsi="Calibri" w:eastAsia="Calibri" w:cs="Calibri"/>
       <w:b/>
       <w:bCs/>
       <w:sz w:val="32"/>
@@ -8857,18 +8065,18 @@
     </w:rPr>
   </w:style>
   <w:style w:type="paragraph" w:styleId="Heading2">
-    <w:name w:val="heading 2"/>
+    <w:name w:val="Heading 2"/>
     <w:basedOn w:val="Normal"/>
     <w:uiPriority w:val="9"/>
     <w:unhideWhenUsed/>
     <w:qFormat/>
     <w:pPr>
-      <w:spacing w:before="193"/>
-      <w:ind w:left="172"/>
+      <w:spacing w:before="193" w:after="0"/>
+      <w:ind w:left="172" w:hanging="0"/>
       <w:outlineLvl w:val="1"/>
     </w:pPr>
     <w:rPr>
-      <w:rFonts w:ascii="Calibri" w:eastAsia="Calibri" w:hAnsi="Calibri" w:cs="Calibri"/>
+      <w:rFonts w:ascii="Calibri" w:hAnsi="Calibri" w:eastAsia="Calibri" w:cs="Calibri"/>
       <w:b/>
       <w:bCs/>
       <w:sz w:val="28"/>
@@ -8876,7 +8084,7 @@
     </w:rPr>
   </w:style>
   <w:style w:type="paragraph" w:styleId="Heading3">
-    <w:name w:val="heading 3"/>
+    <w:name w:val="Heading 3"/>
     <w:basedOn w:val="Normal"/>
     <w:uiPriority w:val="9"/>
     <w:unhideWhenUsed/>
@@ -8892,41 +8100,73 @@
       <w:szCs w:val="24"/>
     </w:rPr>
   </w:style>
-  <w:style w:type="character" w:default="1" w:styleId="DefaultParagraphFont">
+  <w:style w:type="character" w:styleId="DefaultParagraphFont" w:default="1">
     <w:name w:val="Default Paragraph Font"/>
     <w:uiPriority w:val="1"/>
     <w:semiHidden/>
     <w:unhideWhenUsed/>
+    <w:qFormat/>
+    <w:rPr/>
   </w:style>
-  <w:style w:type="table" w:default="1" w:styleId="TableNormal">
-    <w:name w:val="Normal Table"/>
-    <w:uiPriority w:val="99"/>
-    <w:semiHidden/>
-    <w:unhideWhenUsed/>
-    <w:tblPr>
-      <w:tblInd w:w="0" w:type="dxa"/>
-      <w:tblCellMar>
-        <w:top w:w="0" w:type="dxa"/>
-        <w:left w:w="108" w:type="dxa"/>
-        <w:bottom w:w="0" w:type="dxa"/>
-        <w:right w:w="108" w:type="dxa"/>
-      </w:tblCellMar>
-    </w:tblPr>
+  <w:style w:type="paragraph" w:styleId="Heading">
+    <w:name w:val="Heading"/>
+    <w:basedOn w:val="Normal"/>
+    <w:next w:val="TextBody"/>
+    <w:qFormat/>
+    <w:pPr>
+      <w:keepNext w:val="true"/>
+      <w:spacing w:before="240" w:after="120"/>
+    </w:pPr>
+    <w:rPr>
+      <w:rFonts w:ascii="Liberation Sans" w:hAnsi="Liberation Sans" w:eastAsia="Noto Sans CJK SC" w:cs="Lohit Devanagari"/>
+      <w:sz w:val="28"/>
+      <w:szCs w:val="28"/>
+    </w:rPr>
   </w:style>
-  <w:style w:type="numbering" w:default="1" w:styleId="NoList">
-    <w:name w:val="No List"/>
-    <w:uiPriority w:val="99"/>
-    <w:semiHidden/>
-    <w:unhideWhenUsed/>
-  </w:style>
-  <w:style w:type="paragraph" w:styleId="BodyText">
+  <w:style w:type="paragraph" w:styleId="TextBody">
     <w:name w:val="Body Text"/>
     <w:basedOn w:val="Normal"/>
     <w:uiPriority w:val="1"/>
     <w:qFormat/>
+    <w:pPr/>
     <w:rPr>
       <w:sz w:val="24"/>
       <w:szCs w:val="24"/>
+    </w:rPr>
+  </w:style>
+  <w:style w:type="paragraph" w:styleId="List">
+    <w:name w:val="List"/>
+    <w:basedOn w:val="TextBody"/>
+    <w:pPr/>
+    <w:rPr>
+      <w:rFonts w:cs="Lohit Devanagari"/>
+    </w:rPr>
+  </w:style>
+  <w:style w:type="paragraph" w:styleId="Caption">
+    <w:name w:val="Caption"/>
+    <w:basedOn w:val="Normal"/>
+    <w:qFormat/>
+    <w:pPr>
+      <w:suppressLineNumbers/>
+      <w:spacing w:before="120" w:after="120"/>
+    </w:pPr>
+    <w:rPr>
+      <w:rFonts w:cs="Lohit Devanagari"/>
+      <w:i/>
+      <w:iCs/>
+      <w:sz w:val="24"/>
+      <w:szCs w:val="24"/>
+    </w:rPr>
+  </w:style>
+  <w:style w:type="paragraph" w:styleId="Index">
+    <w:name w:val="Index"/>
+    <w:basedOn w:val="Normal"/>
+    <w:qFormat/>
+    <w:pPr>
+      <w:suppressLineNumbers/>
+    </w:pPr>
+    <w:rPr>
+      <w:rFonts w:cs="Lohit Devanagari"/>
     </w:rPr>
   </w:style>
   <w:style w:type="paragraph" w:styleId="Title">
@@ -8935,11 +8175,11 @@
     <w:uiPriority w:val="10"/>
     <w:qFormat/>
     <w:pPr>
-      <w:spacing w:before="107"/>
+      <w:spacing w:before="107" w:after="0"/>
       <w:ind w:left="1900" w:right="345" w:hanging="1636"/>
     </w:pPr>
     <w:rPr>
-      <w:rFonts w:ascii="Calibri" w:eastAsia="Calibri" w:hAnsi="Calibri" w:cs="Calibri"/>
+      <w:rFonts w:ascii="Calibri" w:hAnsi="Calibri" w:eastAsia="Calibri" w:cs="Calibri"/>
       <w:b/>
       <w:bCs/>
       <w:i/>
@@ -8954,20 +8194,43 @@
     <w:uiPriority w:val="1"/>
     <w:qFormat/>
     <w:pPr>
-      <w:spacing w:before="35"/>
+      <w:spacing w:before="35" w:after="0"/>
       <w:ind w:left="891" w:right="388" w:hanging="480"/>
       <w:jc w:val="both"/>
     </w:pPr>
+    <w:rPr/>
   </w:style>
-  <w:style w:type="paragraph" w:customStyle="1" w:styleId="TableParagraph">
+  <w:style w:type="paragraph" w:styleId="TableParagraph" w:customStyle="1">
     <w:name w:val="Table Paragraph"/>
     <w:basedOn w:val="Normal"/>
     <w:uiPriority w:val="1"/>
     <w:qFormat/>
     <w:pPr>
-      <w:spacing w:before="41"/>
-      <w:ind w:left="65"/>
+      <w:spacing w:before="41" w:after="0"/>
+      <w:ind w:left="65" w:hanging="0"/>
     </w:pPr>
+    <w:rPr/>
+  </w:style>
+  <w:style w:type="numbering" w:styleId="NoList" w:default="1">
+    <w:name w:val="No List"/>
+    <w:uiPriority w:val="99"/>
+    <w:semiHidden/>
+    <w:unhideWhenUsed/>
+    <w:qFormat/>
+  </w:style>
+  <w:style w:type="table" w:default="1" w:styleId="TableNormal">
+    <w:name w:val="Normal Table"/>
+    <w:uiPriority w:val="99"/>
+    <w:semiHidden/>
+    <w:unhideWhenUsed/>
+    <w:tblPr>
+      <w:tblCellMar>
+        <w:top w:w="0" w:type="dxa"/>
+        <w:left w:w="108" w:type="dxa"/>
+        <w:bottom w:w="0" w:type="dxa"/>
+        <w:right w:w="108" w:type="dxa"/>
+      </w:tblCellMar>
+    </w:tblPr>
   </w:style>
 </w:styles>
 </file>
